--- a/WebContent/docx/甲状腺癌17检测报告-单样本-三峡.docx
+++ b/WebContent/docx/甲状腺癌17检测报告-单样本-三峡.docx
@@ -2357,8 +2357,8 @@
           <w:shd w:val="clear" w:color="auto" w:fill="17365D"/>
         </w:rPr>
       </w:pPr>
-      <w:bookmarkStart w:id="0" w:name="_Toc527112379"/>
-      <w:bookmarkStart w:id="1" w:name="_Toc534637492"/>
+      <w:bookmarkStart w:id="0" w:name="_Toc534637492"/>
+      <w:bookmarkStart w:id="1" w:name="_Toc527112379"/>
       <w:bookmarkStart w:id="2" w:name="_Toc526855031"/>
       <w:r>
         <w:rPr>
@@ -2695,7 +2695,6 @@
             <w:insideH w:val="single" w:color="243F61" w:themeColor="accent1" w:themeShade="7F" w:sz="6" w:space="0"/>
             <w:insideV w:val="single" w:color="243F61" w:themeColor="accent1" w:themeShade="7F" w:sz="6" w:space="0"/>
           </w:tblBorders>
-          <w:shd w:val="clear" w:color="auto" w:fill="auto"/>
           <w:tblCellMar>
             <w:top w:w="0" w:type="dxa"/>
             <w:left w:w="0" w:type="dxa"/>
@@ -2855,69 +2854,6 @@
                 <w:lang w:eastAsia="zh-CN"/>
               </w:rPr>
               <w:t xml:space="preserve"> }}</w:t>
-            </w:r>
-          </w:p>
-        </w:tc>
-      </w:tr>
-      <w:tr>
-        <w:tblPrEx>
-          <w:tblBorders>
-            <w:top w:val="single" w:color="243F61" w:themeColor="accent1" w:themeShade="7F" w:sz="24" w:space="0"/>
-            <w:left w:val="none" w:color="auto" w:sz="0" w:space="0"/>
-            <w:bottom w:val="single" w:color="243F61" w:themeColor="accent1" w:themeShade="7F" w:sz="6" w:space="0"/>
-            <w:right w:val="none" w:color="auto" w:sz="0" w:space="0"/>
-            <w:insideH w:val="single" w:color="243F61" w:themeColor="accent1" w:themeShade="7F" w:sz="6" w:space="0"/>
-            <w:insideV w:val="single" w:color="243F61" w:themeColor="accent1" w:themeShade="7F" w:sz="6" w:space="0"/>
-          </w:tblBorders>
-          <w:tblCellMar>
-            <w:top w:w="0" w:type="dxa"/>
-            <w:left w:w="0" w:type="dxa"/>
-            <w:bottom w:w="0" w:type="dxa"/>
-            <w:right w:w="0" w:type="dxa"/>
-          </w:tblCellMar>
-        </w:tblPrEx>
-        <w:trPr>
-          <w:trHeight w:val="431" w:hRule="atLeast"/>
-          <w:jc w:val="center"/>
-        </w:trPr>
-        <w:tc>
-          <w:tcPr>
-            <w:tcW w:w="9558" w:type="dxa"/>
-            <w:gridSpan w:val="2"/>
-            <w:tcBorders>
-              <w:tl2br w:val="nil"/>
-              <w:tr2bl w:val="nil"/>
-            </w:tcBorders>
-            <w:shd w:val="clear" w:color="auto" w:fill="auto"/>
-            <w:vAlign w:val="center"/>
-          </w:tcPr>
-          <w:p>
-            <w:pPr>
-              <w:pStyle w:val="33"/>
-              <w:spacing w:before="77"/>
-              <w:ind w:left="119" w:leftChars="0" w:right="119" w:rightChars="0"/>
-              <w:jc w:val="left"/>
-              <w:rPr>
-                <w:rFonts w:ascii="Times New Roman" w:hAnsi="Times New Roman" w:eastAsia="微软雅黑" w:cs="Times New Roman"/>
-                <w:b w:val="0"/>
-                <w:bCs w:val="0"/>
-                <w:sz w:val="21"/>
-                <w:szCs w:val="21"/>
-                <w:highlight w:val="none"/>
-                <w:lang w:val="en-US" w:eastAsia="zh-CN" w:bidi="ar-SA"/>
-              </w:rPr>
-            </w:pPr>
-            <w:r>
-              <w:rPr>
-                <w:rFonts w:hint="eastAsia" w:ascii="Times New Roman" w:hAnsi="Times New Roman" w:eastAsia="微软雅黑" w:cs="Times New Roman"/>
-                <w:b w:val="0"/>
-                <w:bCs w:val="0"/>
-                <w:sz w:val="21"/>
-                <w:szCs w:val="21"/>
-                <w:highlight w:val="none"/>
-                <w:lang w:val="en-US" w:eastAsia="zh-CN" w:bidi="ar-SA"/>
-              </w:rPr>
-              <w:t>{%tr if PDInfo != undefined %}</w:t>
             </w:r>
           </w:p>
         </w:tc>
@@ -2946,6 +2882,69 @@
         </w:trPr>
         <w:tc>
           <w:tcPr>
+            <w:tcW w:w="9558" w:type="dxa"/>
+            <w:gridSpan w:val="2"/>
+            <w:tcBorders>
+              <w:tl2br w:val="nil"/>
+              <w:tr2bl w:val="nil"/>
+            </w:tcBorders>
+            <w:shd w:val="clear" w:color="auto" w:fill="auto"/>
+            <w:vAlign w:val="center"/>
+          </w:tcPr>
+          <w:p>
+            <w:pPr>
+              <w:pStyle w:val="33"/>
+              <w:spacing w:before="77"/>
+              <w:ind w:left="119" w:leftChars="0" w:right="119" w:rightChars="0"/>
+              <w:jc w:val="left"/>
+              <w:rPr>
+                <w:rFonts w:ascii="Times New Roman" w:hAnsi="Times New Roman" w:eastAsia="微软雅黑" w:cs="Times New Roman"/>
+                <w:b w:val="0"/>
+                <w:bCs w:val="0"/>
+                <w:sz w:val="21"/>
+                <w:szCs w:val="21"/>
+                <w:highlight w:val="none"/>
+                <w:lang w:val="en-US" w:eastAsia="zh-CN" w:bidi="ar-SA"/>
+              </w:rPr>
+            </w:pPr>
+            <w:r>
+              <w:rPr>
+                <w:rFonts w:hint="eastAsia" w:ascii="Times New Roman" w:hAnsi="Times New Roman" w:eastAsia="微软雅黑" w:cs="Times New Roman"/>
+                <w:b w:val="0"/>
+                <w:bCs w:val="0"/>
+                <w:sz w:val="21"/>
+                <w:szCs w:val="21"/>
+                <w:highlight w:val="none"/>
+                <w:lang w:val="en-US" w:eastAsia="zh-CN" w:bidi="ar-SA"/>
+              </w:rPr>
+              <w:t>{%tr if PDInfo != undefined %}</w:t>
+            </w:r>
+          </w:p>
+        </w:tc>
+      </w:tr>
+      <w:tr>
+        <w:tblPrEx>
+          <w:tblBorders>
+            <w:top w:val="single" w:color="243F61" w:themeColor="accent1" w:themeShade="7F" w:sz="24" w:space="0"/>
+            <w:left w:val="none" w:color="auto" w:sz="0" w:space="0"/>
+            <w:bottom w:val="single" w:color="243F61" w:themeColor="accent1" w:themeShade="7F" w:sz="6" w:space="0"/>
+            <w:right w:val="none" w:color="auto" w:sz="0" w:space="0"/>
+            <w:insideH w:val="single" w:color="243F61" w:themeColor="accent1" w:themeShade="7F" w:sz="6" w:space="0"/>
+            <w:insideV w:val="single" w:color="243F61" w:themeColor="accent1" w:themeShade="7F" w:sz="6" w:space="0"/>
+          </w:tblBorders>
+          <w:tblCellMar>
+            <w:top w:w="0" w:type="dxa"/>
+            <w:left w:w="0" w:type="dxa"/>
+            <w:bottom w:w="0" w:type="dxa"/>
+            <w:right w:w="0" w:type="dxa"/>
+          </w:tblCellMar>
+        </w:tblPrEx>
+        <w:trPr>
+          <w:trHeight w:val="431" w:hRule="atLeast"/>
+          <w:jc w:val="center"/>
+        </w:trPr>
+        <w:tc>
+          <w:tcPr>
             <w:tcW w:w="3876" w:type="dxa"/>
             <w:tcBorders>
               <w:tl2br w:val="nil"/>
@@ -3251,6 +3250,67 @@
                 <w:lang w:eastAsia="zh-CN"/>
               </w:rPr>
               <w:t>.CPS }}</w:t>
+            </w:r>
+          </w:p>
+        </w:tc>
+      </w:tr>
+      <w:tr>
+        <w:tblPrEx>
+          <w:tblBorders>
+            <w:top w:val="single" w:color="243F61" w:themeColor="accent1" w:themeShade="7F" w:sz="24" w:space="0"/>
+            <w:left w:val="none" w:color="auto" w:sz="0" w:space="0"/>
+            <w:bottom w:val="single" w:color="243F61" w:themeColor="accent1" w:themeShade="7F" w:sz="6" w:space="0"/>
+            <w:right w:val="none" w:color="auto" w:sz="0" w:space="0"/>
+            <w:insideH w:val="single" w:color="243F61" w:themeColor="accent1" w:themeShade="7F" w:sz="6" w:space="0"/>
+            <w:insideV w:val="single" w:color="243F61" w:themeColor="accent1" w:themeShade="7F" w:sz="6" w:space="0"/>
+          </w:tblBorders>
+          <w:tblCellMar>
+            <w:top w:w="0" w:type="dxa"/>
+            <w:left w:w="0" w:type="dxa"/>
+            <w:bottom w:w="0" w:type="dxa"/>
+            <w:right w:w="0" w:type="dxa"/>
+          </w:tblCellMar>
+        </w:tblPrEx>
+        <w:trPr>
+          <w:trHeight w:val="431" w:hRule="atLeast"/>
+          <w:jc w:val="center"/>
+        </w:trPr>
+        <w:tc>
+          <w:tcPr>
+            <w:tcW w:w="9558" w:type="dxa"/>
+            <w:gridSpan w:val="2"/>
+            <w:tcBorders>
+              <w:tl2br w:val="nil"/>
+              <w:tr2bl w:val="nil"/>
+            </w:tcBorders>
+            <w:shd w:val="clear" w:color="auto" w:fill="auto"/>
+            <w:vAlign w:val="center"/>
+          </w:tcPr>
+          <w:p>
+            <w:pPr>
+              <w:pStyle w:val="33"/>
+              <w:spacing w:before="77"/>
+              <w:ind w:left="119" w:leftChars="0" w:right="119" w:rightChars="0"/>
+              <w:jc w:val="left"/>
+              <w:rPr>
+                <w:rFonts w:ascii="Times New Roman" w:hAnsi="Times New Roman" w:eastAsia="微软雅黑" w:cs="Times New Roman"/>
+                <w:sz w:val="21"/>
+                <w:szCs w:val="21"/>
+                <w:highlight w:val="none"/>
+                <w:lang w:val="en-US" w:eastAsia="zh-CN" w:bidi="ar-SA"/>
+              </w:rPr>
+            </w:pPr>
+            <w:r>
+              <w:rPr>
+                <w:rFonts w:hint="eastAsia" w:ascii="Times New Roman" w:hAnsi="Times New Roman" w:eastAsia="微软雅黑" w:cs="Times New Roman"/>
+                <w:b w:val="0"/>
+                <w:bCs w:val="0"/>
+                <w:sz w:val="21"/>
+                <w:szCs w:val="21"/>
+                <w:highlight w:val="none"/>
+                <w:lang w:val="en-US" w:eastAsia="zh-CN" w:bidi="ar-SA"/>
+              </w:rPr>
+              <w:t>{%tr endif %}</w:t>
             </w:r>
           </w:p>
         </w:tc>
@@ -3279,67 +3339,6 @@
         </w:trPr>
         <w:tc>
           <w:tcPr>
-            <w:tcW w:w="9558" w:type="dxa"/>
-            <w:gridSpan w:val="2"/>
-            <w:tcBorders>
-              <w:tl2br w:val="nil"/>
-              <w:tr2bl w:val="nil"/>
-            </w:tcBorders>
-            <w:shd w:val="clear" w:color="auto" w:fill="auto"/>
-            <w:vAlign w:val="center"/>
-          </w:tcPr>
-          <w:p>
-            <w:pPr>
-              <w:pStyle w:val="33"/>
-              <w:spacing w:before="77"/>
-              <w:ind w:left="119" w:leftChars="0" w:right="119" w:rightChars="0"/>
-              <w:jc w:val="left"/>
-              <w:rPr>
-                <w:rFonts w:ascii="Times New Roman" w:hAnsi="Times New Roman" w:eastAsia="微软雅黑" w:cs="Times New Roman"/>
-                <w:sz w:val="21"/>
-                <w:szCs w:val="21"/>
-                <w:highlight w:val="none"/>
-                <w:lang w:val="en-US" w:eastAsia="zh-CN" w:bidi="ar-SA"/>
-              </w:rPr>
-            </w:pPr>
-            <w:r>
-              <w:rPr>
-                <w:rFonts w:hint="eastAsia" w:ascii="Times New Roman" w:hAnsi="Times New Roman" w:eastAsia="微软雅黑" w:cs="Times New Roman"/>
-                <w:b w:val="0"/>
-                <w:bCs w:val="0"/>
-                <w:sz w:val="21"/>
-                <w:szCs w:val="21"/>
-                <w:highlight w:val="none"/>
-                <w:lang w:val="en-US" w:eastAsia="zh-CN" w:bidi="ar-SA"/>
-              </w:rPr>
-              <w:t>{%tr endif %}</w:t>
-            </w:r>
-          </w:p>
-        </w:tc>
-      </w:tr>
-      <w:tr>
-        <w:tblPrEx>
-          <w:tblBorders>
-            <w:top w:val="single" w:color="243F61" w:themeColor="accent1" w:themeShade="7F" w:sz="24" w:space="0"/>
-            <w:left w:val="none" w:color="auto" w:sz="0" w:space="0"/>
-            <w:bottom w:val="single" w:color="243F61" w:themeColor="accent1" w:themeShade="7F" w:sz="6" w:space="0"/>
-            <w:right w:val="none" w:color="auto" w:sz="0" w:space="0"/>
-            <w:insideH w:val="single" w:color="243F61" w:themeColor="accent1" w:themeShade="7F" w:sz="6" w:space="0"/>
-            <w:insideV w:val="single" w:color="243F61" w:themeColor="accent1" w:themeShade="7F" w:sz="6" w:space="0"/>
-          </w:tblBorders>
-          <w:tblCellMar>
-            <w:top w:w="0" w:type="dxa"/>
-            <w:left w:w="0" w:type="dxa"/>
-            <w:bottom w:w="0" w:type="dxa"/>
-            <w:right w:w="0" w:type="dxa"/>
-          </w:tblCellMar>
-        </w:tblPrEx>
-        <w:trPr>
-          <w:trHeight w:val="431" w:hRule="atLeast"/>
-          <w:jc w:val="center"/>
-        </w:trPr>
-        <w:tc>
-          <w:tcPr>
             <w:tcW w:w="3876" w:type="dxa"/>
             <w:tcBorders>
               <w:tl2br w:val="nil"/>
@@ -3548,6 +3547,166 @@
         <w:t>本报告只对本次采集样本负责。</w:t>
       </w:r>
     </w:p>
+    <w:tbl>
+      <w:tblPr>
+        <w:tblStyle w:val="20"/>
+        <w:tblpPr w:leftFromText="181" w:rightFromText="181" w:horzAnchor="page" w:tblpXSpec="center" w:tblpYSpec="bottom"/>
+        <w:tblOverlap w:val="never"/>
+        <w:tblW w:w="0" w:type="auto"/>
+        <w:jc w:val="center"/>
+        <w:tblBorders>
+          <w:top w:val="none" w:color="auto" w:sz="0" w:space="0"/>
+          <w:left w:val="none" w:color="auto" w:sz="0" w:space="0"/>
+          <w:bottom w:val="none" w:color="auto" w:sz="0" w:space="0"/>
+          <w:right w:val="none" w:color="auto" w:sz="0" w:space="0"/>
+          <w:insideH w:val="none" w:color="auto" w:sz="0" w:space="0"/>
+          <w:insideV w:val="none" w:color="auto" w:sz="0" w:space="0"/>
+        </w:tblBorders>
+        <w:tblLayout w:type="autofit"/>
+        <w:tblCellMar>
+          <w:top w:w="0" w:type="dxa"/>
+          <w:left w:w="108" w:type="dxa"/>
+          <w:bottom w:w="0" w:type="dxa"/>
+          <w:right w:w="108" w:type="dxa"/>
+        </w:tblCellMar>
+      </w:tblPr>
+      <w:tblGrid>
+        <w:gridCol w:w="3370"/>
+        <w:gridCol w:w="2958"/>
+        <w:gridCol w:w="2962"/>
+      </w:tblGrid>
+      <w:tr>
+        <w:tblPrEx>
+          <w:tblBorders>
+            <w:top w:val="none" w:color="auto" w:sz="0" w:space="0"/>
+            <w:left w:val="none" w:color="auto" w:sz="0" w:space="0"/>
+            <w:bottom w:val="none" w:color="auto" w:sz="0" w:space="0"/>
+            <w:right w:val="none" w:color="auto" w:sz="0" w:space="0"/>
+            <w:insideH w:val="none" w:color="auto" w:sz="0" w:space="0"/>
+            <w:insideV w:val="none" w:color="auto" w:sz="0" w:space="0"/>
+          </w:tblBorders>
+          <w:tblCellMar>
+            <w:top w:w="0" w:type="dxa"/>
+            <w:left w:w="108" w:type="dxa"/>
+            <w:bottom w:w="0" w:type="dxa"/>
+            <w:right w:w="108" w:type="dxa"/>
+          </w:tblCellMar>
+        </w:tblPrEx>
+        <w:trPr>
+          <w:jc w:val="center"/>
+        </w:trPr>
+        <w:tc>
+          <w:tcPr>
+            <w:tcW w:w="3370" w:type="dxa"/>
+          </w:tcPr>
+          <w:p>
+            <w:pPr>
+              <w:jc w:val="both"/>
+              <w:rPr>
+                <w:rFonts w:hint="eastAsia" w:ascii="微软雅黑" w:hAnsi="微软雅黑" w:eastAsia="微软雅黑" w:cs="微软雅黑"/>
+                <w:b/>
+                <w:bCs/>
+                <w:color w:val="244061"/>
+                <w:sz w:val="24"/>
+                <w:szCs w:val="32"/>
+                <w:vertAlign w:val="baseline"/>
+                <w:lang w:val="en-US" w:eastAsia="zh-CN"/>
+              </w:rPr>
+            </w:pPr>
+            <w:r>
+              <w:rPr>
+                <w:rFonts w:hint="eastAsia" w:ascii="微软雅黑" w:hAnsi="微软雅黑" w:eastAsia="微软雅黑" w:cs="微软雅黑"/>
+                <w:b/>
+                <w:bCs/>
+                <w:color w:val="244061"/>
+                <w:sz w:val="24"/>
+                <w:szCs w:val="32"/>
+                <w:lang w:val="en-US" w:eastAsia="zh-CN"/>
+              </w:rPr>
+              <w:t>报告日期：</w:t>
+            </w:r>
+            <w:r>
+              <w:rPr>
+                <w:rFonts w:hint="eastAsia" w:ascii="微软雅黑" w:hAnsi="微软雅黑" w:eastAsia="微软雅黑" w:cs="微软雅黑"/>
+                <w:b w:val="0"/>
+                <w:bCs w:val="0"/>
+                <w:color w:val="auto"/>
+                <w:sz w:val="24"/>
+                <w:szCs w:val="32"/>
+                <w:vertAlign w:val="baseline"/>
+                <w:lang w:val="en-US" w:eastAsia="zh-CN"/>
+              </w:rPr>
+              <w:t>{{ reportdate }}</w:t>
+            </w:r>
+          </w:p>
+        </w:tc>
+        <w:tc>
+          <w:tcPr>
+            <w:tcW w:w="2958" w:type="dxa"/>
+            <w:vAlign w:val="top"/>
+          </w:tcPr>
+          <w:p>
+            <w:pPr>
+              <w:jc w:val="both"/>
+              <w:rPr>
+                <w:rFonts w:hint="eastAsia" w:ascii="微软雅黑" w:hAnsi="微软雅黑" w:eastAsia="微软雅黑" w:cs="微软雅黑"/>
+                <w:b/>
+                <w:bCs/>
+                <w:color w:val="244061"/>
+                <w:sz w:val="24"/>
+                <w:szCs w:val="32"/>
+                <w:vertAlign w:val="baseline"/>
+                <w:lang w:val="en-US" w:eastAsia="zh-CN"/>
+              </w:rPr>
+            </w:pPr>
+            <w:r>
+              <w:rPr>
+                <w:rFonts w:hint="eastAsia" w:ascii="微软雅黑" w:hAnsi="微软雅黑" w:eastAsia="微软雅黑" w:cs="微软雅黑"/>
+                <w:b/>
+                <w:bCs/>
+                <w:color w:val="244061"/>
+                <w:sz w:val="24"/>
+                <w:szCs w:val="32"/>
+                <w:lang w:val="en-US" w:eastAsia="zh-CN"/>
+              </w:rPr>
+              <w:t>检测者：</w:t>
+            </w:r>
+          </w:p>
+        </w:tc>
+        <w:tc>
+          <w:tcPr>
+            <w:tcW w:w="2962" w:type="dxa"/>
+          </w:tcPr>
+          <w:p>
+            <w:pPr>
+              <w:jc w:val="both"/>
+              <w:rPr>
+                <w:rFonts w:hint="eastAsia" w:ascii="微软雅黑" w:hAnsi="微软雅黑" w:eastAsia="微软雅黑" w:cs="微软雅黑"/>
+                <w:b/>
+                <w:bCs/>
+                <w:color w:val="244061"/>
+                <w:sz w:val="24"/>
+                <w:szCs w:val="32"/>
+                <w:vertAlign w:val="baseline"/>
+                <w:lang w:val="en-US" w:eastAsia="zh-CN"/>
+              </w:rPr>
+            </w:pPr>
+            <w:r>
+              <w:rPr>
+                <w:rFonts w:hint="eastAsia" w:ascii="微软雅黑" w:hAnsi="微软雅黑" w:eastAsia="微软雅黑" w:cs="微软雅黑"/>
+                <w:b/>
+                <w:bCs/>
+                <w:color w:val="244061"/>
+                <w:sz w:val="24"/>
+                <w:szCs w:val="32"/>
+                <w:lang w:val="en-US" w:eastAsia="zh-CN"/>
+              </w:rPr>
+              <w:t>审核者：</w:t>
+            </w:r>
+          </w:p>
+        </w:tc>
+      </w:tr>
+    </w:tbl>
     <w:p>
       <w:pPr>
         <w:rPr>
@@ -3560,6 +3719,20 @@
           <w:lang w:eastAsia="zh-CN"/>
         </w:rPr>
       </w:pPr>
+      <w:bookmarkStart w:id="52" w:name="_GoBack"/>
+      <w:bookmarkEnd w:id="52"/>
+      <w:r>
+        <w:rPr>
+          <w:rFonts w:hint="eastAsia" w:ascii="微软雅黑" w:hAnsi="微软雅黑" w:eastAsia="微软雅黑" w:cs="微软雅黑"/>
+          <w:b/>
+          <w:bCs/>
+          <w:color w:val="00B050"/>
+          <w:sz w:val="21"/>
+          <w:szCs w:val="21"/>
+          <w:lang w:eastAsia="zh-CN"/>
+        </w:rPr>
+        <w:br w:type="page"/>
+      </w:r>
     </w:p>
     <w:p>
       <w:pPr>
@@ -3574,12 +3747,12 @@
           <w:lang w:val="en-US" w:eastAsia="zh-CN" w:bidi="ar-SA"/>
         </w:rPr>
       </w:pPr>
-      <w:bookmarkStart w:id="4" w:name="_Toc20136_WPSOffice_Level1"/>
+      <w:bookmarkStart w:id="4" w:name="_Toc22132"/>
       <w:bookmarkStart w:id="5" w:name="_Toc2819"/>
-      <w:bookmarkStart w:id="6" w:name="_Toc2781"/>
-      <w:bookmarkStart w:id="7" w:name="_Toc499"/>
+      <w:bookmarkStart w:id="6" w:name="_Toc499"/>
+      <w:bookmarkStart w:id="7" w:name="_Toc2781"/>
       <w:bookmarkStart w:id="8" w:name="_Toc19898_WPSOffice_Level1"/>
-      <w:bookmarkStart w:id="9" w:name="_Toc22132"/>
+      <w:bookmarkStart w:id="9" w:name="_Toc20136_WPSOffice_Level1"/>
       <w:r>
         <w:rPr>
           <w:rFonts w:hint="eastAsia" w:ascii="Times New Roman" w:hAnsi="Times New Roman" w:eastAsia="微软雅黑" w:cs="黑体"/>
@@ -3616,8 +3789,8 @@
         </w:rPr>
       </w:pPr>
       <w:bookmarkStart w:id="10" w:name="_Toc9088"/>
-      <w:bookmarkStart w:id="11" w:name="_Toc3049"/>
-      <w:bookmarkStart w:id="12" w:name="_Toc23375"/>
+      <w:bookmarkStart w:id="11" w:name="_Toc23375"/>
+      <w:bookmarkStart w:id="12" w:name="_Toc3049"/>
       <w:bookmarkStart w:id="13" w:name="_Toc18062_WPSOffice_Level2"/>
       <w:bookmarkStart w:id="14" w:name="_Toc11015_WPSOffice_Level2"/>
       <w:bookmarkStart w:id="15" w:name="_Toc10877"/>
@@ -3855,8 +4028,6 @@
                 <w:lang w:eastAsia="zh-CN" w:bidi="ar"/>
               </w:rPr>
             </w:pPr>
-            <w:bookmarkStart w:id="52" w:name="_GoBack"/>
-            <w:bookmarkEnd w:id="52"/>
             <w:r>
               <w:rPr>
                 <w:rFonts w:ascii="Times New Roman" w:hAnsi="Times New Roman" w:eastAsia="微软雅黑" w:cs="Times New Roman"/>
@@ -9162,12 +9333,12 @@
           <w:lang w:val="en-US" w:eastAsia="zh-CN"/>
         </w:rPr>
       </w:pPr>
-      <w:bookmarkStart w:id="16" w:name="_Toc6221_WPSOffice_Level2"/>
-      <w:bookmarkStart w:id="17" w:name="_Toc20320"/>
-      <w:bookmarkStart w:id="18" w:name="_Toc7551_WPSOffice_Level2"/>
-      <w:bookmarkStart w:id="19" w:name="_Toc25737"/>
-      <w:bookmarkStart w:id="20" w:name="_Toc22552"/>
-      <w:bookmarkStart w:id="21" w:name="_Toc4339"/>
+      <w:bookmarkStart w:id="16" w:name="_Toc22552"/>
+      <w:bookmarkStart w:id="17" w:name="_Toc4339"/>
+      <w:bookmarkStart w:id="18" w:name="_Toc25737"/>
+      <w:bookmarkStart w:id="19" w:name="_Toc7551_WPSOffice_Level2"/>
+      <w:bookmarkStart w:id="20" w:name="_Toc6221_WPSOffice_Level2"/>
+      <w:bookmarkStart w:id="21" w:name="_Toc20320"/>
       <w:r>
         <w:rPr>
           <w:rFonts w:hint="eastAsia" w:ascii="微软雅黑" w:hAnsi="微软雅黑" w:eastAsia="微软雅黑" w:cs="微软雅黑"/>
@@ -10140,6 +10311,12 @@
             <w:insideH w:val="dashed" w:color="244061" w:sz="4" w:space="0"/>
             <w:insideV w:val="dashed" w:color="244061" w:sz="4" w:space="0"/>
           </w:tblBorders>
+          <w:tblCellMar>
+            <w:top w:w="0" w:type="dxa"/>
+            <w:left w:w="0" w:type="dxa"/>
+            <w:bottom w:w="0" w:type="dxa"/>
+            <w:right w:w="0" w:type="dxa"/>
+          </w:tblCellMar>
         </w:tblPrEx>
         <w:trPr>
           <w:cantSplit/>
@@ -10287,8 +10464,8 @@
           <w:lang w:val="en-US" w:eastAsia="zh-CN"/>
         </w:rPr>
       </w:pPr>
-      <w:bookmarkStart w:id="23" w:name="_Toc20034"/>
-      <w:bookmarkStart w:id="24" w:name="_Toc10223"/>
+      <w:bookmarkStart w:id="23" w:name="_Toc10223"/>
+      <w:bookmarkStart w:id="24" w:name="_Toc20034"/>
       <w:bookmarkStart w:id="25" w:name="_Toc9387"/>
       <w:bookmarkStart w:id="26" w:name="_Toc106719764"/>
       <w:r>
@@ -10813,6 +10990,7 @@
             <w:insideH w:val="dashed" w:color="244061" w:sz="4" w:space="0"/>
             <w:insideV w:val="dashed" w:color="244061" w:sz="4" w:space="0"/>
           </w:tblBorders>
+          <w:shd w:val="clear" w:color="auto" w:fill="auto"/>
           <w:tblCellMar>
             <w:top w:w="0" w:type="dxa"/>
             <w:left w:w="108" w:type="dxa"/>
@@ -11234,6 +11412,7 @@
             <w:insideH w:val="dashed" w:color="244061" w:sz="4" w:space="0"/>
             <w:insideV w:val="dashed" w:color="244061" w:sz="4" w:space="0"/>
           </w:tblBorders>
+          <w:shd w:val="clear" w:color="auto" w:fill="auto"/>
           <w:tblCellMar>
             <w:top w:w="0" w:type="dxa"/>
             <w:left w:w="108" w:type="dxa"/>
@@ -12759,6 +12938,12 @@
             <w:insideH w:val="dashed" w:color="244061" w:sz="4" w:space="0"/>
             <w:insideV w:val="dashed" w:color="244061" w:sz="4" w:space="0"/>
           </w:tblBorders>
+          <w:tblCellMar>
+            <w:top w:w="0" w:type="dxa"/>
+            <w:left w:w="0" w:type="dxa"/>
+            <w:bottom w:w="0" w:type="dxa"/>
+            <w:right w:w="0" w:type="dxa"/>
+          </w:tblCellMar>
         </w:tblPrEx>
         <w:trPr>
           <w:trHeight w:val="435" w:hRule="atLeast"/>
@@ -13439,8 +13624,8 @@
       </w:pPr>
       <w:bookmarkStart w:id="27" w:name="_Toc526855037"/>
       <w:bookmarkStart w:id="28" w:name="_Toc527112385"/>
-      <w:bookmarkStart w:id="29" w:name="_Toc25428"/>
-      <w:bookmarkStart w:id="30" w:name="_Toc534637498"/>
+      <w:bookmarkStart w:id="29" w:name="_Toc534637498"/>
+      <w:bookmarkStart w:id="30" w:name="_Toc25428"/>
       <w:r>
         <w:rPr>
           <w:rFonts w:hint="eastAsia" w:ascii="微软雅黑" w:hAnsi="微软雅黑" w:eastAsia="微软雅黑" w:cs="微软雅黑"/>
@@ -13497,10 +13682,10 @@
         </w:rPr>
       </w:pPr>
       <w:bookmarkStart w:id="31" w:name="_Toc23606"/>
-      <w:bookmarkStart w:id="32" w:name="_Toc6468"/>
-      <w:bookmarkStart w:id="33" w:name="_Toc4331_WPSOffice_Level2"/>
-      <w:bookmarkStart w:id="34" w:name="_Toc22255"/>
-      <w:bookmarkStart w:id="35" w:name="_Toc32443_WPSOffice_Level2"/>
+      <w:bookmarkStart w:id="32" w:name="_Toc22255"/>
+      <w:bookmarkStart w:id="33" w:name="_Toc32443_WPSOffice_Level2"/>
+      <w:bookmarkStart w:id="34" w:name="_Toc4331_WPSOffice_Level2"/>
+      <w:bookmarkStart w:id="35" w:name="_Toc6468"/>
       <w:r>
         <w:rPr>
           <w:rFonts w:hint="eastAsia" w:ascii="微软雅黑" w:hAnsi="微软雅黑" w:eastAsia="微软雅黑" w:cs="微软雅黑"/>
@@ -13657,9 +13842,9 @@
           </w14:textFill>
         </w:rPr>
       </w:pPr>
-      <w:bookmarkStart w:id="36" w:name="_Toc15289_WPSOffice_Level3"/>
-      <w:bookmarkStart w:id="37" w:name="_Toc6931_WPSOffice_Level3"/>
-      <w:bookmarkStart w:id="38" w:name="_Toc18091_WPSOffice_Level3"/>
+      <w:bookmarkStart w:id="36" w:name="_Toc18091_WPSOffice_Level3"/>
+      <w:bookmarkStart w:id="37" w:name="_Toc15289_WPSOffice_Level3"/>
+      <w:bookmarkStart w:id="38" w:name="_Toc6931_WPSOffice_Level3"/>
       <w:r>
         <w:rPr>
           <w:rFonts w:hint="eastAsia" w:ascii="Times New Roman" w:hAnsi="Times New Roman" w:eastAsia="微软雅黑" w:cs="Times New Roman"/>
@@ -15724,6 +15909,12 @@
             <w:insideH w:val="dotted" w:color="45A3A7" w:sz="4" w:space="0"/>
             <w:insideV w:val="dotted" w:color="45A3A7" w:sz="4" w:space="0"/>
           </w:tblBorders>
+          <w:tblCellMar>
+            <w:top w:w="0" w:type="dxa"/>
+            <w:left w:w="108" w:type="dxa"/>
+            <w:bottom w:w="0" w:type="dxa"/>
+            <w:right w:w="108" w:type="dxa"/>
+          </w:tblCellMar>
         </w:tblPrEx>
         <w:trPr>
           <w:trHeight w:val="417" w:hRule="atLeast"/>
@@ -20605,9 +20796,9 @@
           <w:lang w:eastAsia="zh-CN"/>
         </w:rPr>
       </w:pPr>
-      <w:bookmarkStart w:id="39" w:name="_Toc9494"/>
+      <w:bookmarkStart w:id="39" w:name="_Toc9080"/>
       <w:bookmarkStart w:id="40" w:name="_Toc11393"/>
-      <w:bookmarkStart w:id="41" w:name="_Toc9080"/>
+      <w:bookmarkStart w:id="41" w:name="_Toc9494"/>
       <w:r>
         <w:rPr>
           <w:rFonts w:hint="eastAsia" w:ascii="Times New Roman" w:hAnsi="Times New Roman" w:eastAsia="微软雅黑" w:cs="Times New Roman"/>
@@ -20736,12 +20927,6 @@
             <w:insideH w:val="dashed" w:color="244061" w:sz="4" w:space="0"/>
             <w:insideV w:val="dashed" w:color="244061" w:sz="4" w:space="0"/>
           </w:tblBorders>
-          <w:tblCellMar>
-            <w:top w:w="0" w:type="dxa"/>
-            <w:left w:w="108" w:type="dxa"/>
-            <w:bottom w:w="0" w:type="dxa"/>
-            <w:right w:w="108" w:type="dxa"/>
-          </w:tblCellMar>
         </w:tblPrEx>
         <w:trPr>
           <w:trHeight w:val="417" w:hRule="atLeast"/>
@@ -23660,13 +23845,13 @@
           <w:lang w:val="en-US" w:eastAsia="zh-CN"/>
         </w:rPr>
       </w:pPr>
-      <w:bookmarkStart w:id="45" w:name="_Toc22484_WPSOffice_Level1"/>
-      <w:bookmarkStart w:id="46" w:name="_Toc16368_WPSOffice_Level1"/>
-      <w:bookmarkStart w:id="47" w:name="_Toc19099"/>
-      <w:bookmarkStart w:id="48" w:name="_Toc7549"/>
-      <w:bookmarkStart w:id="49" w:name="_Toc30533"/>
-      <w:bookmarkStart w:id="50" w:name="_Toc28910_WPSOffice_Level1"/>
-      <w:bookmarkStart w:id="51" w:name="_Toc22458"/>
+      <w:bookmarkStart w:id="45" w:name="_Toc16368_WPSOffice_Level1"/>
+      <w:bookmarkStart w:id="46" w:name="_Toc30533"/>
+      <w:bookmarkStart w:id="47" w:name="_Toc7549"/>
+      <w:bookmarkStart w:id="48" w:name="_Toc19099"/>
+      <w:bookmarkStart w:id="49" w:name="_Toc22458"/>
+      <w:bookmarkStart w:id="50" w:name="_Toc22484_WPSOffice_Level1"/>
+      <w:bookmarkStart w:id="51" w:name="_Toc28910_WPSOffice_Level1"/>
       <w:r>
         <w:rPr>
           <w:rFonts w:hint="eastAsia" w:ascii="微软雅黑" w:hAnsi="微软雅黑" w:eastAsia="微软雅黑" w:cs="微软雅黑"/>

--- a/WebContent/docx/甲状腺癌17检测报告-单样本-三峡.docx
+++ b/WebContent/docx/甲状腺癌17检测报告-单样本-三峡.docx
@@ -214,7 +214,7 @@
           </w:tcPr>
           <w:p>
             <w:pPr>
-              <w:jc w:val="left"/>
+              <w:jc w:val="center"/>
               <w:rPr>
                 <w:rFonts w:ascii="Times New Roman" w:hAnsi="Times New Roman" w:eastAsia="微软雅黑" w:cs="Times New Roman"/>
                 <w:b/>
@@ -227,7 +227,7 @@
             </w:pPr>
             <w:r>
               <w:rPr>
-                <w:rFonts w:ascii="黑体" w:hAnsi="黑体" w:eastAsia="黑体" w:cs="黑体"/>
+                <w:rFonts w:hint="eastAsia" w:ascii="微软雅黑" w:hAnsi="微软雅黑" w:eastAsia="微软雅黑" w:cs="微软雅黑"/>
                 <w:b/>
                 <w:bCs/>
                 <w:color w:val="254061" w:themeColor="accent1" w:themeShade="80"/>
@@ -238,7 +238,7 @@
             </w:r>
             <w:r>
               <w:rPr>
-                <w:rFonts w:hint="eastAsia" w:ascii="黑体" w:hAnsi="黑体" w:eastAsia="黑体" w:cs="黑体"/>
+                <w:rFonts w:hint="eastAsia" w:ascii="微软雅黑" w:hAnsi="微软雅黑" w:eastAsia="微软雅黑" w:cs="微软雅黑"/>
                 <w:b/>
                 <w:bCs/>
                 <w:color w:val="254061" w:themeColor="accent1" w:themeShade="80"/>
@@ -250,7 +250,7 @@
             </w:r>
             <w:r>
               <w:rPr>
-                <w:rFonts w:ascii="黑体" w:hAnsi="黑体" w:eastAsia="黑体" w:cs="黑体"/>
+                <w:rFonts w:hint="eastAsia" w:ascii="微软雅黑" w:hAnsi="微软雅黑" w:eastAsia="微软雅黑" w:cs="微软雅黑"/>
                 <w:b/>
                 <w:bCs/>
                 <w:color w:val="254061" w:themeColor="accent1" w:themeShade="80"/>
@@ -338,7 +338,7 @@
               <w:bidi w:val="0"/>
               <w:adjustRightInd/>
               <w:snapToGrid/>
-              <w:jc w:val="both"/>
+              <w:jc w:val="center"/>
               <w:textAlignment w:val="auto"/>
               <w:rPr>
                 <w:rFonts w:ascii="Times New Roman" w:hAnsi="Times New Roman" w:eastAsia="微软雅黑" w:cs="Times New Roman"/>
@@ -352,7 +352,7 @@
             </w:pPr>
             <w:r>
               <w:rPr>
-                <w:rFonts w:hint="eastAsia" w:ascii="黑体" w:hAnsi="黑体" w:eastAsia="黑体" w:cs="黑体"/>
+                <w:rFonts w:hint="eastAsia" w:ascii="微软雅黑" w:hAnsi="微软雅黑" w:eastAsia="微软雅黑" w:cs="微软雅黑"/>
                 <w:b/>
                 <w:bCs/>
                 <w:color w:val="254061" w:themeColor="accent1" w:themeShade="80"/>
@@ -360,41 +360,7 @@
                 <w:szCs w:val="32"/>
                 <w:lang w:val="en-US" w:eastAsia="zh-CN"/>
               </w:rPr>
-              <w:t>甲状腺癌17基因检测</w:t>
-            </w:r>
-            <w:r>
-              <w:rPr>
-                <w:rFonts w:ascii="黑体" w:hAnsi="黑体" w:eastAsia="黑体" w:cs="黑体"/>
-                <w:b/>
-                <w:bCs/>
-                <w:color w:val="254061" w:themeColor="accent1" w:themeShade="80"/>
-                <w:sz w:val="32"/>
-                <w:szCs w:val="32"/>
-              </w:rPr>
-              <w:t>报告</w:t>
-            </w:r>
-            <w:r>
-              <w:rPr>
-                <w:rFonts w:hint="eastAsia" w:ascii="黑体" w:hAnsi="黑体" w:eastAsia="黑体" w:cs="黑体"/>
-                <w:b/>
-                <w:bCs/>
-                <w:color w:val="254061" w:themeColor="accent1" w:themeShade="80"/>
-                <w:sz w:val="32"/>
-                <w:szCs w:val="32"/>
-              </w:rPr>
-              <w:t>{% if PDInfo != undefined %}</w:t>
-            </w:r>
-            <w:r>
-              <w:rPr>
-                <w:rFonts w:hint="eastAsia" w:ascii="黑体" w:hAnsi="黑体" w:eastAsia="黑体" w:cs="黑体"/>
-                <w:b/>
-                <w:bCs/>
-                <w:color w:val="254061" w:themeColor="accent1" w:themeShade="80"/>
-                <w:sz w:val="32"/>
-                <w:szCs w:val="32"/>
-                <w:lang w:val="en-US" w:eastAsia="zh-CN"/>
-              </w:rPr>
-              <w:t>（含PD-L1）{% endif %}</w:t>
+              <w:t>分子检测报告单</w:t>
             </w:r>
           </w:p>
         </w:tc>
@@ -413,25 +379,12 @@
         </w:rPr>
       </w:pPr>
     </w:p>
-    <w:p>
-      <w:pPr>
-        <w:jc w:val="both"/>
-        <w:rPr>
-          <w:rFonts w:hint="eastAsia" w:ascii="微软雅黑" w:hAnsi="微软雅黑" w:eastAsia="微软雅黑" w:cs="微软雅黑"/>
-          <w:b/>
-          <w:bCs/>
-          <w:color w:val="1F497D"/>
-          <w:sz w:val="24"/>
-          <w:szCs w:val="24"/>
-        </w:rPr>
-      </w:pPr>
-    </w:p>
     <w:tbl>
       <w:tblPr>
         <w:tblStyle w:val="19"/>
-        <w:tblW w:w="9672" w:type="dxa"/>
+        <w:tblW w:w="0" w:type="auto"/>
         <w:jc w:val="center"/>
-        <w:tblLayout w:type="fixed"/>
+        <w:tblLayout w:type="autofit"/>
         <w:tblCellMar>
           <w:top w:w="0" w:type="dxa"/>
           <w:left w:w="0" w:type="dxa"/>
@@ -440,15 +393,14 @@
         </w:tblCellMar>
       </w:tblPr>
       <w:tblGrid>
-        <w:gridCol w:w="1182"/>
-        <w:gridCol w:w="951"/>
-        <w:gridCol w:w="764"/>
-        <w:gridCol w:w="704"/>
-        <w:gridCol w:w="779"/>
-        <w:gridCol w:w="779"/>
-        <w:gridCol w:w="1334"/>
-        <w:gridCol w:w="1091"/>
-        <w:gridCol w:w="2088"/>
+        <w:gridCol w:w="1177"/>
+        <w:gridCol w:w="1039"/>
+        <w:gridCol w:w="1040"/>
+        <w:gridCol w:w="1037"/>
+        <w:gridCol w:w="1039"/>
+        <w:gridCol w:w="1039"/>
+        <w:gridCol w:w="1030"/>
+        <w:gridCol w:w="2271"/>
       </w:tblGrid>
       <w:tr>
         <w:tblPrEx>
@@ -460,17 +412,17 @@
           </w:tblCellMar>
         </w:tblPrEx>
         <w:trPr>
-          <w:trHeight w:val="402" w:hRule="atLeast"/>
+          <w:trHeight w:val="430" w:hRule="atLeast"/>
           <w:jc w:val="center"/>
         </w:trPr>
         <w:tc>
           <w:tcPr>
-            <w:tcW w:w="1182" w:type="dxa"/>
+            <w:tcW w:w="1323" w:type="dxa"/>
             <w:tcBorders>
-              <w:top w:val="single" w:color="000000" w:sz="8" w:space="0"/>
+              <w:top w:val="single" w:color="auto" w:sz="4" w:space="0"/>
               <w:left w:val="nil"/>
-              <w:bottom w:val="single" w:color="000000" w:sz="8" w:space="0"/>
-              <w:right w:val="single" w:color="000000" w:sz="8" w:space="0"/>
+              <w:bottom w:val="single" w:color="auto" w:sz="4" w:space="0"/>
+              <w:right w:val="single" w:color="auto" w:sz="4" w:space="0"/>
             </w:tcBorders>
             <w:noWrap/>
             <w:tcMar>
@@ -482,24 +434,39 @@
           </w:tcPr>
           <w:p>
             <w:pPr>
+              <w:keepNext w:val="0"/>
+              <w:keepLines w:val="0"/>
+              <w:pageBreakBefore w:val="0"/>
               <w:widowControl/>
+              <w:kinsoku/>
+              <w:wordWrap/>
+              <w:overflowPunct/>
+              <w:topLinePunct w:val="0"/>
+              <w:autoSpaceDE/>
+              <w:autoSpaceDN/>
+              <w:bidi w:val="0"/>
+              <w:adjustRightInd/>
+              <w:snapToGrid/>
+              <w:spacing w:beforeAutospacing="0" w:afterAutospacing="0" w:line="240" w:lineRule="auto"/>
               <w:jc w:val="center"/>
               <w:textAlignment w:val="center"/>
               <w:rPr>
+                <w:rFonts w:hint="eastAsia" w:ascii="微软雅黑" w:hAnsi="微软雅黑" w:eastAsia="微软雅黑" w:cs="微软雅黑"/>
                 <w:b/>
                 <w:color w:val="000000"/>
                 <w:sz w:val="21"/>
                 <w:szCs w:val="21"/>
-                <w:lang w:bidi="ar"/>
-              </w:rPr>
-            </w:pPr>
-            <w:r>
-              <w:rPr>
+                <w:lang w:val="en-US" w:eastAsia="zh-CN" w:bidi="ar"/>
+              </w:rPr>
+            </w:pPr>
+            <w:r>
+              <w:rPr>
+                <w:rFonts w:hint="eastAsia" w:ascii="微软雅黑" w:hAnsi="微软雅黑" w:eastAsia="微软雅黑" w:cs="微软雅黑"/>
                 <w:b/>
                 <w:color w:val="000000"/>
                 <w:sz w:val="21"/>
                 <w:szCs w:val="21"/>
-                <w:lang w:bidi="ar"/>
+                <w:lang w:val="en-US" w:eastAsia="zh-CN" w:bidi="ar"/>
               </w:rPr>
               <w:t>姓名</w:t>
             </w:r>
@@ -507,12 +474,12 @@
         </w:tc>
         <w:tc>
           <w:tcPr>
-            <w:tcW w:w="951" w:type="dxa"/>
+            <w:tcW w:w="1191" w:type="dxa"/>
             <w:tcBorders>
-              <w:top w:val="single" w:color="000000" w:sz="8" w:space="0"/>
-              <w:left w:val="single" w:color="000000" w:sz="8" w:space="0"/>
-              <w:bottom w:val="single" w:color="000000" w:sz="8" w:space="0"/>
-              <w:right w:val="single" w:color="000000" w:sz="8" w:space="0"/>
+              <w:top w:val="single" w:color="auto" w:sz="4" w:space="0"/>
+              <w:left w:val="single" w:color="auto" w:sz="4" w:space="0"/>
+              <w:bottom w:val="single" w:color="auto" w:sz="4" w:space="0"/>
+              <w:right w:val="single" w:color="auto" w:sz="4" w:space="0"/>
             </w:tcBorders>
             <w:noWrap/>
             <w:tcMar>
@@ -524,38 +491,53 @@
           </w:tcPr>
           <w:p>
             <w:pPr>
+              <w:keepNext w:val="0"/>
+              <w:keepLines w:val="0"/>
+              <w:pageBreakBefore w:val="0"/>
               <w:widowControl/>
+              <w:kinsoku/>
+              <w:wordWrap/>
+              <w:overflowPunct/>
+              <w:topLinePunct w:val="0"/>
+              <w:autoSpaceDE/>
+              <w:autoSpaceDN/>
+              <w:bidi w:val="0"/>
+              <w:adjustRightInd/>
+              <w:snapToGrid/>
+              <w:spacing w:beforeAutospacing="0" w:afterAutospacing="0" w:line="240" w:lineRule="auto"/>
               <w:jc w:val="center"/>
               <w:textAlignment w:val="center"/>
               <w:rPr>
+                <w:rFonts w:hint="eastAsia" w:ascii="微软雅黑" w:hAnsi="微软雅黑" w:eastAsia="微软雅黑" w:cs="微软雅黑"/>
                 <w:b/>
                 <w:color w:val="000000"/>
                 <w:sz w:val="21"/>
                 <w:szCs w:val="21"/>
+                <w:lang w:eastAsia="zh-CN" w:bidi="ar"/>
+              </w:rPr>
+            </w:pPr>
+            <w:r>
+              <w:rPr>
+                <w:rFonts w:hint="eastAsia" w:ascii="微软雅黑" w:hAnsi="微软雅黑" w:eastAsia="微软雅黑" w:cs="微软雅黑"/>
+                <w:b w:val="0"/>
+                <w:bCs/>
+                <w:color w:val="000000"/>
+                <w:sz w:val="21"/>
+                <w:szCs w:val="21"/>
                 <w:lang w:bidi="ar"/>
               </w:rPr>
-            </w:pPr>
-            <w:r>
-              <w:rPr>
-                <w:rFonts w:hint="eastAsia"/>
-                <w:b/>
-                <w:color w:val="000000"/>
-                <w:sz w:val="21"/>
-                <w:szCs w:val="21"/>
-                <w:lang w:bidi="ar"/>
-              </w:rPr>
               <w:t>{{ client }}</w:t>
             </w:r>
           </w:p>
         </w:tc>
         <w:tc>
           <w:tcPr>
-            <w:tcW w:w="764" w:type="dxa"/>
+            <w:tcW w:w="1193" w:type="dxa"/>
             <w:tcBorders>
-              <w:top w:val="single" w:color="000000" w:sz="8" w:space="0"/>
-              <w:left w:val="single" w:color="000000" w:sz="8" w:space="0"/>
-              <w:bottom w:val="single" w:color="000000" w:sz="8" w:space="0"/>
-              <w:right w:val="single" w:color="000000" w:sz="8" w:space="0"/>
+              <w:top w:val="single" w:color="auto" w:sz="4" w:space="0"/>
+              <w:left w:val="single" w:color="auto" w:sz="4" w:space="0"/>
+              <w:bottom w:val="single" w:color="auto" w:sz="4" w:space="0"/>
+              <w:right w:val="single" w:color="auto" w:sz="4" w:space="0"/>
             </w:tcBorders>
             <w:noWrap/>
             <w:tcMar>
@@ -567,10 +549,24 @@
           </w:tcPr>
           <w:p>
             <w:pPr>
+              <w:keepNext w:val="0"/>
+              <w:keepLines w:val="0"/>
+              <w:pageBreakBefore w:val="0"/>
               <w:widowControl/>
+              <w:kinsoku/>
+              <w:wordWrap/>
+              <w:overflowPunct/>
+              <w:topLinePunct w:val="0"/>
+              <w:autoSpaceDE/>
+              <w:autoSpaceDN/>
+              <w:bidi w:val="0"/>
+              <w:adjustRightInd/>
+              <w:snapToGrid/>
+              <w:spacing w:beforeAutospacing="0" w:afterAutospacing="0" w:line="240" w:lineRule="auto"/>
               <w:jc w:val="center"/>
               <w:textAlignment w:val="center"/>
               <w:rPr>
+                <w:rFonts w:hint="eastAsia" w:ascii="微软雅黑" w:hAnsi="微软雅黑" w:eastAsia="微软雅黑" w:cs="微软雅黑"/>
                 <w:b/>
                 <w:color w:val="000000"/>
                 <w:sz w:val="21"/>
@@ -580,6 +576,7 @@
             </w:pPr>
             <w:r>
               <w:rPr>
+                <w:rFonts w:hint="eastAsia" w:ascii="微软雅黑" w:hAnsi="微软雅黑" w:eastAsia="微软雅黑" w:cs="微软雅黑"/>
                 <w:b/>
                 <w:color w:val="000000"/>
                 <w:sz w:val="21"/>
@@ -592,12 +589,12 @@
         </w:tc>
         <w:tc>
           <w:tcPr>
-            <w:tcW w:w="704" w:type="dxa"/>
+            <w:tcW w:w="1189" w:type="dxa"/>
             <w:tcBorders>
-              <w:top w:val="single" w:color="000000" w:sz="8" w:space="0"/>
-              <w:left w:val="single" w:color="000000" w:sz="8" w:space="0"/>
-              <w:bottom w:val="single" w:color="000000" w:sz="8" w:space="0"/>
-              <w:right w:val="single" w:color="000000" w:sz="8" w:space="0"/>
+              <w:top w:val="single" w:color="auto" w:sz="4" w:space="0"/>
+              <w:left w:val="single" w:color="auto" w:sz="4" w:space="0"/>
+              <w:bottom w:val="single" w:color="auto" w:sz="4" w:space="0"/>
+              <w:right w:val="single" w:color="auto" w:sz="4" w:space="0"/>
             </w:tcBorders>
             <w:noWrap/>
             <w:tcMar>
@@ -609,10 +606,24 @@
           </w:tcPr>
           <w:p>
             <w:pPr>
+              <w:keepNext w:val="0"/>
+              <w:keepLines w:val="0"/>
+              <w:pageBreakBefore w:val="0"/>
               <w:widowControl/>
+              <w:kinsoku/>
+              <w:wordWrap/>
+              <w:overflowPunct/>
+              <w:topLinePunct w:val="0"/>
+              <w:autoSpaceDE/>
+              <w:autoSpaceDN/>
+              <w:bidi w:val="0"/>
+              <w:adjustRightInd/>
+              <w:snapToGrid/>
+              <w:spacing w:beforeAutospacing="0" w:afterAutospacing="0" w:line="240" w:lineRule="auto"/>
               <w:jc w:val="center"/>
               <w:textAlignment w:val="center"/>
               <w:rPr>
+                <w:rFonts w:hint="eastAsia" w:ascii="微软雅黑" w:hAnsi="微软雅黑" w:eastAsia="微软雅黑" w:cs="微软雅黑"/>
                 <w:b/>
                 <w:color w:val="000000"/>
                 <w:sz w:val="21"/>
@@ -622,9 +633,9 @@
             </w:pPr>
             <w:r>
               <w:rPr>
-                <w:rFonts w:hint="eastAsia" w:ascii="宋体" w:hAnsi="宋体" w:eastAsia="宋体" w:cs="宋体"/>
-                <w:b/>
-                <w:bCs w:val="0"/>
+                <w:rFonts w:hint="eastAsia" w:ascii="微软雅黑" w:hAnsi="微软雅黑" w:eastAsia="微软雅黑" w:cs="微软雅黑"/>
+                <w:b w:val="0"/>
+                <w:bCs/>
                 <w:color w:val="000000"/>
                 <w:sz w:val="21"/>
                 <w:szCs w:val="21"/>
@@ -636,12 +647,12 @@
         </w:tc>
         <w:tc>
           <w:tcPr>
-            <w:tcW w:w="779" w:type="dxa"/>
+            <w:tcW w:w="1191" w:type="dxa"/>
             <w:tcBorders>
-              <w:top w:val="single" w:color="000000" w:sz="8" w:space="0"/>
-              <w:left w:val="single" w:color="000000" w:sz="8" w:space="0"/>
-              <w:bottom w:val="single" w:color="000000" w:sz="8" w:space="0"/>
-              <w:right w:val="single" w:color="000000" w:sz="8" w:space="0"/>
+              <w:top w:val="single" w:color="auto" w:sz="4" w:space="0"/>
+              <w:left w:val="single" w:color="auto" w:sz="4" w:space="0"/>
+              <w:bottom w:val="single" w:color="auto" w:sz="4" w:space="0"/>
+              <w:right w:val="single" w:color="auto" w:sz="4" w:space="0"/>
             </w:tcBorders>
             <w:noWrap/>
             <w:tcMar>
@@ -653,23 +664,40 @@
           </w:tcPr>
           <w:p>
             <w:pPr>
+              <w:keepNext w:val="0"/>
+              <w:keepLines w:val="0"/>
+              <w:pageBreakBefore w:val="0"/>
               <w:widowControl/>
+              <w:kinsoku/>
+              <w:wordWrap/>
+              <w:overflowPunct/>
+              <w:topLinePunct w:val="0"/>
+              <w:autoSpaceDE/>
+              <w:autoSpaceDN/>
+              <w:bidi w:val="0"/>
+              <w:adjustRightInd/>
+              <w:snapToGrid/>
+              <w:spacing w:beforeAutospacing="0" w:afterAutospacing="0" w:line="240" w:lineRule="auto"/>
               <w:jc w:val="center"/>
               <w:textAlignment w:val="center"/>
               <w:rPr>
+                <w:rFonts w:hint="eastAsia" w:ascii="微软雅黑" w:hAnsi="微软雅黑" w:eastAsia="微软雅黑" w:cs="微软雅黑"/>
                 <w:b/>
                 <w:color w:val="000000"/>
                 <w:sz w:val="21"/>
                 <w:szCs w:val="21"/>
+                <w:highlight w:val="none"/>
                 <w:lang w:bidi="ar"/>
               </w:rPr>
             </w:pPr>
             <w:r>
               <w:rPr>
+                <w:rFonts w:hint="eastAsia" w:ascii="微软雅黑" w:hAnsi="微软雅黑" w:eastAsia="微软雅黑" w:cs="微软雅黑"/>
                 <w:b/>
                 <w:color w:val="000000"/>
                 <w:sz w:val="21"/>
                 <w:szCs w:val="21"/>
+                <w:highlight w:val="none"/>
                 <w:lang w:bidi="ar"/>
               </w:rPr>
               <w:t>年龄</w:t>
@@ -678,12 +706,12 @@
         </w:tc>
         <w:tc>
           <w:tcPr>
-            <w:tcW w:w="779" w:type="dxa"/>
+            <w:tcW w:w="1191" w:type="dxa"/>
             <w:tcBorders>
-              <w:top w:val="single" w:color="000000" w:sz="8" w:space="0"/>
-              <w:left w:val="single" w:color="000000" w:sz="8" w:space="0"/>
-              <w:bottom w:val="single" w:color="000000" w:sz="8" w:space="0"/>
-              <w:right w:val="single" w:color="000000" w:sz="8" w:space="0"/>
+              <w:top w:val="single" w:color="auto" w:sz="4" w:space="0"/>
+              <w:left w:val="single" w:color="auto" w:sz="4" w:space="0"/>
+              <w:bottom w:val="single" w:color="auto" w:sz="4" w:space="0"/>
+              <w:right w:val="single" w:color="auto" w:sz="4" w:space="0"/>
             </w:tcBorders>
             <w:noWrap/>
             <w:tcMar>
@@ -695,37 +723,54 @@
           </w:tcPr>
           <w:p>
             <w:pPr>
+              <w:keepNext w:val="0"/>
+              <w:keepLines w:val="0"/>
+              <w:pageBreakBefore w:val="0"/>
               <w:widowControl/>
+              <w:kinsoku/>
+              <w:wordWrap/>
+              <w:overflowPunct/>
+              <w:topLinePunct w:val="0"/>
+              <w:autoSpaceDE/>
+              <w:autoSpaceDN/>
+              <w:bidi w:val="0"/>
+              <w:adjustRightInd/>
+              <w:snapToGrid/>
+              <w:spacing w:beforeAutospacing="0" w:afterAutospacing="0" w:line="240" w:lineRule="auto"/>
               <w:jc w:val="center"/>
               <w:textAlignment w:val="center"/>
               <w:rPr>
+                <w:rFonts w:hint="eastAsia" w:ascii="微软雅黑" w:hAnsi="微软雅黑" w:eastAsia="微软雅黑" w:cs="微软雅黑"/>
                 <w:b/>
                 <w:color w:val="000000"/>
                 <w:sz w:val="21"/>
                 <w:szCs w:val="21"/>
+                <w:highlight w:val="none"/>
                 <w:lang w:bidi="ar"/>
               </w:rPr>
             </w:pPr>
             <w:r>
               <w:rPr>
-                <w:rFonts w:hint="default" w:ascii="Times New Roman" w:hAnsi="Times New Roman" w:eastAsia="宋体" w:cs="Times New Roman"/>
-                <w:b/>
-                <w:bCs w:val="0"/>
+                <w:rFonts w:hint="eastAsia" w:ascii="微软雅黑" w:hAnsi="微软雅黑" w:eastAsia="微软雅黑" w:cs="微软雅黑"/>
+                <w:b w:val="0"/>
+                <w:bCs/>
                 <w:color w:val="000000"/>
                 <w:sz w:val="21"/>
                 <w:szCs w:val="21"/>
+                <w:highlight w:val="none"/>
                 <w:lang w:eastAsia="zh-CN"/>
               </w:rPr>
               <w:t>{{ age }}</w:t>
             </w:r>
             <w:r>
               <w:rPr>
-                <w:rFonts w:hint="default" w:ascii="Times New Roman" w:hAnsi="Times New Roman" w:eastAsia="宋体" w:cs="Times New Roman"/>
-                <w:b/>
-                <w:bCs w:val="0"/>
+                <w:rFonts w:hint="eastAsia" w:ascii="微软雅黑" w:hAnsi="微软雅黑" w:eastAsia="微软雅黑" w:cs="微软雅黑"/>
+                <w:b w:val="0"/>
+                <w:bCs/>
                 <w:color w:val="000000"/>
                 <w:sz w:val="21"/>
                 <w:szCs w:val="21"/>
+                <w:highlight w:val="none"/>
                 <w:lang w:bidi="ar"/>
               </w:rPr>
               <w:t>岁</w:t>
@@ -734,12 +779,12 @@
         </w:tc>
         <w:tc>
           <w:tcPr>
-            <w:tcW w:w="1334" w:type="dxa"/>
+            <w:tcW w:w="1181" w:type="dxa"/>
             <w:tcBorders>
-              <w:top w:val="single" w:color="000000" w:sz="8" w:space="0"/>
-              <w:left w:val="single" w:color="000000" w:sz="8" w:space="0"/>
-              <w:bottom w:val="single" w:color="000000" w:sz="8" w:space="0"/>
-              <w:right w:val="single" w:color="000000" w:sz="8" w:space="0"/>
+              <w:top w:val="single" w:color="auto" w:sz="4" w:space="0"/>
+              <w:left w:val="single" w:color="auto" w:sz="4" w:space="0"/>
+              <w:bottom w:val="single" w:color="auto" w:sz="4" w:space="0"/>
+              <w:right w:val="single" w:color="auto" w:sz="4" w:space="0"/>
             </w:tcBorders>
             <w:noWrap/>
             <w:tcMar>
@@ -751,37 +796,53 @@
           </w:tcPr>
           <w:p>
             <w:pPr>
+              <w:keepNext w:val="0"/>
+              <w:keepLines w:val="0"/>
+              <w:pageBreakBefore w:val="0"/>
               <w:widowControl/>
+              <w:kinsoku/>
+              <w:wordWrap/>
+              <w:overflowPunct/>
+              <w:topLinePunct w:val="0"/>
+              <w:autoSpaceDE/>
+              <w:autoSpaceDN/>
+              <w:bidi w:val="0"/>
+              <w:adjustRightInd/>
+              <w:snapToGrid/>
+              <w:spacing w:beforeAutospacing="0" w:afterAutospacing="0" w:line="240" w:lineRule="auto"/>
               <w:jc w:val="center"/>
               <w:textAlignment w:val="center"/>
               <w:rPr>
+                <w:rFonts w:hint="eastAsia" w:ascii="微软雅黑" w:hAnsi="微软雅黑" w:eastAsia="微软雅黑" w:cs="微软雅黑"/>
                 <w:b/>
                 <w:color w:val="000000"/>
                 <w:sz w:val="21"/>
                 <w:szCs w:val="21"/>
-                <w:lang w:bidi="ar"/>
-              </w:rPr>
-            </w:pPr>
-            <w:r>
-              <w:rPr>
+                <w:highlight w:val="none"/>
+                <w:lang w:val="en-US" w:eastAsia="zh-CN" w:bidi="ar"/>
+              </w:rPr>
+            </w:pPr>
+            <w:r>
+              <w:rPr>
+                <w:rFonts w:hint="eastAsia" w:ascii="微软雅黑" w:hAnsi="微软雅黑" w:eastAsia="微软雅黑" w:cs="微软雅黑"/>
                 <w:b/>
                 <w:color w:val="000000"/>
                 <w:sz w:val="21"/>
                 <w:szCs w:val="21"/>
-                <w:lang w:bidi="ar"/>
-              </w:rPr>
-              <w:t>送检医院</w:t>
-            </w:r>
-          </w:p>
-        </w:tc>
-        <w:tc>
-          <w:tcPr>
-            <w:tcW w:w="3179" w:type="dxa"/>
-            <w:gridSpan w:val="2"/>
+                <w:highlight w:val="none"/>
+                <w:lang w:val="en-US" w:eastAsia="zh-CN" w:bidi="ar"/>
+              </w:rPr>
+              <w:t>检测号</w:t>
+            </w:r>
+          </w:p>
+        </w:tc>
+        <w:tc>
+          <w:tcPr>
+            <w:tcW w:w="1497" w:type="dxa"/>
             <w:tcBorders>
-              <w:top w:val="single" w:color="000000" w:sz="8" w:space="0"/>
-              <w:left w:val="single" w:color="000000" w:sz="8" w:space="0"/>
-              <w:bottom w:val="single" w:color="000000" w:sz="8" w:space="0"/>
+              <w:top w:val="single" w:color="auto" w:sz="4" w:space="0"/>
+              <w:left w:val="single" w:color="auto" w:sz="4" w:space="0"/>
+              <w:bottom w:val="single" w:color="auto" w:sz="4" w:space="0"/>
               <w:right w:val="nil"/>
             </w:tcBorders>
             <w:noWrap/>
@@ -794,11 +855,24 @@
           </w:tcPr>
           <w:p>
             <w:pPr>
+              <w:keepNext w:val="0"/>
+              <w:keepLines w:val="0"/>
+              <w:pageBreakBefore w:val="0"/>
               <w:widowControl/>
+              <w:kinsoku/>
+              <w:wordWrap/>
+              <w:overflowPunct/>
+              <w:topLinePunct w:val="0"/>
+              <w:autoSpaceDE/>
+              <w:autoSpaceDN/>
+              <w:bidi w:val="0"/>
+              <w:adjustRightInd/>
+              <w:snapToGrid/>
+              <w:spacing w:beforeAutospacing="0" w:afterAutospacing="0" w:line="240" w:lineRule="auto"/>
               <w:jc w:val="center"/>
               <w:textAlignment w:val="center"/>
               <w:rPr>
-                <w:rFonts w:ascii="Times New Roman" w:hAnsi="Times New Roman" w:cs="Times New Roman"/>
+                <w:rFonts w:hint="eastAsia" w:ascii="微软雅黑" w:hAnsi="微软雅黑" w:eastAsia="微软雅黑" w:cs="微软雅黑"/>
                 <w:b/>
                 <w:bCs/>
                 <w:kern w:val="2"/>
@@ -806,12 +880,15 @@
             </w:pPr>
             <w:r>
               <w:rPr>
-                <w:rFonts w:hint="eastAsia" w:ascii="宋体" w:hAnsi="宋体" w:eastAsia="宋体" w:cs="宋体"/>
-                <w:b/>
+                <w:rFonts w:hint="eastAsia" w:ascii="微软雅黑" w:hAnsi="微软雅黑" w:eastAsia="微软雅黑" w:cs="微软雅黑"/>
+                <w:b w:val="0"/>
                 <w:bCs/>
-                <w:kern w:val="2"/>
-              </w:rPr>
-              <w:t>{{ hospital }}</w:t>
+                <w:color w:val="000000"/>
+                <w:sz w:val="21"/>
+                <w:szCs w:val="21"/>
+                <w:lang w:bidi="ar"/>
+              </w:rPr>
+              <w:t>{{ template_subbarcode }}</w:t>
             </w:r>
           </w:p>
         </w:tc>
@@ -826,17 +903,17 @@
           </w:tblCellMar>
         </w:tblPrEx>
         <w:trPr>
-          <w:trHeight w:val="402" w:hRule="atLeast"/>
+          <w:trHeight w:val="397" w:hRule="atLeast"/>
           <w:jc w:val="center"/>
         </w:trPr>
         <w:tc>
           <w:tcPr>
-            <w:tcW w:w="1182" w:type="dxa"/>
+            <w:tcW w:w="1323" w:type="dxa"/>
             <w:tcBorders>
-              <w:top w:val="nil"/>
+              <w:top w:val="single" w:color="auto" w:sz="4" w:space="0"/>
               <w:left w:val="nil"/>
-              <w:bottom w:val="single" w:color="000000" w:sz="8" w:space="0"/>
-              <w:right w:val="single" w:color="000000" w:sz="8" w:space="0"/>
+              <w:bottom w:val="single" w:color="auto" w:sz="4" w:space="0"/>
+              <w:right w:val="single" w:color="auto" w:sz="4" w:space="0"/>
             </w:tcBorders>
             <w:noWrap/>
             <w:tcMar>
@@ -848,37 +925,53 @@
           </w:tcPr>
           <w:p>
             <w:pPr>
+              <w:keepNext w:val="0"/>
+              <w:keepLines w:val="0"/>
+              <w:pageBreakBefore w:val="0"/>
               <w:widowControl/>
+              <w:kinsoku/>
+              <w:wordWrap/>
+              <w:overflowPunct/>
+              <w:topLinePunct w:val="0"/>
+              <w:autoSpaceDE/>
+              <w:autoSpaceDN/>
+              <w:bidi w:val="0"/>
+              <w:adjustRightInd/>
+              <w:snapToGrid/>
+              <w:spacing w:beforeAutospacing="0" w:afterAutospacing="0" w:line="240" w:lineRule="auto"/>
               <w:jc w:val="center"/>
               <w:textAlignment w:val="center"/>
               <w:rPr>
+                <w:rFonts w:hint="eastAsia" w:ascii="微软雅黑" w:hAnsi="微软雅黑" w:eastAsia="微软雅黑" w:cs="微软雅黑"/>
                 <w:b/>
                 <w:color w:val="000000"/>
                 <w:sz w:val="21"/>
                 <w:szCs w:val="21"/>
-                <w:lang w:bidi="ar"/>
-              </w:rPr>
-            </w:pPr>
-            <w:r>
-              <w:rPr>
+                <w:lang w:val="en-US" w:eastAsia="zh-CN" w:bidi="ar"/>
+              </w:rPr>
+            </w:pPr>
+            <w:r>
+              <w:rPr>
+                <w:rFonts w:hint="eastAsia" w:ascii="微软雅黑" w:hAnsi="微软雅黑" w:eastAsia="微软雅黑" w:cs="微软雅黑"/>
                 <w:b/>
                 <w:color w:val="000000"/>
                 <w:sz w:val="21"/>
                 <w:szCs w:val="21"/>
-                <w:lang w:bidi="ar"/>
-              </w:rPr>
-              <w:t>住院号</w:t>
-            </w:r>
-          </w:p>
-        </w:tc>
-        <w:tc>
-          <w:tcPr>
-            <w:tcW w:w="951" w:type="dxa"/>
+                <w:lang w:val="en-US" w:eastAsia="zh-CN" w:bidi="ar"/>
+              </w:rPr>
+              <w:t>科室</w:t>
+            </w:r>
+          </w:p>
+        </w:tc>
+        <w:tc>
+          <w:tcPr>
+            <w:tcW w:w="3573" w:type="dxa"/>
+            <w:gridSpan w:val="3"/>
             <w:tcBorders>
-              <w:top w:val="nil"/>
-              <w:left w:val="single" w:color="000000" w:sz="8" w:space="0"/>
-              <w:bottom w:val="single" w:color="000000" w:sz="8" w:space="0"/>
-              <w:right w:val="single" w:color="000000" w:sz="8" w:space="0"/>
+              <w:top w:val="single" w:color="auto" w:sz="4" w:space="0"/>
+              <w:left w:val="single" w:color="auto" w:sz="4" w:space="0"/>
+              <w:bottom w:val="single" w:color="auto" w:sz="4" w:space="0"/>
+              <w:right w:val="single" w:color="auto" w:sz="4" w:space="0"/>
             </w:tcBorders>
             <w:noWrap/>
             <w:tcMar>
@@ -890,11 +983,25 @@
           </w:tcPr>
           <w:p>
             <w:pPr>
+              <w:keepNext w:val="0"/>
+              <w:keepLines w:val="0"/>
+              <w:pageBreakBefore w:val="0"/>
               <w:widowControl/>
-              <w:jc w:val="center"/>
-              <w:textAlignment w:val="center"/>
-              <w:rPr>
-                <w:b/>
+              <w:kinsoku/>
+              <w:wordWrap/>
+              <w:overflowPunct/>
+              <w:topLinePunct w:val="0"/>
+              <w:autoSpaceDE/>
+              <w:autoSpaceDN/>
+              <w:bidi w:val="0"/>
+              <w:adjustRightInd/>
+              <w:snapToGrid/>
+              <w:spacing w:beforeAutospacing="0" w:afterAutospacing="0" w:line="240" w:lineRule="auto"/>
+              <w:jc w:val="center"/>
+              <w:rPr>
+                <w:rFonts w:hint="eastAsia" w:ascii="微软雅黑" w:hAnsi="微软雅黑" w:eastAsia="微软雅黑" w:cs="微软雅黑"/>
+                <w:b w:val="0"/>
+                <w:bCs/>
                 <w:color w:val="000000"/>
                 <w:sz w:val="21"/>
                 <w:szCs w:val="21"/>
@@ -903,25 +1010,26 @@
             </w:pPr>
             <w:r>
               <w:rPr>
-                <w:rFonts w:hint="eastAsia"/>
-                <w:b/>
+                <w:rFonts w:hint="eastAsia" w:ascii="微软雅黑" w:hAnsi="微软雅黑" w:eastAsia="微软雅黑" w:cs="微软雅黑"/>
+                <w:b w:val="0"/>
+                <w:bCs/>
                 <w:color w:val="000000"/>
                 <w:sz w:val="21"/>
                 <w:szCs w:val="21"/>
                 <w:lang w:bidi="ar"/>
               </w:rPr>
-              <w:t>{{ room }}</w:t>
-            </w:r>
-          </w:p>
-        </w:tc>
-        <w:tc>
-          <w:tcPr>
-            <w:tcW w:w="764" w:type="dxa"/>
+              <w:t>{{ locationname }}</w:t>
+            </w:r>
+          </w:p>
+        </w:tc>
+        <w:tc>
+          <w:tcPr>
+            <w:tcW w:w="1191" w:type="dxa"/>
             <w:tcBorders>
-              <w:top w:val="nil"/>
-              <w:left w:val="single" w:color="000000" w:sz="8" w:space="0"/>
-              <w:bottom w:val="single" w:color="000000" w:sz="8" w:space="0"/>
-              <w:right w:val="single" w:color="000000" w:sz="8" w:space="0"/>
+              <w:top w:val="single" w:color="auto" w:sz="4" w:space="0"/>
+              <w:left w:val="single" w:color="auto" w:sz="4" w:space="0"/>
+              <w:bottom w:val="single" w:color="auto" w:sz="4" w:space="0"/>
+              <w:right w:val="single" w:color="auto" w:sz="4" w:space="0"/>
             </w:tcBorders>
             <w:noWrap/>
             <w:tcMar>
@@ -933,38 +1041,52 @@
           </w:tcPr>
           <w:p>
             <w:pPr>
+              <w:keepNext w:val="0"/>
+              <w:keepLines w:val="0"/>
+              <w:pageBreakBefore w:val="0"/>
               <w:widowControl/>
+              <w:kinsoku/>
+              <w:wordWrap/>
+              <w:overflowPunct/>
+              <w:topLinePunct w:val="0"/>
+              <w:autoSpaceDE/>
+              <w:autoSpaceDN/>
+              <w:bidi w:val="0"/>
+              <w:adjustRightInd/>
+              <w:snapToGrid/>
+              <w:spacing w:beforeAutospacing="0" w:afterAutospacing="0" w:line="240" w:lineRule="auto"/>
               <w:jc w:val="center"/>
               <w:textAlignment w:val="center"/>
               <w:rPr>
+                <w:rFonts w:hint="eastAsia" w:ascii="微软雅黑" w:hAnsi="微软雅黑" w:eastAsia="微软雅黑" w:cs="微软雅黑"/>
                 <w:b/>
                 <w:color w:val="000000"/>
                 <w:sz w:val="21"/>
                 <w:szCs w:val="21"/>
-                <w:lang w:bidi="ar"/>
-              </w:rPr>
-            </w:pPr>
-            <w:r>
-              <w:rPr>
+                <w:lang w:val="en-US" w:eastAsia="zh-CN" w:bidi="ar"/>
+              </w:rPr>
+            </w:pPr>
+            <w:r>
+              <w:rPr>
+                <w:rFonts w:hint="eastAsia" w:ascii="微软雅黑" w:hAnsi="微软雅黑" w:eastAsia="微软雅黑" w:cs="微软雅黑"/>
                 <w:b/>
                 <w:color w:val="000000"/>
                 <w:sz w:val="21"/>
                 <w:szCs w:val="21"/>
-                <w:lang w:bidi="ar"/>
-              </w:rPr>
-              <w:t>床号</w:t>
-            </w:r>
-          </w:p>
-        </w:tc>
-        <w:tc>
-          <w:tcPr>
-            <w:tcW w:w="1483" w:type="dxa"/>
-            <w:gridSpan w:val="2"/>
+                <w:lang w:val="en-US" w:eastAsia="zh-CN" w:bidi="ar"/>
+              </w:rPr>
+              <w:t>住院号</w:t>
+            </w:r>
+          </w:p>
+        </w:tc>
+        <w:tc>
+          <w:tcPr>
+            <w:tcW w:w="1191" w:type="dxa"/>
             <w:tcBorders>
-              <w:top w:val="nil"/>
-              <w:left w:val="single" w:color="000000" w:sz="8" w:space="0"/>
-              <w:bottom w:val="single" w:color="000000" w:sz="8" w:space="0"/>
-              <w:right w:val="single" w:color="000000" w:sz="8" w:space="0"/>
+              <w:top w:val="single" w:color="auto" w:sz="4" w:space="0"/>
+              <w:left w:val="single" w:color="auto" w:sz="4" w:space="0"/>
+              <w:bottom w:val="single" w:color="auto" w:sz="4" w:space="0"/>
+              <w:right w:val="single" w:color="auto" w:sz="4" w:space="0"/>
             </w:tcBorders>
             <w:noWrap/>
             <w:tcMar>
@@ -976,59 +1098,52 @@
           </w:tcPr>
           <w:p>
             <w:pPr>
-              <w:jc w:val="center"/>
-              <w:rPr>
-                <w:rFonts w:hint="eastAsia" w:eastAsia="宋体"/>
+              <w:keepNext w:val="0"/>
+              <w:keepLines w:val="0"/>
+              <w:pageBreakBefore w:val="0"/>
+              <w:widowControl/>
+              <w:kinsoku/>
+              <w:wordWrap/>
+              <w:overflowPunct/>
+              <w:topLinePunct w:val="0"/>
+              <w:autoSpaceDE/>
+              <w:autoSpaceDN/>
+              <w:bidi w:val="0"/>
+              <w:adjustRightInd/>
+              <w:snapToGrid/>
+              <w:spacing w:beforeAutospacing="0" w:afterAutospacing="0" w:line="240" w:lineRule="auto"/>
+              <w:jc w:val="center"/>
+              <w:rPr>
+                <w:rFonts w:hint="eastAsia" w:ascii="微软雅黑" w:hAnsi="微软雅黑" w:eastAsia="微软雅黑" w:cs="微软雅黑"/>
                 <w:b/>
                 <w:color w:val="000000"/>
                 <w:sz w:val="21"/>
                 <w:szCs w:val="21"/>
-                <w:lang w:eastAsia="zh-CN" w:bidi="ar"/>
-              </w:rPr>
-            </w:pPr>
-            <w:r>
-              <w:rPr>
-                <w:rFonts w:hint="eastAsia"/>
-                <w:b/>
+                <w:lang w:bidi="ar"/>
+              </w:rPr>
+            </w:pPr>
+            <w:r>
+              <w:rPr>
+                <w:rFonts w:hint="eastAsia" w:ascii="微软雅黑" w:hAnsi="微软雅黑" w:eastAsia="微软雅黑" w:cs="微软雅黑"/>
+                <w:b w:val="0"/>
+                <w:bCs/>
                 <w:color w:val="000000"/>
                 <w:sz w:val="21"/>
                 <w:szCs w:val="21"/>
-                <w:lang w:eastAsia="zh-CN" w:bidi="ar"/>
-              </w:rPr>
-              <w:t xml:space="preserve">{{ </w:t>
-            </w:r>
-            <w:r>
-              <w:rPr>
-                <w:rFonts w:hint="eastAsia"/>
-                <w:b/>
-                <w:color w:val="000000"/>
-                <w:sz w:val="21"/>
-                <w:szCs w:val="21"/>
-                <w:lang w:val="en-US" w:eastAsia="zh-CN" w:bidi="ar"/>
-              </w:rPr>
-              <w:t xml:space="preserve">bed </w:t>
-            </w:r>
-            <w:r>
-              <w:rPr>
-                <w:rFonts w:hint="eastAsia"/>
-                <w:b/>
-                <w:color w:val="000000"/>
-                <w:sz w:val="21"/>
-                <w:szCs w:val="21"/>
-                <w:lang w:eastAsia="zh-CN" w:bidi="ar"/>
-              </w:rPr>
-              <w:t>}}</w:t>
-            </w:r>
-          </w:p>
-        </w:tc>
-        <w:tc>
-          <w:tcPr>
-            <w:tcW w:w="779" w:type="dxa"/>
+                <w:lang w:bidi="ar"/>
+              </w:rPr>
+              <w:t>{{ room }}</w:t>
+            </w:r>
+          </w:p>
+        </w:tc>
+        <w:tc>
+          <w:tcPr>
+            <w:tcW w:w="1181" w:type="dxa"/>
             <w:tcBorders>
-              <w:top w:val="nil"/>
-              <w:left w:val="single" w:color="000000" w:sz="8" w:space="0"/>
-              <w:bottom w:val="single" w:color="000000" w:sz="8" w:space="0"/>
-              <w:right w:val="single" w:color="000000" w:sz="8" w:space="0"/>
+              <w:top w:val="single" w:color="auto" w:sz="4" w:space="0"/>
+              <w:left w:val="single" w:color="auto" w:sz="4" w:space="0"/>
+              <w:bottom w:val="single" w:color="auto" w:sz="4" w:space="0"/>
+              <w:right w:val="single" w:color="auto" w:sz="4" w:space="0"/>
             </w:tcBorders>
             <w:noWrap/>
             <w:tcMar>
@@ -1040,10 +1155,24 @@
           </w:tcPr>
           <w:p>
             <w:pPr>
+              <w:keepNext w:val="0"/>
+              <w:keepLines w:val="0"/>
+              <w:pageBreakBefore w:val="0"/>
               <w:widowControl/>
+              <w:kinsoku/>
+              <w:wordWrap/>
+              <w:overflowPunct/>
+              <w:topLinePunct w:val="0"/>
+              <w:autoSpaceDE/>
+              <w:autoSpaceDN/>
+              <w:bidi w:val="0"/>
+              <w:adjustRightInd/>
+              <w:snapToGrid/>
+              <w:spacing w:beforeAutospacing="0" w:afterAutospacing="0" w:line="240" w:lineRule="auto"/>
               <w:jc w:val="center"/>
               <w:textAlignment w:val="center"/>
               <w:rPr>
+                <w:rFonts w:hint="eastAsia" w:ascii="微软雅黑" w:hAnsi="微软雅黑" w:eastAsia="微软雅黑" w:cs="微软雅黑"/>
                 <w:b/>
                 <w:color w:val="000000"/>
                 <w:sz w:val="21"/>
@@ -1053,23 +1182,24 @@
             </w:pPr>
             <w:r>
               <w:rPr>
+                <w:rFonts w:hint="eastAsia" w:ascii="微软雅黑" w:hAnsi="微软雅黑" w:eastAsia="微软雅黑" w:cs="微软雅黑"/>
                 <w:b/>
                 <w:color w:val="000000"/>
                 <w:sz w:val="21"/>
                 <w:szCs w:val="21"/>
-                <w:lang w:bidi="ar"/>
-              </w:rPr>
-              <w:t>科室</w:t>
-            </w:r>
-          </w:p>
-        </w:tc>
-        <w:tc>
-          <w:tcPr>
-            <w:tcW w:w="1334" w:type="dxa"/>
+                <w:lang w:val="en-US" w:eastAsia="zh-CN" w:bidi="ar"/>
+              </w:rPr>
+              <w:t>床号</w:t>
+            </w:r>
+          </w:p>
+        </w:tc>
+        <w:tc>
+          <w:tcPr>
+            <w:tcW w:w="1497" w:type="dxa"/>
             <w:tcBorders>
-              <w:top w:val="nil"/>
-              <w:left w:val="single" w:color="000000" w:sz="8" w:space="0"/>
-              <w:bottom w:val="single" w:color="000000" w:sz="8" w:space="0"/>
+              <w:top w:val="single" w:color="auto" w:sz="4" w:space="0"/>
+              <w:left w:val="single" w:color="auto" w:sz="4" w:space="0"/>
+              <w:bottom w:val="single" w:color="auto" w:sz="4" w:space="0"/>
               <w:right w:val="nil"/>
             </w:tcBorders>
             <w:noWrap/>
@@ -1082,11 +1212,26 @@
           </w:tcPr>
           <w:p>
             <w:pPr>
+              <w:keepNext w:val="0"/>
+              <w:keepLines w:val="0"/>
+              <w:pageBreakBefore w:val="0"/>
               <w:widowControl/>
+              <w:kinsoku/>
+              <w:wordWrap/>
+              <w:overflowPunct/>
+              <w:topLinePunct w:val="0"/>
+              <w:autoSpaceDE/>
+              <w:autoSpaceDN/>
+              <w:bidi w:val="0"/>
+              <w:adjustRightInd/>
+              <w:snapToGrid/>
+              <w:spacing w:beforeAutospacing="0" w:afterAutospacing="0" w:line="240" w:lineRule="auto"/>
               <w:jc w:val="center"/>
               <w:textAlignment w:val="center"/>
               <w:rPr>
-                <w:b/>
+                <w:rFonts w:hint="eastAsia" w:ascii="微软雅黑" w:hAnsi="微软雅黑" w:eastAsia="微软雅黑" w:cs="微软雅黑"/>
+                <w:b w:val="0"/>
+                <w:bCs/>
                 <w:color w:val="000000"/>
                 <w:sz w:val="21"/>
                 <w:szCs w:val="21"/>
@@ -1095,102 +1240,15 @@
             </w:pPr>
             <w:r>
               <w:rPr>
-                <w:rFonts w:hint="eastAsia"/>
-                <w:b/>
+                <w:rFonts w:hint="eastAsia" w:ascii="微软雅黑" w:hAnsi="微软雅黑" w:eastAsia="微软雅黑" w:cs="微软雅黑"/>
+                <w:b w:val="0"/>
+                <w:bCs/>
                 <w:color w:val="000000"/>
                 <w:sz w:val="21"/>
                 <w:szCs w:val="21"/>
                 <w:lang w:bidi="ar"/>
               </w:rPr>
-              <w:t>{{ locationname }}</w:t>
-            </w:r>
-          </w:p>
-        </w:tc>
-        <w:tc>
-          <w:tcPr>
-            <w:tcW w:w="1091" w:type="dxa"/>
-            <w:tcBorders>
-              <w:top w:val="nil"/>
-              <w:left w:val="single" w:color="000000" w:sz="8" w:space="0"/>
-              <w:bottom w:val="single" w:color="000000" w:sz="8" w:space="0"/>
-              <w:right w:val="nil"/>
-            </w:tcBorders>
-            <w:noWrap/>
-            <w:tcMar>
-              <w:top w:w="15" w:type="dxa"/>
-              <w:left w:w="15" w:type="dxa"/>
-              <w:right w:w="15" w:type="dxa"/>
-            </w:tcMar>
-            <w:vAlign w:val="center"/>
-          </w:tcPr>
-          <w:p>
-            <w:pPr>
-              <w:widowControl/>
-              <w:jc w:val="center"/>
-              <w:textAlignment w:val="center"/>
-              <w:rPr>
-                <w:rFonts w:hint="eastAsia"/>
-                <w:b/>
-                <w:color w:val="000000"/>
-                <w:sz w:val="21"/>
-                <w:szCs w:val="21"/>
-                <w:lang w:bidi="ar"/>
-              </w:rPr>
-            </w:pPr>
-            <w:r>
-              <w:rPr>
-                <w:rFonts w:hint="eastAsia"/>
-                <w:b/>
-                <w:color w:val="000000"/>
-                <w:sz w:val="21"/>
-                <w:szCs w:val="21"/>
-                <w:lang w:bidi="ar"/>
-              </w:rPr>
-              <w:t>临床诊断</w:t>
-            </w:r>
-          </w:p>
-        </w:tc>
-        <w:tc>
-          <w:tcPr>
-            <w:tcW w:w="2088" w:type="dxa"/>
-            <w:tcBorders>
-              <w:top w:val="nil"/>
-              <w:left w:val="single" w:color="000000" w:sz="8" w:space="0"/>
-              <w:bottom w:val="single" w:color="000000" w:sz="8" w:space="0"/>
-              <w:right w:val="nil"/>
-            </w:tcBorders>
-            <w:noWrap/>
-            <w:tcMar>
-              <w:top w:w="15" w:type="dxa"/>
-              <w:left w:w="15" w:type="dxa"/>
-              <w:right w:w="15" w:type="dxa"/>
-            </w:tcMar>
-            <w:vAlign w:val="center"/>
-          </w:tcPr>
-          <w:p>
-            <w:pPr>
-              <w:widowControl/>
-              <w:jc w:val="center"/>
-              <w:textAlignment w:val="center"/>
-              <w:rPr>
-                <w:rFonts w:hint="eastAsia"/>
-                <w:b/>
-                <w:color w:val="000000"/>
-                <w:sz w:val="21"/>
-                <w:szCs w:val="21"/>
-                <w:lang w:bidi="ar"/>
-              </w:rPr>
-            </w:pPr>
-            <w:r>
-              <w:rPr>
-                <w:rFonts w:hint="eastAsia"/>
-                <w:b/>
-                <w:color w:val="000000"/>
-                <w:sz w:val="21"/>
-                <w:szCs w:val="21"/>
-                <w:lang w:bidi="ar"/>
-              </w:rPr>
-              <w:t>{{ diseaseName }}</w:t>
+              <w:t>{{ bed }}</w:t>
             </w:r>
           </w:p>
         </w:tc>
@@ -1205,17 +1263,17 @@
           </w:tblCellMar>
         </w:tblPrEx>
         <w:trPr>
-          <w:trHeight w:val="402" w:hRule="atLeast"/>
+          <w:trHeight w:val="397" w:hRule="atLeast"/>
           <w:jc w:val="center"/>
         </w:trPr>
         <w:tc>
           <w:tcPr>
-            <w:tcW w:w="1182" w:type="dxa"/>
+            <w:tcW w:w="1323" w:type="dxa"/>
             <w:tcBorders>
-              <w:top w:val="nil"/>
+              <w:top w:val="single" w:color="auto" w:sz="4" w:space="0"/>
               <w:left w:val="nil"/>
-              <w:bottom w:val="single" w:color="000000" w:sz="8" w:space="0"/>
-              <w:right w:val="single" w:color="000000" w:sz="8" w:space="0"/>
+              <w:bottom w:val="single" w:color="auto" w:sz="4" w:space="0"/>
+              <w:right w:val="single" w:color="auto" w:sz="4" w:space="0"/>
             </w:tcBorders>
             <w:noWrap/>
             <w:tcMar>
@@ -1227,38 +1285,53 @@
           </w:tcPr>
           <w:p>
             <w:pPr>
+              <w:keepNext w:val="0"/>
+              <w:keepLines w:val="0"/>
+              <w:pageBreakBefore w:val="0"/>
               <w:widowControl/>
+              <w:kinsoku/>
+              <w:wordWrap/>
+              <w:overflowPunct/>
+              <w:topLinePunct w:val="0"/>
+              <w:autoSpaceDE/>
+              <w:autoSpaceDN/>
+              <w:bidi w:val="0"/>
+              <w:adjustRightInd/>
+              <w:snapToGrid/>
+              <w:spacing w:beforeAutospacing="0" w:afterAutospacing="0" w:line="240" w:lineRule="auto"/>
               <w:jc w:val="center"/>
               <w:textAlignment w:val="center"/>
               <w:rPr>
+                <w:rFonts w:hint="eastAsia" w:ascii="微软雅黑" w:hAnsi="微软雅黑" w:eastAsia="微软雅黑" w:cs="微软雅黑"/>
                 <w:b/>
                 <w:color w:val="000000"/>
                 <w:sz w:val="21"/>
                 <w:szCs w:val="21"/>
-                <w:lang w:bidi="ar"/>
-              </w:rPr>
-            </w:pPr>
-            <w:r>
-              <w:rPr>
+                <w:lang w:val="en-US" w:eastAsia="zh-CN" w:bidi="ar"/>
+              </w:rPr>
+            </w:pPr>
+            <w:r>
+              <w:rPr>
+                <w:rFonts w:hint="eastAsia" w:ascii="微软雅黑" w:hAnsi="微软雅黑" w:eastAsia="微软雅黑" w:cs="微软雅黑"/>
                 <w:b/>
                 <w:color w:val="000000"/>
                 <w:sz w:val="21"/>
                 <w:szCs w:val="21"/>
-                <w:lang w:bidi="ar"/>
-              </w:rPr>
-              <w:t>分子病理号</w:t>
-            </w:r>
-          </w:p>
-        </w:tc>
-        <w:tc>
-          <w:tcPr>
-            <w:tcW w:w="1715" w:type="dxa"/>
-            <w:gridSpan w:val="2"/>
+                <w:lang w:val="en-US" w:eastAsia="zh-CN" w:bidi="ar"/>
+              </w:rPr>
+              <w:t>临床诊断</w:t>
+            </w:r>
+          </w:p>
+        </w:tc>
+        <w:tc>
+          <w:tcPr>
+            <w:tcW w:w="3573" w:type="dxa"/>
+            <w:gridSpan w:val="3"/>
             <w:tcBorders>
-              <w:top w:val="nil"/>
-              <w:left w:val="single" w:color="000000" w:sz="8" w:space="0"/>
-              <w:bottom w:val="single" w:color="000000" w:sz="8" w:space="0"/>
-              <w:right w:val="single" w:color="000000" w:sz="8" w:space="0"/>
+              <w:top w:val="single" w:color="auto" w:sz="4" w:space="0"/>
+              <w:left w:val="single" w:color="auto" w:sz="4" w:space="0"/>
+              <w:bottom w:val="single" w:color="auto" w:sz="4" w:space="0"/>
+              <w:right w:val="single" w:color="auto" w:sz="4" w:space="0"/>
             </w:tcBorders>
             <w:noWrap/>
             <w:tcMar>
@@ -1270,29 +1343,53 @@
           </w:tcPr>
           <w:p>
             <w:pPr>
+              <w:keepNext w:val="0"/>
+              <w:keepLines w:val="0"/>
+              <w:pageBreakBefore w:val="0"/>
               <w:widowControl/>
-              <w:jc w:val="center"/>
-              <w:textAlignment w:val="center"/>
-              <w:rPr>
-                <w:rFonts w:hint="eastAsia" w:eastAsia="宋体"/>
-                <w:b/>
+              <w:kinsoku/>
+              <w:wordWrap/>
+              <w:overflowPunct/>
+              <w:topLinePunct w:val="0"/>
+              <w:autoSpaceDE/>
+              <w:autoSpaceDN/>
+              <w:bidi w:val="0"/>
+              <w:adjustRightInd/>
+              <w:snapToGrid/>
+              <w:spacing w:beforeAutospacing="0" w:afterAutospacing="0" w:line="240" w:lineRule="auto"/>
+              <w:jc w:val="center"/>
+              <w:rPr>
+                <w:rFonts w:hint="eastAsia" w:ascii="微软雅黑" w:hAnsi="微软雅黑" w:eastAsia="微软雅黑" w:cs="微软雅黑"/>
+                <w:b w:val="0"/>
+                <w:bCs/>
                 <w:color w:val="000000"/>
                 <w:sz w:val="21"/>
                 <w:szCs w:val="21"/>
                 <w:lang w:eastAsia="zh-CN" w:bidi="ar"/>
               </w:rPr>
             </w:pPr>
-          </w:p>
-        </w:tc>
-        <w:tc>
-          <w:tcPr>
-            <w:tcW w:w="1483" w:type="dxa"/>
-            <w:gridSpan w:val="2"/>
+            <w:r>
+              <w:rPr>
+                <w:rFonts w:hint="eastAsia" w:ascii="微软雅黑" w:hAnsi="微软雅黑" w:eastAsia="微软雅黑" w:cs="微软雅黑"/>
+                <w:b w:val="0"/>
+                <w:bCs/>
+                <w:color w:val="000000"/>
+                <w:sz w:val="21"/>
+                <w:szCs w:val="21"/>
+                <w:lang w:bidi="ar"/>
+              </w:rPr>
+              <w:t>{{ diseaseName }}</w:t>
+            </w:r>
+          </w:p>
+        </w:tc>
+        <w:tc>
+          <w:tcPr>
+            <w:tcW w:w="1191" w:type="dxa"/>
             <w:tcBorders>
-              <w:top w:val="nil"/>
-              <w:left w:val="single" w:color="000000" w:sz="8" w:space="0"/>
-              <w:bottom w:val="single" w:color="000000" w:sz="8" w:space="0"/>
-              <w:right w:val="single" w:color="000000" w:sz="8" w:space="0"/>
+              <w:top w:val="single" w:color="auto" w:sz="4" w:space="0"/>
+              <w:left w:val="single" w:color="auto" w:sz="4" w:space="0"/>
+              <w:bottom w:val="single" w:color="auto" w:sz="4" w:space="0"/>
+              <w:right w:val="single" w:color="auto" w:sz="4" w:space="0"/>
             </w:tcBorders>
             <w:noWrap/>
             <w:tcMar>
@@ -1304,38 +1401,54 @@
           </w:tcPr>
           <w:p>
             <w:pPr>
+              <w:keepNext w:val="0"/>
+              <w:keepLines w:val="0"/>
+              <w:pageBreakBefore w:val="0"/>
               <w:widowControl/>
+              <w:kinsoku/>
+              <w:wordWrap/>
+              <w:overflowPunct/>
+              <w:topLinePunct w:val="0"/>
+              <w:autoSpaceDE/>
+              <w:autoSpaceDN/>
+              <w:bidi w:val="0"/>
+              <w:adjustRightInd/>
+              <w:snapToGrid/>
+              <w:spacing w:beforeAutospacing="0" w:afterAutospacing="0" w:line="240" w:lineRule="auto"/>
               <w:jc w:val="center"/>
               <w:textAlignment w:val="center"/>
               <w:rPr>
+                <w:rFonts w:hint="eastAsia" w:ascii="微软雅黑" w:hAnsi="微软雅黑" w:eastAsia="微软雅黑" w:cs="微软雅黑"/>
                 <w:b/>
                 <w:color w:val="000000"/>
                 <w:sz w:val="21"/>
                 <w:szCs w:val="21"/>
-                <w:lang w:bidi="ar"/>
-              </w:rPr>
-            </w:pPr>
-            <w:r>
-              <w:rPr>
+                <w:highlight w:val="none"/>
+                <w:lang w:val="en-US" w:eastAsia="zh-CN" w:bidi="ar"/>
+              </w:rPr>
+            </w:pPr>
+            <w:r>
+              <w:rPr>
+                <w:rFonts w:hint="eastAsia" w:ascii="微软雅黑" w:hAnsi="微软雅黑" w:eastAsia="微软雅黑" w:cs="微软雅黑"/>
                 <w:b/>
                 <w:color w:val="000000"/>
                 <w:sz w:val="21"/>
                 <w:szCs w:val="21"/>
-                <w:lang w:bidi="ar"/>
-              </w:rPr>
-              <w:t>病理号</w:t>
-            </w:r>
-          </w:p>
-        </w:tc>
-        <w:tc>
-          <w:tcPr>
-            <w:tcW w:w="2113" w:type="dxa"/>
-            <w:gridSpan w:val="2"/>
+                <w:highlight w:val="none"/>
+                <w:lang w:val="en-US" w:eastAsia="zh-CN" w:bidi="ar"/>
+              </w:rPr>
+              <w:t>送检医师</w:t>
+            </w:r>
+          </w:p>
+        </w:tc>
+        <w:tc>
+          <w:tcPr>
+            <w:tcW w:w="1191" w:type="dxa"/>
             <w:tcBorders>
-              <w:top w:val="nil"/>
-              <w:left w:val="single" w:color="000000" w:sz="8" w:space="0"/>
-              <w:bottom w:val="single" w:color="000000" w:sz="8" w:space="0"/>
-              <w:right w:val="single" w:color="000000" w:sz="8" w:space="0"/>
+              <w:top w:val="single" w:color="auto" w:sz="4" w:space="0"/>
+              <w:left w:val="single" w:color="auto" w:sz="4" w:space="0"/>
+              <w:bottom w:val="single" w:color="auto" w:sz="4" w:space="0"/>
+              <w:right w:val="single" w:color="auto" w:sz="4" w:space="0"/>
             </w:tcBorders>
             <w:noWrap/>
             <w:tcMar>
@@ -1347,38 +1460,42 @@
           </w:tcPr>
           <w:p>
             <w:pPr>
+              <w:keepNext w:val="0"/>
+              <w:keepLines w:val="0"/>
+              <w:pageBreakBefore w:val="0"/>
               <w:widowControl/>
+              <w:kinsoku/>
+              <w:wordWrap/>
+              <w:overflowPunct/>
+              <w:topLinePunct w:val="0"/>
+              <w:autoSpaceDE/>
+              <w:autoSpaceDN/>
+              <w:bidi w:val="0"/>
+              <w:adjustRightInd/>
+              <w:snapToGrid/>
+              <w:spacing w:beforeAutospacing="0" w:afterAutospacing="0" w:line="240" w:lineRule="auto"/>
               <w:jc w:val="center"/>
               <w:textAlignment w:val="center"/>
               <w:rPr>
+                <w:rFonts w:hint="eastAsia" w:ascii="微软雅黑" w:hAnsi="微软雅黑" w:eastAsia="微软雅黑" w:cs="微软雅黑"/>
                 <w:b/>
                 <w:color w:val="000000"/>
                 <w:sz w:val="21"/>
                 <w:szCs w:val="21"/>
-                <w:lang w:bidi="ar"/>
-              </w:rPr>
-            </w:pPr>
-            <w:r>
-              <w:rPr>
-                <w:rFonts w:hint="eastAsia"/>
-                <w:b/>
-                <w:color w:val="000000"/>
-                <w:sz w:val="21"/>
-                <w:szCs w:val="21"/>
-                <w:lang w:bidi="ar"/>
-              </w:rPr>
-              <w:t>{{ template_subbarcode }}</w:t>
-            </w:r>
-          </w:p>
-        </w:tc>
-        <w:tc>
-          <w:tcPr>
-            <w:tcW w:w="1091" w:type="dxa"/>
+                <w:highlight w:val="none"/>
+                <w:lang w:eastAsia="zh-CN" w:bidi="ar"/>
+              </w:rPr>
+            </w:pPr>
+          </w:p>
+        </w:tc>
+        <w:tc>
+          <w:tcPr>
+            <w:tcW w:w="1181" w:type="dxa"/>
             <w:tcBorders>
-              <w:top w:val="nil"/>
-              <w:left w:val="single" w:color="000000" w:sz="8" w:space="0"/>
-              <w:bottom w:val="single" w:color="000000" w:sz="8" w:space="0"/>
-              <w:right w:val="single" w:color="000000" w:sz="8" w:space="0"/>
+              <w:top w:val="single" w:color="auto" w:sz="4" w:space="0"/>
+              <w:left w:val="single" w:color="auto" w:sz="4" w:space="0"/>
+              <w:bottom w:val="single" w:color="auto" w:sz="4" w:space="0"/>
+              <w:right w:val="single" w:color="auto" w:sz="4" w:space="0"/>
             </w:tcBorders>
             <w:noWrap/>
             <w:tcMar>
@@ -1390,24 +1507,41 @@
           </w:tcPr>
           <w:p>
             <w:pPr>
+              <w:keepNext w:val="0"/>
+              <w:keepLines w:val="0"/>
+              <w:pageBreakBefore w:val="0"/>
               <w:widowControl/>
+              <w:kinsoku/>
+              <w:wordWrap/>
+              <w:overflowPunct/>
+              <w:topLinePunct w:val="0"/>
+              <w:autoSpaceDE/>
+              <w:autoSpaceDN/>
+              <w:bidi w:val="0"/>
+              <w:adjustRightInd/>
+              <w:snapToGrid/>
+              <w:spacing w:beforeAutospacing="0" w:afterAutospacing="0" w:line="240" w:lineRule="auto"/>
               <w:jc w:val="center"/>
               <w:textAlignment w:val="center"/>
               <w:rPr>
+                <w:rFonts w:hint="eastAsia" w:ascii="微软雅黑" w:hAnsi="微软雅黑" w:eastAsia="微软雅黑" w:cs="微软雅黑"/>
                 <w:b/>
                 <w:color w:val="000000"/>
                 <w:sz w:val="21"/>
                 <w:szCs w:val="21"/>
+                <w:highlight w:val="none"/>
                 <w:lang w:bidi="ar"/>
               </w:rPr>
             </w:pPr>
             <w:r>
               <w:rPr>
+                <w:rFonts w:hint="eastAsia" w:ascii="微软雅黑" w:hAnsi="微软雅黑" w:eastAsia="微软雅黑" w:cs="微软雅黑"/>
                 <w:b/>
                 <w:color w:val="000000"/>
                 <w:sz w:val="21"/>
                 <w:szCs w:val="21"/>
-                <w:lang w:bidi="ar"/>
+                <w:highlight w:val="none"/>
+                <w:lang w:val="en-US" w:eastAsia="zh-CN" w:bidi="ar"/>
               </w:rPr>
               <w:t>送检日期</w:t>
             </w:r>
@@ -1415,11 +1549,11 @@
         </w:tc>
         <w:tc>
           <w:tcPr>
-            <w:tcW w:w="2088" w:type="dxa"/>
+            <w:tcW w:w="1497" w:type="dxa"/>
             <w:tcBorders>
-              <w:top w:val="nil"/>
-              <w:left w:val="single" w:color="000000" w:sz="8" w:space="0"/>
-              <w:bottom w:val="single" w:color="000000" w:sz="8" w:space="0"/>
+              <w:top w:val="single" w:color="auto" w:sz="4" w:space="0"/>
+              <w:left w:val="single" w:color="auto" w:sz="4" w:space="0"/>
+              <w:bottom w:val="single" w:color="auto" w:sz="4" w:space="0"/>
               <w:right w:val="nil"/>
             </w:tcBorders>
             <w:noWrap/>
@@ -1432,170 +1566,43 @@
           </w:tcPr>
           <w:p>
             <w:pPr>
+              <w:keepNext w:val="0"/>
+              <w:keepLines w:val="0"/>
+              <w:pageBreakBefore w:val="0"/>
               <w:widowControl/>
+              <w:kinsoku/>
+              <w:wordWrap/>
+              <w:overflowPunct/>
+              <w:topLinePunct w:val="0"/>
+              <w:autoSpaceDE/>
+              <w:autoSpaceDN/>
+              <w:bidi w:val="0"/>
+              <w:adjustRightInd/>
+              <w:snapToGrid/>
+              <w:spacing w:beforeAutospacing="0" w:afterAutospacing="0" w:line="240" w:lineRule="auto"/>
               <w:jc w:val="center"/>
               <w:textAlignment w:val="center"/>
               <w:rPr>
-                <w:b/>
+                <w:rFonts w:hint="eastAsia" w:ascii="微软雅黑" w:hAnsi="微软雅黑" w:eastAsia="微软雅黑" w:cs="微软雅黑"/>
+                <w:b w:val="0"/>
+                <w:bCs/>
                 <w:color w:val="000000"/>
                 <w:sz w:val="21"/>
                 <w:szCs w:val="21"/>
+                <w:lang w:eastAsia="zh-CN" w:bidi="ar"/>
+              </w:rPr>
+            </w:pPr>
+            <w:r>
+              <w:rPr>
+                <w:rFonts w:hint="eastAsia" w:ascii="微软雅黑" w:hAnsi="微软雅黑" w:eastAsia="微软雅黑" w:cs="微软雅黑"/>
+                <w:b w:val="0"/>
+                <w:bCs/>
+                <w:color w:val="000000"/>
+                <w:sz w:val="21"/>
+                <w:szCs w:val="21"/>
                 <w:lang w:bidi="ar"/>
               </w:rPr>
-            </w:pPr>
-            <w:r>
-              <w:rPr>
-                <w:rFonts w:hint="eastAsia"/>
-                <w:b/>
-                <w:color w:val="000000"/>
-                <w:sz w:val="21"/>
-                <w:szCs w:val="21"/>
-                <w:lang w:bidi="ar"/>
-              </w:rPr>
               <w:t>{{ commission_date }}</w:t>
-            </w:r>
-          </w:p>
-        </w:tc>
-      </w:tr>
-    </w:tbl>
-    <w:p>
-      <w:pPr>
-        <w:rPr>
-          <w:rFonts w:hint="eastAsia" w:ascii="微软雅黑" w:hAnsi="微软雅黑" w:eastAsia="微软雅黑" w:cs="微软雅黑"/>
-        </w:rPr>
-      </w:pPr>
-    </w:p>
-    <w:p>
-      <w:pPr>
-        <w:rPr>
-          <w:rFonts w:hint="eastAsia" w:ascii="微软雅黑" w:hAnsi="微软雅黑" w:eastAsia="微软雅黑" w:cs="微软雅黑"/>
-        </w:rPr>
-      </w:pPr>
-    </w:p>
-    <w:p>
-      <w:pPr>
-        <w:rPr>
-          <w:rFonts w:hint="eastAsia" w:ascii="微软雅黑" w:hAnsi="微软雅黑" w:eastAsia="微软雅黑" w:cs="微软雅黑"/>
-        </w:rPr>
-      </w:pPr>
-    </w:p>
-    <w:p>
-      <w:pPr>
-        <w:rPr>
-          <w:rFonts w:hint="eastAsia" w:ascii="微软雅黑" w:hAnsi="微软雅黑" w:eastAsia="微软雅黑" w:cs="微软雅黑"/>
-        </w:rPr>
-      </w:pPr>
-    </w:p>
-    <w:p>
-      <w:pPr>
-        <w:rPr>
-          <w:rFonts w:hint="eastAsia" w:ascii="微软雅黑" w:hAnsi="微软雅黑" w:eastAsia="微软雅黑" w:cs="微软雅黑"/>
-        </w:rPr>
-      </w:pPr>
-    </w:p>
-    <w:p>
-      <w:pPr>
-        <w:rPr>
-          <w:rFonts w:hint="eastAsia" w:ascii="微软雅黑" w:hAnsi="微软雅黑" w:eastAsia="微软雅黑" w:cs="微软雅黑"/>
-        </w:rPr>
-      </w:pPr>
-    </w:p>
-    <w:tbl>
-      <w:tblPr>
-        <w:tblStyle w:val="19"/>
-        <w:tblW w:w="9730" w:type="dxa"/>
-        <w:jc w:val="center"/>
-        <w:tblBorders>
-          <w:top w:val="single" w:color="auto" w:sz="4" w:space="0"/>
-          <w:left w:val="none" w:color="auto" w:sz="0" w:space="0"/>
-          <w:bottom w:val="single" w:color="auto" w:sz="4" w:space="0"/>
-          <w:right w:val="none" w:color="auto" w:sz="0" w:space="0"/>
-          <w:insideH w:val="single" w:color="auto" w:sz="4" w:space="0"/>
-          <w:insideV w:val="single" w:color="auto" w:sz="4" w:space="0"/>
-        </w:tblBorders>
-        <w:tblLayout w:type="fixed"/>
-        <w:tblCellMar>
-          <w:top w:w="0" w:type="dxa"/>
-          <w:left w:w="108" w:type="dxa"/>
-          <w:bottom w:w="0" w:type="dxa"/>
-          <w:right w:w="108" w:type="dxa"/>
-        </w:tblCellMar>
-      </w:tblPr>
-      <w:tblGrid>
-        <w:gridCol w:w="1242"/>
-        <w:gridCol w:w="8488"/>
-      </w:tblGrid>
-      <w:tr>
-        <w:tblPrEx>
-          <w:tblBorders>
-            <w:top w:val="single" w:color="auto" w:sz="4" w:space="0"/>
-            <w:left w:val="none" w:color="auto" w:sz="0" w:space="0"/>
-            <w:bottom w:val="single" w:color="auto" w:sz="4" w:space="0"/>
-            <w:right w:val="none" w:color="auto" w:sz="0" w:space="0"/>
-            <w:insideH w:val="single" w:color="auto" w:sz="4" w:space="0"/>
-            <w:insideV w:val="single" w:color="auto" w:sz="4" w:space="0"/>
-          </w:tblBorders>
-          <w:tblCellMar>
-            <w:top w:w="0" w:type="dxa"/>
-            <w:left w:w="108" w:type="dxa"/>
-            <w:bottom w:w="0" w:type="dxa"/>
-            <w:right w:w="108" w:type="dxa"/>
-          </w:tblCellMar>
-        </w:tblPrEx>
-        <w:trPr>
-          <w:trHeight w:val="413" w:hRule="atLeast"/>
-          <w:jc w:val="center"/>
-        </w:trPr>
-        <w:tc>
-          <w:tcPr>
-            <w:tcW w:w="1242" w:type="dxa"/>
-            <w:vAlign w:val="top"/>
-          </w:tcPr>
-          <w:p>
-            <w:pPr>
-              <w:pStyle w:val="17"/>
-              <w:jc w:val="both"/>
-              <w:rPr>
-                <w:rFonts w:asciiTheme="minorEastAsia" w:hAnsiTheme="minorEastAsia" w:eastAsiaTheme="minorEastAsia"/>
-                <w:b/>
-                <w:sz w:val="21"/>
-                <w:szCs w:val="21"/>
-              </w:rPr>
-            </w:pPr>
-            <w:r>
-              <w:rPr>
-                <w:rFonts w:hint="eastAsia" w:asciiTheme="minorEastAsia" w:hAnsiTheme="minorEastAsia" w:eastAsiaTheme="minorEastAsia"/>
-                <w:b/>
-                <w:sz w:val="21"/>
-                <w:szCs w:val="21"/>
-              </w:rPr>
-              <w:t>检测项目</w:t>
-            </w:r>
-          </w:p>
-        </w:tc>
-        <w:tc>
-          <w:tcPr>
-            <w:tcW w:w="8488" w:type="dxa"/>
-            <w:vAlign w:val="center"/>
-          </w:tcPr>
-          <w:p>
-            <w:pPr>
-              <w:pStyle w:val="17"/>
-              <w:rPr>
-                <w:rFonts w:hint="default" w:asciiTheme="minorEastAsia" w:hAnsiTheme="minorEastAsia" w:eastAsiaTheme="minorEastAsia"/>
-                <w:sz w:val="21"/>
-                <w:szCs w:val="21"/>
-                <w:lang w:val="en-US" w:eastAsia="zh-CN"/>
-              </w:rPr>
-            </w:pPr>
-            <w:r>
-              <w:rPr>
-                <w:rFonts w:hint="eastAsia" w:asciiTheme="minorEastAsia" w:hAnsiTheme="minorEastAsia" w:eastAsiaTheme="minorEastAsia"/>
-                <w:sz w:val="21"/>
-                <w:szCs w:val="21"/>
-                <w:lang w:val="en-US" w:eastAsia="zh-CN"/>
-              </w:rPr>
-              <w:t>甲状腺癌17基因检测报告{% if PDInfo != undefined %}（含PD-L1）{% endif %}</w:t>
             </w:r>
           </w:p>
         </w:tc>
@@ -1618,46 +1625,92 @@
           </w:tblCellMar>
         </w:tblPrEx>
         <w:trPr>
-          <w:trHeight w:val="413" w:hRule="atLeast"/>
+          <w:trHeight w:val="397" w:hRule="atLeast"/>
           <w:jc w:val="center"/>
         </w:trPr>
         <w:tc>
           <w:tcPr>
-            <w:tcW w:w="1242" w:type="dxa"/>
-            <w:vAlign w:val="top"/>
+            <w:tcW w:w="1323" w:type="dxa"/>
+            <w:tcBorders>
+              <w:top w:val="single" w:color="auto" w:sz="4" w:space="0"/>
+              <w:left w:val="nil"/>
+              <w:bottom w:val="single" w:color="auto" w:sz="4" w:space="0"/>
+              <w:right w:val="single" w:color="auto" w:sz="4" w:space="0"/>
+            </w:tcBorders>
+            <w:vAlign w:val="center"/>
           </w:tcPr>
           <w:p>
             <w:pPr>
               <w:pStyle w:val="17"/>
-              <w:jc w:val="both"/>
-              <w:rPr>
-                <w:rFonts w:asciiTheme="minorEastAsia" w:hAnsiTheme="minorEastAsia" w:eastAsiaTheme="minorEastAsia"/>
-                <w:b/>
-                <w:sz w:val="21"/>
-                <w:szCs w:val="21"/>
-              </w:rPr>
-            </w:pPr>
-            <w:r>
-              <w:rPr>
-                <w:rFonts w:hint="eastAsia" w:asciiTheme="minorEastAsia" w:hAnsiTheme="minorEastAsia" w:eastAsiaTheme="minorEastAsia"/>
-                <w:b/>
-                <w:sz w:val="21"/>
-                <w:szCs w:val="21"/>
-              </w:rPr>
-              <w:t>标本类型</w:t>
-            </w:r>
-          </w:p>
-        </w:tc>
-        <w:tc>
-          <w:tcPr>
-            <w:tcW w:w="8488" w:type="dxa"/>
+              <w:keepNext w:val="0"/>
+              <w:keepLines w:val="0"/>
+              <w:pageBreakBefore w:val="0"/>
+              <w:widowControl/>
+              <w:kinsoku/>
+              <w:wordWrap/>
+              <w:overflowPunct/>
+              <w:topLinePunct w:val="0"/>
+              <w:autoSpaceDE/>
+              <w:autoSpaceDN/>
+              <w:bidi w:val="0"/>
+              <w:adjustRightInd/>
+              <w:snapToGrid/>
+              <w:spacing w:before="0" w:beforeAutospacing="0" w:after="0" w:afterAutospacing="0" w:line="240" w:lineRule="auto"/>
+              <w:jc w:val="center"/>
+              <w:rPr>
+                <w:rFonts w:hint="eastAsia" w:ascii="微软雅黑" w:hAnsi="微软雅黑" w:eastAsia="微软雅黑" w:cs="微软雅黑"/>
+                <w:b/>
+                <w:color w:val="000000"/>
+                <w:sz w:val="21"/>
+                <w:szCs w:val="21"/>
+                <w:lang w:val="en-US" w:eastAsia="zh-CN" w:bidi="ar"/>
+              </w:rPr>
+            </w:pPr>
+            <w:r>
+              <w:rPr>
+                <w:rFonts w:hint="eastAsia" w:ascii="微软雅黑" w:hAnsi="微软雅黑" w:eastAsia="微软雅黑" w:cs="微软雅黑"/>
+                <w:b/>
+                <w:color w:val="000000"/>
+                <w:sz w:val="21"/>
+                <w:szCs w:val="21"/>
+                <w:lang w:val="en-US" w:eastAsia="zh-CN" w:bidi="ar"/>
+              </w:rPr>
+              <w:t>检测项目</w:t>
+            </w:r>
+          </w:p>
+        </w:tc>
+        <w:tc>
+          <w:tcPr>
+            <w:tcW w:w="8415" w:type="dxa"/>
+            <w:gridSpan w:val="7"/>
+            <w:tcBorders>
+              <w:top w:val="single" w:color="auto" w:sz="4" w:space="0"/>
+              <w:left w:val="single" w:color="auto" w:sz="4" w:space="0"/>
+              <w:bottom w:val="single" w:color="auto" w:sz="4" w:space="0"/>
+              <w:right w:val="nil"/>
+            </w:tcBorders>
             <w:vAlign w:val="center"/>
           </w:tcPr>
           <w:p>
             <w:pPr>
               <w:pStyle w:val="17"/>
-              <w:rPr>
-                <w:rFonts w:hint="eastAsia" w:asciiTheme="minorEastAsia" w:hAnsiTheme="minorEastAsia" w:eastAsiaTheme="minorEastAsia"/>
+              <w:keepNext w:val="0"/>
+              <w:keepLines w:val="0"/>
+              <w:pageBreakBefore w:val="0"/>
+              <w:widowControl/>
+              <w:kinsoku/>
+              <w:wordWrap/>
+              <w:overflowPunct/>
+              <w:topLinePunct w:val="0"/>
+              <w:autoSpaceDE/>
+              <w:autoSpaceDN/>
+              <w:bidi w:val="0"/>
+              <w:adjustRightInd/>
+              <w:snapToGrid/>
+              <w:spacing w:before="0" w:beforeAutospacing="0" w:after="0" w:afterAutospacing="0" w:line="240" w:lineRule="auto"/>
+              <w:jc w:val="left"/>
+              <w:rPr>
+                <w:rFonts w:hint="eastAsia" w:ascii="微软雅黑" w:hAnsi="微软雅黑" w:eastAsia="微软雅黑" w:cs="微软雅黑"/>
                 <w:sz w:val="21"/>
                 <w:szCs w:val="21"/>
                 <w:lang w:val="en-US" w:eastAsia="zh-CN"/>
@@ -1665,109 +1718,55 @@
             </w:pPr>
             <w:r>
               <w:rPr>
-                <w:rFonts w:hint="eastAsia" w:asciiTheme="minorEastAsia" w:hAnsiTheme="minorEastAsia" w:eastAsiaTheme="minorEastAsia"/>
-                <w:sz w:val="21"/>
-                <w:szCs w:val="21"/>
-              </w:rPr>
-              <w:t>{{ sample_type }}</w:t>
-            </w:r>
-            <w:r>
-              <w:rPr>
-                <w:rFonts w:hint="eastAsia" w:asciiTheme="minorEastAsia" w:hAnsiTheme="minorEastAsia" w:eastAsiaTheme="minorEastAsia"/>
+                <w:rFonts w:hint="eastAsia" w:ascii="微软雅黑" w:hAnsi="微软雅黑" w:eastAsia="微软雅黑" w:cs="微软雅黑"/>
                 <w:sz w:val="21"/>
                 <w:szCs w:val="21"/>
                 <w:lang w:val="en-US" w:eastAsia="zh-CN"/>
               </w:rPr>
-              <w:t>，</w:t>
-            </w:r>
-            <w:r>
-              <w:rPr>
-                <w:rFonts w:ascii="宋体" w:hAnsi="宋体" w:eastAsia="宋体" w:cs="宋体"/>
-                <w:sz w:val="21"/>
-                <w:szCs w:val="21"/>
-              </w:rPr>
-              <w:t>肿瘤细胞含量</w:t>
-            </w:r>
-            <w:r>
-              <w:rPr>
-                <w:rFonts w:hint="eastAsia" w:ascii="宋体" w:hAnsi="宋体" w:eastAsia="宋体" w:cs="宋体"/>
-                <w:sz w:val="21"/>
-                <w:szCs w:val="21"/>
-                <w:lang w:eastAsia="zh-CN"/>
-              </w:rPr>
-              <w:t xml:space="preserve">：{% if summaryOfRresults.type == </w:t>
-            </w:r>
-            <w:r>
-              <w:rPr>
-                <w:rFonts w:ascii="宋体" w:hAnsi="宋体" w:eastAsia="宋体" w:cs="宋体"/>
-                <w:sz w:val="21"/>
-                <w:szCs w:val="21"/>
-                <w:lang w:eastAsia="zh-CN"/>
-              </w:rPr>
-              <w:t>“tissue”</w:t>
-            </w:r>
-            <w:r>
-              <w:rPr>
-                <w:rFonts w:hint="eastAsia" w:ascii="宋体" w:hAnsi="宋体" w:eastAsia="宋体" w:cs="宋体"/>
-                <w:sz w:val="21"/>
-                <w:szCs w:val="21"/>
-                <w:lang w:eastAsia="zh-CN"/>
-              </w:rPr>
-              <w:t xml:space="preserve"> %}≥</w:t>
-            </w:r>
-            <w:r>
-              <w:rPr>
-                <w:rFonts w:hint="eastAsia" w:ascii="宋体" w:hAnsi="宋体" w:eastAsia="宋体" w:cs="宋体"/>
+              <w:t>泛实体瘤多</w:t>
+            </w:r>
+            <w:r>
+              <w:rPr>
+                <w:rFonts w:hint="eastAsia" w:ascii="微软雅黑" w:hAnsi="微软雅黑" w:eastAsia="微软雅黑" w:cs="微软雅黑"/>
+                <w:color w:val="auto"/>
                 <w:sz w:val="21"/>
                 <w:szCs w:val="21"/>
                 <w:lang w:val="en-US" w:eastAsia="zh-CN"/>
               </w:rPr>
-              <w:t>1</w:t>
-            </w:r>
-            <w:r>
-              <w:rPr>
-                <w:rFonts w:ascii="宋体" w:hAnsi="宋体" w:eastAsia="宋体" w:cs="宋体"/>
-                <w:sz w:val="21"/>
-                <w:szCs w:val="21"/>
-                <w:lang w:eastAsia="zh-CN"/>
-              </w:rPr>
-              <w:t>0</w:t>
-            </w:r>
-            <w:r>
-              <w:rPr>
-                <w:rFonts w:hint="eastAsia" w:cs="宋体"/>
+              <w:t>基因</w:t>
+            </w:r>
+            <w:r>
+              <w:rPr>
+                <w:rFonts w:hint="eastAsia" w:ascii="微软雅黑" w:hAnsi="微软雅黑" w:eastAsia="微软雅黑" w:cs="微软雅黑"/>
+                <w:i w:val="0"/>
+                <w:iCs w:val="0"/>
+                <w:caps w:val="0"/>
+                <w:color w:val="auto"/>
+                <w:spacing w:val="0"/>
+                <w:sz w:val="19"/>
+                <w:szCs w:val="19"/>
+                <w:shd w:val="clear" w:fill="FFFFFF"/>
+              </w:rPr>
+              <w:t>panel</w:t>
+            </w:r>
+            <w:r>
+              <w:rPr>
+                <w:rFonts w:hint="eastAsia" w:ascii="微软雅黑" w:hAnsi="微软雅黑" w:eastAsia="微软雅黑" w:cs="微软雅黑"/>
+                <w:color w:val="auto"/>
                 <w:sz w:val="21"/>
                 <w:szCs w:val="21"/>
                 <w:lang w:val="en-US" w:eastAsia="zh-CN"/>
               </w:rPr>
-              <w:t>%</w:t>
-            </w:r>
-            <w:r>
-              <w:rPr>
-                <w:rFonts w:hint="eastAsia" w:ascii="宋体" w:hAnsi="宋体" w:eastAsia="宋体" w:cs="宋体"/>
-                <w:sz w:val="21"/>
-                <w:szCs w:val="21"/>
-                <w:lang w:eastAsia="zh-CN"/>
-              </w:rPr>
-              <w:t>{% else %}</w:t>
-            </w:r>
-            <w:r>
-              <w:rPr>
-                <w:rFonts w:hint="eastAsia" w:cs="宋体"/>
+              <w:t>检</w:t>
+            </w:r>
+            <w:r>
+              <w:rPr>
+                <w:rFonts w:hint="eastAsia" w:ascii="微软雅黑" w:hAnsi="微软雅黑" w:eastAsia="微软雅黑" w:cs="微软雅黑"/>
                 <w:sz w:val="21"/>
                 <w:szCs w:val="21"/>
                 <w:lang w:val="en-US" w:eastAsia="zh-CN"/>
               </w:rPr>
-              <w:t>-</w:t>
-            </w:r>
-            <w:r>
-              <w:rPr>
-                <w:rFonts w:hint="eastAsia" w:ascii="宋体" w:hAnsi="宋体" w:eastAsia="宋体" w:cs="宋体"/>
-                <w:sz w:val="21"/>
-                <w:szCs w:val="21"/>
-                <w:lang w:eastAsia="zh-CN"/>
-              </w:rPr>
-              <w:t>{% endif %}</w:t>
+              <w:t>测</w:t>
             </w:r>
           </w:p>
         </w:tc>
@@ -1790,57 +1789,213 @@
           </w:tblCellMar>
         </w:tblPrEx>
         <w:trPr>
-          <w:trHeight w:val="405" w:hRule="atLeast"/>
+          <w:trHeight w:val="397" w:hRule="atLeast"/>
           <w:jc w:val="center"/>
         </w:trPr>
         <w:tc>
           <w:tcPr>
-            <w:tcW w:w="1242" w:type="dxa"/>
-            <w:vAlign w:val="top"/>
+            <w:tcW w:w="1323" w:type="dxa"/>
+            <w:tcBorders>
+              <w:top w:val="single" w:color="auto" w:sz="4" w:space="0"/>
+              <w:left w:val="nil"/>
+              <w:bottom w:val="single" w:color="auto" w:sz="4" w:space="0"/>
+              <w:right w:val="single" w:color="auto" w:sz="4" w:space="0"/>
+            </w:tcBorders>
+            <w:vAlign w:val="center"/>
           </w:tcPr>
           <w:p>
             <w:pPr>
               <w:pStyle w:val="17"/>
-              <w:jc w:val="both"/>
-              <w:rPr>
-                <w:rFonts w:hint="eastAsia" w:asciiTheme="minorEastAsia" w:hAnsiTheme="minorEastAsia" w:eastAsiaTheme="minorEastAsia"/>
-                <w:b/>
-                <w:sz w:val="21"/>
-                <w:szCs w:val="21"/>
-                <w:lang w:eastAsia="zh-CN"/>
-              </w:rPr>
-            </w:pPr>
-            <w:r>
-              <w:rPr>
-                <w:rFonts w:hint="eastAsia" w:asciiTheme="minorEastAsia" w:hAnsiTheme="minorEastAsia" w:eastAsiaTheme="minorEastAsia"/>
-                <w:b/>
-                <w:sz w:val="21"/>
-                <w:szCs w:val="21"/>
-              </w:rPr>
-              <w:t>检测</w:t>
-            </w:r>
-            <w:r>
-              <w:rPr>
-                <w:rFonts w:hint="eastAsia" w:asciiTheme="minorEastAsia" w:hAnsiTheme="minorEastAsia" w:eastAsiaTheme="minorEastAsia"/>
-                <w:b/>
+              <w:keepNext w:val="0"/>
+              <w:keepLines w:val="0"/>
+              <w:pageBreakBefore w:val="0"/>
+              <w:widowControl/>
+              <w:kinsoku/>
+              <w:wordWrap/>
+              <w:overflowPunct/>
+              <w:topLinePunct w:val="0"/>
+              <w:autoSpaceDE/>
+              <w:autoSpaceDN/>
+              <w:bidi w:val="0"/>
+              <w:adjustRightInd/>
+              <w:snapToGrid/>
+              <w:spacing w:before="0" w:beforeAutospacing="0" w:after="0" w:afterAutospacing="0" w:line="240" w:lineRule="auto"/>
+              <w:jc w:val="center"/>
+              <w:rPr>
+                <w:rFonts w:hint="eastAsia" w:ascii="微软雅黑" w:hAnsi="微软雅黑" w:eastAsia="微软雅黑" w:cs="微软雅黑"/>
+                <w:b/>
+                <w:color w:val="000000"/>
+                <w:sz w:val="21"/>
+                <w:szCs w:val="21"/>
+                <w:lang w:val="en-US" w:eastAsia="zh-CN" w:bidi="ar"/>
+              </w:rPr>
+            </w:pPr>
+            <w:r>
+              <w:rPr>
+                <w:rFonts w:hint="eastAsia" w:ascii="微软雅黑" w:hAnsi="微软雅黑" w:eastAsia="微软雅黑" w:cs="微软雅黑"/>
+                <w:b/>
+                <w:color w:val="000000"/>
+                <w:sz w:val="21"/>
+                <w:szCs w:val="21"/>
+                <w:lang w:val="en-US" w:eastAsia="zh-CN" w:bidi="ar"/>
+              </w:rPr>
+              <w:t>标本类型</w:t>
+            </w:r>
+          </w:p>
+        </w:tc>
+        <w:tc>
+          <w:tcPr>
+            <w:tcW w:w="8415" w:type="dxa"/>
+            <w:gridSpan w:val="7"/>
+            <w:tcBorders>
+              <w:top w:val="single" w:color="auto" w:sz="4" w:space="0"/>
+              <w:left w:val="single" w:color="auto" w:sz="4" w:space="0"/>
+              <w:bottom w:val="single" w:color="auto" w:sz="4" w:space="0"/>
+              <w:right w:val="nil"/>
+            </w:tcBorders>
+            <w:vAlign w:val="center"/>
+          </w:tcPr>
+          <w:p>
+            <w:pPr>
+              <w:pStyle w:val="17"/>
+              <w:keepNext w:val="0"/>
+              <w:keepLines w:val="0"/>
+              <w:pageBreakBefore w:val="0"/>
+              <w:widowControl/>
+              <w:kinsoku/>
+              <w:wordWrap/>
+              <w:overflowPunct/>
+              <w:topLinePunct w:val="0"/>
+              <w:autoSpaceDE/>
+              <w:autoSpaceDN/>
+              <w:bidi w:val="0"/>
+              <w:adjustRightInd/>
+              <w:snapToGrid/>
+              <w:spacing w:before="0" w:beforeAutospacing="0" w:after="0" w:afterAutospacing="0" w:line="240" w:lineRule="auto"/>
+              <w:jc w:val="left"/>
+              <w:rPr>
+                <w:rFonts w:hint="eastAsia" w:ascii="微软雅黑" w:hAnsi="微软雅黑" w:eastAsia="微软雅黑" w:cs="微软雅黑"/>
                 <w:sz w:val="21"/>
                 <w:szCs w:val="21"/>
                 <w:lang w:val="en-US" w:eastAsia="zh-CN"/>
               </w:rPr>
-              <w:t>方法</w:t>
-            </w:r>
-          </w:p>
-        </w:tc>
-        <w:tc>
-          <w:tcPr>
-            <w:tcW w:w="8488" w:type="dxa"/>
+            </w:pPr>
+            <w:r>
+              <w:rPr>
+                <w:rFonts w:hint="eastAsia" w:ascii="微软雅黑" w:hAnsi="微软雅黑" w:eastAsia="微软雅黑" w:cs="微软雅黑"/>
+                <w:sz w:val="21"/>
+                <w:szCs w:val="21"/>
+                <w:lang w:val="en-US" w:eastAsia="zh-CN"/>
+              </w:rPr>
+              <w:t>{{ sample_type }}，肿瘤细胞含量：{% if summaryOfRresults.type == “tissue” %}≥10%{% else %}-{% endif %}</w:t>
+            </w:r>
+          </w:p>
+        </w:tc>
+      </w:tr>
+      <w:tr>
+        <w:tblPrEx>
+          <w:tblBorders>
+            <w:top w:val="single" w:color="auto" w:sz="4" w:space="0"/>
+            <w:left w:val="none" w:color="auto" w:sz="0" w:space="0"/>
+            <w:bottom w:val="single" w:color="auto" w:sz="4" w:space="0"/>
+            <w:right w:val="none" w:color="auto" w:sz="0" w:space="0"/>
+            <w:insideH w:val="single" w:color="auto" w:sz="4" w:space="0"/>
+            <w:insideV w:val="single" w:color="auto" w:sz="4" w:space="0"/>
+          </w:tblBorders>
+          <w:tblCellMar>
+            <w:top w:w="0" w:type="dxa"/>
+            <w:left w:w="108" w:type="dxa"/>
+            <w:bottom w:w="0" w:type="dxa"/>
+            <w:right w:w="108" w:type="dxa"/>
+          </w:tblCellMar>
+        </w:tblPrEx>
+        <w:trPr>
+          <w:trHeight w:val="397" w:hRule="atLeast"/>
+          <w:jc w:val="center"/>
+        </w:trPr>
+        <w:tc>
+          <w:tcPr>
+            <w:tcW w:w="1323" w:type="dxa"/>
+            <w:tcBorders>
+              <w:top w:val="single" w:color="auto" w:sz="4" w:space="0"/>
+              <w:left w:val="nil"/>
+              <w:bottom w:val="single" w:color="auto" w:sz="4" w:space="0"/>
+              <w:right w:val="single" w:color="auto" w:sz="4" w:space="0"/>
+            </w:tcBorders>
             <w:vAlign w:val="center"/>
           </w:tcPr>
           <w:p>
             <w:pPr>
               <w:pStyle w:val="17"/>
-              <w:rPr>
-                <w:rFonts w:hint="default" w:asciiTheme="minorEastAsia" w:hAnsiTheme="minorEastAsia" w:eastAsiaTheme="minorEastAsia"/>
+              <w:keepNext w:val="0"/>
+              <w:keepLines w:val="0"/>
+              <w:pageBreakBefore w:val="0"/>
+              <w:widowControl/>
+              <w:kinsoku/>
+              <w:wordWrap/>
+              <w:overflowPunct/>
+              <w:topLinePunct w:val="0"/>
+              <w:autoSpaceDE/>
+              <w:autoSpaceDN/>
+              <w:bidi w:val="0"/>
+              <w:adjustRightInd/>
+              <w:snapToGrid/>
+              <w:spacing w:before="0" w:beforeAutospacing="0" w:after="0" w:afterAutospacing="0" w:line="240" w:lineRule="auto"/>
+              <w:jc w:val="center"/>
+              <w:rPr>
+                <w:rFonts w:hint="eastAsia" w:ascii="微软雅黑" w:hAnsi="微软雅黑" w:eastAsia="微软雅黑" w:cs="微软雅黑"/>
+                <w:b/>
+                <w:color w:val="000000"/>
+                <w:sz w:val="21"/>
+                <w:szCs w:val="21"/>
+                <w:lang w:val="en-US" w:eastAsia="zh-CN" w:bidi="ar"/>
+              </w:rPr>
+            </w:pPr>
+            <w:r>
+              <w:rPr>
+                <w:rFonts w:hint="eastAsia" w:ascii="微软雅黑" w:hAnsi="微软雅黑" w:eastAsia="微软雅黑" w:cs="微软雅黑"/>
+                <w:b/>
+                <w:color w:val="000000"/>
+                <w:sz w:val="21"/>
+                <w:szCs w:val="21"/>
+                <w:lang w:val="en-US" w:eastAsia="zh-CN" w:bidi="ar"/>
+              </w:rPr>
+              <w:t>检测方法</w:t>
+            </w:r>
+          </w:p>
+        </w:tc>
+        <w:tc>
+          <w:tcPr>
+            <w:tcW w:w="8415" w:type="dxa"/>
+            <w:gridSpan w:val="7"/>
+            <w:tcBorders>
+              <w:top w:val="single" w:color="auto" w:sz="4" w:space="0"/>
+              <w:left w:val="single" w:color="auto" w:sz="4" w:space="0"/>
+              <w:bottom w:val="single" w:color="auto" w:sz="4" w:space="0"/>
+              <w:right w:val="nil"/>
+            </w:tcBorders>
+            <w:vAlign w:val="center"/>
+          </w:tcPr>
+          <w:p>
+            <w:pPr>
+              <w:pStyle w:val="17"/>
+              <w:keepNext w:val="0"/>
+              <w:keepLines w:val="0"/>
+              <w:pageBreakBefore w:val="0"/>
+              <w:widowControl/>
+              <w:kinsoku/>
+              <w:wordWrap/>
+              <w:overflowPunct/>
+              <w:topLinePunct w:val="0"/>
+              <w:autoSpaceDE/>
+              <w:autoSpaceDN/>
+              <w:bidi w:val="0"/>
+              <w:adjustRightInd/>
+              <w:snapToGrid/>
+              <w:spacing w:before="0" w:beforeAutospacing="0" w:after="0" w:afterAutospacing="0" w:line="240" w:lineRule="auto"/>
+              <w:jc w:val="left"/>
+              <w:rPr>
+                <w:rFonts w:hint="eastAsia" w:ascii="微软雅黑" w:hAnsi="微软雅黑" w:eastAsia="微软雅黑" w:cs="微软雅黑"/>
                 <w:color w:val="000000" w:themeColor="text1"/>
                 <w:sz w:val="21"/>
                 <w:szCs w:val="21"/>
@@ -1854,7 +2009,7 @@
             </w:pPr>
             <w:r>
               <w:rPr>
-                <w:rFonts w:hint="eastAsia" w:asciiTheme="minorEastAsia" w:hAnsiTheme="minorEastAsia" w:eastAsiaTheme="minorEastAsia"/>
+                <w:rFonts w:hint="eastAsia" w:ascii="微软雅黑" w:hAnsi="微软雅黑" w:eastAsia="微软雅黑" w:cs="微软雅黑"/>
                 <w:color w:val="000000" w:themeColor="text1"/>
                 <w:sz w:val="21"/>
                 <w:szCs w:val="21"/>
@@ -1893,26 +2048,49 @@
         </w:trPr>
         <w:tc>
           <w:tcPr>
-            <w:tcW w:w="1242" w:type="dxa"/>
-            <w:vAlign w:val="top"/>
+            <w:tcW w:w="1323" w:type="dxa"/>
+            <w:tcBorders>
+              <w:top w:val="single" w:color="auto" w:sz="4" w:space="0"/>
+              <w:left w:val="nil"/>
+              <w:right w:val="single" w:color="auto" w:sz="4" w:space="0"/>
+            </w:tcBorders>
+            <w:vAlign w:val="center"/>
           </w:tcPr>
           <w:p>
             <w:pPr>
               <w:pStyle w:val="17"/>
-              <w:jc w:val="both"/>
-              <w:rPr>
-                <w:rFonts w:asciiTheme="minorEastAsia" w:hAnsiTheme="minorEastAsia" w:eastAsiaTheme="minorEastAsia"/>
-                <w:b/>
-                <w:sz w:val="21"/>
-                <w:szCs w:val="21"/>
-              </w:rPr>
-            </w:pPr>
-            <w:r>
-              <w:rPr>
-                <w:rFonts w:hint="eastAsia" w:asciiTheme="minorEastAsia" w:hAnsiTheme="minorEastAsia" w:eastAsiaTheme="minorEastAsia"/>
-                <w:b/>
-                <w:sz w:val="21"/>
-                <w:szCs w:val="21"/>
+              <w:keepNext w:val="0"/>
+              <w:keepLines w:val="0"/>
+              <w:pageBreakBefore w:val="0"/>
+              <w:widowControl/>
+              <w:kinsoku/>
+              <w:wordWrap/>
+              <w:overflowPunct/>
+              <w:topLinePunct w:val="0"/>
+              <w:autoSpaceDE/>
+              <w:autoSpaceDN/>
+              <w:bidi w:val="0"/>
+              <w:adjustRightInd/>
+              <w:snapToGrid/>
+              <w:spacing w:before="0" w:beforeAutospacing="0" w:after="0" w:afterAutospacing="0" w:line="240" w:lineRule="auto"/>
+              <w:jc w:val="center"/>
+              <w:rPr>
+                <w:rFonts w:hint="eastAsia" w:ascii="微软雅黑" w:hAnsi="微软雅黑" w:eastAsia="微软雅黑" w:cs="微软雅黑"/>
+                <w:b/>
+                <w:color w:val="000000"/>
+                <w:sz w:val="21"/>
+                <w:szCs w:val="21"/>
+                <w:lang w:val="en-US" w:eastAsia="zh-CN" w:bidi="ar"/>
+              </w:rPr>
+            </w:pPr>
+            <w:r>
+              <w:rPr>
+                <w:rFonts w:hint="eastAsia" w:ascii="微软雅黑" w:hAnsi="微软雅黑" w:eastAsia="微软雅黑" w:cs="微软雅黑"/>
+                <w:b/>
+                <w:color w:val="000000"/>
+                <w:sz w:val="21"/>
+                <w:szCs w:val="21"/>
+                <w:lang w:val="en-US" w:eastAsia="zh-CN" w:bidi="ar"/>
               </w:rPr>
               <w:t>检测内容</w:t>
             </w:r>
@@ -1920,18 +2098,38 @@
         </w:tc>
         <w:tc>
           <w:tcPr>
-            <w:tcW w:w="8488" w:type="dxa"/>
+            <w:tcW w:w="8415" w:type="dxa"/>
+            <w:gridSpan w:val="7"/>
+            <w:tcBorders>
+              <w:top w:val="single" w:color="auto" w:sz="4" w:space="0"/>
+              <w:left w:val="single" w:color="auto" w:sz="4" w:space="0"/>
+              <w:right w:val="nil"/>
+            </w:tcBorders>
+            <w:vAlign w:val="center"/>
           </w:tcPr>
           <w:p>
             <w:pPr>
               <w:pStyle w:val="17"/>
-              <w:spacing w:line="260" w:lineRule="exact"/>
-              <w:rPr>
-                <w:rFonts w:asciiTheme="minorEastAsia" w:hAnsiTheme="minorEastAsia" w:eastAsiaTheme="minorEastAsia"/>
+              <w:keepNext w:val="0"/>
+              <w:keepLines w:val="0"/>
+              <w:pageBreakBefore w:val="0"/>
+              <w:widowControl/>
+              <w:kinsoku/>
+              <w:wordWrap/>
+              <w:overflowPunct/>
+              <w:topLinePunct w:val="0"/>
+              <w:autoSpaceDE/>
+              <w:autoSpaceDN/>
+              <w:bidi w:val="0"/>
+              <w:adjustRightInd/>
+              <w:snapToGrid/>
+              <w:spacing w:before="0" w:beforeAutospacing="0" w:after="0" w:afterAutospacing="0" w:line="240" w:lineRule="auto"/>
+              <w:jc w:val="left"/>
+              <w:rPr>
+                <w:rFonts w:hint="eastAsia" w:ascii="微软雅黑" w:hAnsi="微软雅黑" w:eastAsia="微软雅黑" w:cs="微软雅黑"/>
                 <w:color w:val="000000" w:themeColor="text1"/>
                 <w:sz w:val="21"/>
                 <w:szCs w:val="21"/>
-                <w:lang w:eastAsia="zh-CN"/>
                 <w14:textFill>
                   <w14:solidFill>
                     <w14:schemeClr w14:val="tx1"/>
@@ -1941,380 +2139,62 @@
             </w:pPr>
             <w:r>
               <w:rPr>
-                <w:rFonts w:asciiTheme="minorEastAsia" w:hAnsiTheme="minorEastAsia" w:eastAsiaTheme="minorEastAsia"/>
+                <w:rFonts w:hint="eastAsia" w:ascii="微软雅黑" w:hAnsi="微软雅黑" w:eastAsia="微软雅黑" w:cs="微软雅黑"/>
                 <w:color w:val="000000" w:themeColor="text1"/>
                 <w:sz w:val="21"/>
                 <w:szCs w:val="21"/>
-                <w:lang w:eastAsia="zh-CN"/>
                 <w14:textFill>
                   <w14:solidFill>
                     <w14:schemeClr w14:val="tx1"/>
                   </w14:solidFill>
                 </w14:textFill>
               </w:rPr>
-              <w:t>本</w:t>
-            </w:r>
-            <w:r>
-              <w:rPr>
-                <w:rFonts w:hint="eastAsia" w:asciiTheme="minorEastAsia" w:hAnsiTheme="minorEastAsia" w:eastAsiaTheme="minorEastAsia"/>
+              <w:t>本检测项目为甲状腺癌17基因检测，对与甲状腺癌密切相关的17个基因进行高通量测序{% if PDInfo != undefined %}，同时，本项目也通过免疫组化检测PD-L1表达情况{% endif %}。检测突变形式为点突变（SNV）、小片段插入缺失（INDEL）、拷贝数变异（CNV）以及融合（FUSION）。</w:t>
+            </w:r>
+          </w:p>
+          <w:p>
+            <w:pPr>
+              <w:pStyle w:val="17"/>
+              <w:keepNext w:val="0"/>
+              <w:keepLines w:val="0"/>
+              <w:pageBreakBefore w:val="0"/>
+              <w:widowControl/>
+              <w:kinsoku/>
+              <w:wordWrap/>
+              <w:overflowPunct/>
+              <w:topLinePunct w:val="0"/>
+              <w:autoSpaceDE/>
+              <w:autoSpaceDN/>
+              <w:bidi w:val="0"/>
+              <w:adjustRightInd/>
+              <w:snapToGrid/>
+              <w:spacing w:before="0" w:beforeAutospacing="0" w:after="0" w:afterAutospacing="0" w:line="240" w:lineRule="auto"/>
+              <w:jc w:val="left"/>
+              <w:rPr>
+                <w:rFonts w:hint="eastAsia" w:ascii="微软雅黑" w:hAnsi="微软雅黑" w:eastAsia="微软雅黑" w:cs="微软雅黑"/>
                 <w:color w:val="000000" w:themeColor="text1"/>
                 <w:sz w:val="21"/>
                 <w:szCs w:val="21"/>
-                <w:lang w:val="en-US" w:eastAsia="zh-CN"/>
                 <w14:textFill>
                   <w14:solidFill>
                     <w14:schemeClr w14:val="tx1"/>
                   </w14:solidFill>
                 </w14:textFill>
               </w:rPr>
-              <w:t>检测项目为甲状腺癌17基因检测</w:t>
-            </w:r>
-            <w:r>
-              <w:rPr>
-                <w:rFonts w:hint="eastAsia" w:asciiTheme="minorEastAsia" w:hAnsiTheme="minorEastAsia" w:eastAsiaTheme="minorEastAsia"/>
+            </w:pPr>
+            <w:r>
+              <w:rPr>
+                <w:rFonts w:hint="eastAsia" w:ascii="微软雅黑" w:hAnsi="微软雅黑" w:eastAsia="微软雅黑" w:cs="微软雅黑"/>
                 <w:color w:val="000000" w:themeColor="text1"/>
                 <w:sz w:val="21"/>
                 <w:szCs w:val="21"/>
-                <w:lang w:eastAsia="zh-CN"/>
                 <w14:textFill>
                   <w14:solidFill>
                     <w14:schemeClr w14:val="tx1"/>
                   </w14:solidFill>
                 </w14:textFill>
               </w:rPr>
-              <w:t>，对与甲状腺癌密切相关的</w:t>
-            </w:r>
-            <w:r>
-              <w:rPr>
-                <w:rFonts w:hint="eastAsia" w:asciiTheme="minorEastAsia" w:hAnsiTheme="minorEastAsia" w:eastAsiaTheme="minorEastAsia"/>
-                <w:color w:val="000000" w:themeColor="text1"/>
-                <w:sz w:val="21"/>
-                <w:szCs w:val="21"/>
-                <w:lang w:val="en-US" w:eastAsia="zh-CN"/>
-                <w14:textFill>
-                  <w14:solidFill>
-                    <w14:schemeClr w14:val="tx1"/>
-                  </w14:solidFill>
-                </w14:textFill>
-              </w:rPr>
-              <w:t>17</w:t>
-            </w:r>
-            <w:r>
-              <w:rPr>
-                <w:rFonts w:hint="eastAsia" w:asciiTheme="minorEastAsia" w:hAnsiTheme="minorEastAsia" w:eastAsiaTheme="minorEastAsia"/>
-                <w:color w:val="000000" w:themeColor="text1"/>
-                <w:sz w:val="21"/>
-                <w:szCs w:val="21"/>
-                <w:lang w:eastAsia="zh-CN"/>
-                <w14:textFill>
-                  <w14:solidFill>
-                    <w14:schemeClr w14:val="tx1"/>
-                  </w14:solidFill>
-                </w14:textFill>
-              </w:rPr>
-              <w:t>个基因进行高通量测序{% if PDInfo != undefined %}，</w:t>
-            </w:r>
-            <w:r>
-              <w:rPr>
-                <w:rFonts w:hint="eastAsia" w:asciiTheme="minorEastAsia" w:hAnsiTheme="minorEastAsia" w:eastAsiaTheme="minorEastAsia"/>
-                <w:color w:val="000000" w:themeColor="text1"/>
-                <w:sz w:val="21"/>
-                <w:szCs w:val="21"/>
-                <w:lang w:val="en-US" w:eastAsia="zh-CN"/>
-                <w14:textFill>
-                  <w14:solidFill>
-                    <w14:schemeClr w14:val="tx1"/>
-                  </w14:solidFill>
-                </w14:textFill>
-              </w:rPr>
-              <w:t>同时，</w:t>
-            </w:r>
-            <w:r>
-              <w:rPr>
-                <w:rFonts w:hint="eastAsia" w:asciiTheme="minorEastAsia" w:hAnsiTheme="minorEastAsia" w:eastAsiaTheme="minorEastAsia"/>
-                <w:color w:val="000000" w:themeColor="text1"/>
-                <w:sz w:val="21"/>
-                <w:szCs w:val="21"/>
-                <w:lang w:eastAsia="zh-CN"/>
-                <w14:textFill>
-                  <w14:solidFill>
-                    <w14:schemeClr w14:val="tx1"/>
-                  </w14:solidFill>
-                </w14:textFill>
-              </w:rPr>
-              <w:t>本</w:t>
-            </w:r>
-            <w:r>
-              <w:rPr>
-                <w:rFonts w:hint="eastAsia" w:asciiTheme="minorEastAsia" w:hAnsiTheme="minorEastAsia" w:eastAsiaTheme="minorEastAsia"/>
-                <w:color w:val="000000" w:themeColor="text1"/>
-                <w:sz w:val="21"/>
-                <w:szCs w:val="21"/>
-                <w:lang w:val="en-US" w:eastAsia="zh-CN"/>
-                <w14:textFill>
-                  <w14:solidFill>
-                    <w14:schemeClr w14:val="tx1"/>
-                  </w14:solidFill>
-                </w14:textFill>
-              </w:rPr>
-              <w:t>项目也</w:t>
-            </w:r>
-            <w:r>
-              <w:rPr>
-                <w:rFonts w:hint="eastAsia" w:asciiTheme="minorEastAsia" w:hAnsiTheme="minorEastAsia" w:eastAsiaTheme="minorEastAsia"/>
-                <w:color w:val="000000" w:themeColor="text1"/>
-                <w:sz w:val="21"/>
-                <w:szCs w:val="21"/>
-                <w:lang w:eastAsia="zh-CN"/>
-                <w14:textFill>
-                  <w14:solidFill>
-                    <w14:schemeClr w14:val="tx1"/>
-                  </w14:solidFill>
-                </w14:textFill>
-              </w:rPr>
-              <w:t>通过免疫组化检测PD-L1表达</w:t>
-            </w:r>
-            <w:r>
-              <w:rPr>
-                <w:rFonts w:hint="eastAsia" w:asciiTheme="minorEastAsia" w:hAnsiTheme="minorEastAsia" w:eastAsiaTheme="minorEastAsia"/>
-                <w:color w:val="000000" w:themeColor="text1"/>
-                <w:sz w:val="21"/>
-                <w:szCs w:val="21"/>
-                <w:lang w:val="en-US" w:eastAsia="zh-CN"/>
-                <w14:textFill>
-                  <w14:solidFill>
-                    <w14:schemeClr w14:val="tx1"/>
-                  </w14:solidFill>
-                </w14:textFill>
-              </w:rPr>
-              <w:t>情况</w:t>
-            </w:r>
-            <w:r>
-              <w:rPr>
-                <w:rFonts w:hint="eastAsia" w:asciiTheme="minorEastAsia" w:hAnsiTheme="minorEastAsia" w:eastAsiaTheme="minorEastAsia"/>
-                <w:color w:val="000000" w:themeColor="text1"/>
-                <w:sz w:val="21"/>
-                <w:szCs w:val="21"/>
-                <w:lang w:eastAsia="zh-CN"/>
-                <w14:textFill>
-                  <w14:solidFill>
-                    <w14:schemeClr w14:val="tx1"/>
-                  </w14:solidFill>
-                </w14:textFill>
-              </w:rPr>
-              <w:t>{% endif %}。</w:t>
-            </w:r>
-            <w:r>
-              <w:rPr>
-                <w:rFonts w:asciiTheme="minorEastAsia" w:hAnsiTheme="minorEastAsia" w:eastAsiaTheme="minorEastAsia"/>
-                <w:color w:val="000000" w:themeColor="text1"/>
-                <w:sz w:val="21"/>
-                <w:szCs w:val="21"/>
-                <w:lang w:eastAsia="zh-CN"/>
-                <w14:textFill>
-                  <w14:solidFill>
-                    <w14:schemeClr w14:val="tx1"/>
-                  </w14:solidFill>
-                </w14:textFill>
-              </w:rPr>
-              <w:t>检测突变形式为点突变</w:t>
-            </w:r>
-            <w:r>
-              <w:rPr>
-                <w:rFonts w:hint="eastAsia" w:asciiTheme="minorEastAsia" w:hAnsiTheme="minorEastAsia" w:eastAsiaTheme="minorEastAsia"/>
-                <w:color w:val="000000" w:themeColor="text1"/>
-                <w:sz w:val="21"/>
-                <w:szCs w:val="21"/>
-                <w:lang w:eastAsia="zh-CN"/>
-                <w14:textFill>
-                  <w14:solidFill>
-                    <w14:schemeClr w14:val="tx1"/>
-                  </w14:solidFill>
-                </w14:textFill>
-              </w:rPr>
-              <w:t>（SNV）</w:t>
-            </w:r>
-            <w:r>
-              <w:rPr>
-                <w:rFonts w:asciiTheme="minorEastAsia" w:hAnsiTheme="minorEastAsia" w:eastAsiaTheme="minorEastAsia"/>
-                <w:color w:val="000000" w:themeColor="text1"/>
-                <w:sz w:val="21"/>
-                <w:szCs w:val="21"/>
-                <w:lang w:eastAsia="zh-CN"/>
-                <w14:textFill>
-                  <w14:solidFill>
-                    <w14:schemeClr w14:val="tx1"/>
-                  </w14:solidFill>
-                </w14:textFill>
-              </w:rPr>
-              <w:t>、小片段插入缺失</w:t>
-            </w:r>
-            <w:r>
-              <w:rPr>
-                <w:rFonts w:hint="eastAsia" w:asciiTheme="minorEastAsia" w:hAnsiTheme="minorEastAsia" w:eastAsiaTheme="minorEastAsia"/>
-                <w:color w:val="000000" w:themeColor="text1"/>
-                <w:sz w:val="21"/>
-                <w:szCs w:val="21"/>
-                <w:lang w:eastAsia="zh-CN"/>
-                <w14:textFill>
-                  <w14:solidFill>
-                    <w14:schemeClr w14:val="tx1"/>
-                  </w14:solidFill>
-                </w14:textFill>
-              </w:rPr>
-              <w:t>（INDEL）</w:t>
-            </w:r>
-            <w:r>
-              <w:rPr>
-                <w:rFonts w:asciiTheme="minorEastAsia" w:hAnsiTheme="minorEastAsia" w:eastAsiaTheme="minorEastAsia"/>
-                <w:color w:val="000000" w:themeColor="text1"/>
-                <w:sz w:val="21"/>
-                <w:szCs w:val="21"/>
-                <w:lang w:eastAsia="zh-CN"/>
-                <w14:textFill>
-                  <w14:solidFill>
-                    <w14:schemeClr w14:val="tx1"/>
-                  </w14:solidFill>
-                </w14:textFill>
-              </w:rPr>
-              <w:t>、拷贝数变异</w:t>
-            </w:r>
-            <w:r>
-              <w:rPr>
-                <w:rFonts w:hint="eastAsia" w:asciiTheme="minorEastAsia" w:hAnsiTheme="minorEastAsia" w:eastAsiaTheme="minorEastAsia"/>
-                <w:color w:val="000000" w:themeColor="text1"/>
-                <w:sz w:val="21"/>
-                <w:szCs w:val="21"/>
-                <w:lang w:eastAsia="zh-CN"/>
-                <w14:textFill>
-                  <w14:solidFill>
-                    <w14:schemeClr w14:val="tx1"/>
-                  </w14:solidFill>
-                </w14:textFill>
-              </w:rPr>
-              <w:t>（CNV）</w:t>
-            </w:r>
-            <w:r>
-              <w:rPr>
-                <w:rFonts w:asciiTheme="minorEastAsia" w:hAnsiTheme="minorEastAsia" w:eastAsiaTheme="minorEastAsia"/>
-                <w:color w:val="000000" w:themeColor="text1"/>
-                <w:sz w:val="21"/>
-                <w:szCs w:val="21"/>
-                <w:lang w:eastAsia="zh-CN"/>
-                <w14:textFill>
-                  <w14:solidFill>
-                    <w14:schemeClr w14:val="tx1"/>
-                  </w14:solidFill>
-                </w14:textFill>
-              </w:rPr>
-              <w:t>以及融合</w:t>
-            </w:r>
-            <w:r>
-              <w:rPr>
-                <w:rFonts w:hint="eastAsia" w:asciiTheme="minorEastAsia" w:hAnsiTheme="minorEastAsia" w:eastAsiaTheme="minorEastAsia"/>
-                <w:color w:val="000000" w:themeColor="text1"/>
-                <w:sz w:val="21"/>
-                <w:szCs w:val="21"/>
-                <w:lang w:eastAsia="zh-CN"/>
-                <w14:textFill>
-                  <w14:solidFill>
-                    <w14:schemeClr w14:val="tx1"/>
-                  </w14:solidFill>
-                </w14:textFill>
-              </w:rPr>
-              <w:t>（FUSION）</w:t>
-            </w:r>
-            <w:r>
-              <w:rPr>
-                <w:rFonts w:asciiTheme="minorEastAsia" w:hAnsiTheme="minorEastAsia" w:eastAsiaTheme="minorEastAsia"/>
-                <w:color w:val="000000" w:themeColor="text1"/>
-                <w:sz w:val="21"/>
-                <w:szCs w:val="21"/>
-                <w:lang w:eastAsia="zh-CN"/>
-                <w14:textFill>
-                  <w14:solidFill>
-                    <w14:schemeClr w14:val="tx1"/>
-                  </w14:solidFill>
-                </w14:textFill>
-              </w:rPr>
-              <w:t>。</w:t>
-            </w:r>
-          </w:p>
-          <w:p>
-            <w:pPr>
-              <w:pStyle w:val="17"/>
-              <w:spacing w:line="260" w:lineRule="exact"/>
-              <w:rPr>
-                <w:rFonts w:asciiTheme="minorEastAsia" w:hAnsiTheme="minorEastAsia" w:eastAsiaTheme="minorEastAsia"/>
-                <w:color w:val="000000" w:themeColor="text1"/>
-                <w:sz w:val="21"/>
-                <w:szCs w:val="21"/>
-                <w14:textFill>
-                  <w14:solidFill>
-                    <w14:schemeClr w14:val="tx1"/>
-                  </w14:solidFill>
-                </w14:textFill>
-              </w:rPr>
-            </w:pPr>
-            <w:r>
-              <w:rPr>
-                <w:rFonts w:asciiTheme="minorEastAsia" w:hAnsiTheme="minorEastAsia" w:eastAsiaTheme="minorEastAsia"/>
-                <w:color w:val="000000" w:themeColor="text1"/>
-                <w:sz w:val="21"/>
-                <w:szCs w:val="21"/>
-                <w:lang w:eastAsia="zh-CN"/>
-                <w14:textFill>
-                  <w14:solidFill>
-                    <w14:schemeClr w14:val="tx1"/>
-                  </w14:solidFill>
-                </w14:textFill>
-              </w:rPr>
-              <w:t>本报告分析基因变异与靶向药物</w:t>
-            </w:r>
-            <w:r>
-              <w:rPr>
-                <w:rFonts w:hint="eastAsia" w:asciiTheme="minorEastAsia" w:hAnsiTheme="minorEastAsia" w:eastAsiaTheme="minorEastAsia"/>
-                <w:color w:val="000000" w:themeColor="text1"/>
-                <w:sz w:val="21"/>
-                <w:szCs w:val="21"/>
-                <w:lang w:val="en-US" w:eastAsia="zh-CN"/>
-                <w14:textFill>
-                  <w14:solidFill>
-                    <w14:schemeClr w14:val="tx1"/>
-                  </w14:solidFill>
-                </w14:textFill>
-              </w:rPr>
-              <w:t>和</w:t>
-            </w:r>
-            <w:r>
-              <w:rPr>
-                <w:rFonts w:hint="eastAsia" w:asciiTheme="minorEastAsia" w:hAnsiTheme="minorEastAsia" w:eastAsiaTheme="minorEastAsia"/>
-                <w:color w:val="000000" w:themeColor="text1"/>
-                <w:sz w:val="21"/>
-                <w:szCs w:val="21"/>
-                <w:lang w:eastAsia="zh-CN"/>
-                <w14:textFill>
-                  <w14:solidFill>
-                    <w14:schemeClr w14:val="tx1"/>
-                  </w14:solidFill>
-                </w14:textFill>
-              </w:rPr>
-              <w:t>预后评估</w:t>
-            </w:r>
-            <w:r>
-              <w:rPr>
-                <w:rFonts w:asciiTheme="minorEastAsia" w:hAnsiTheme="minorEastAsia" w:eastAsiaTheme="minorEastAsia"/>
-                <w:color w:val="000000" w:themeColor="text1"/>
-                <w:sz w:val="21"/>
-                <w:szCs w:val="21"/>
-                <w:lang w:eastAsia="zh-CN"/>
-                <w14:textFill>
-                  <w14:solidFill>
-                    <w14:schemeClr w14:val="tx1"/>
-                  </w14:solidFill>
-                </w14:textFill>
-              </w:rPr>
-              <w:t>的相关性，给出靶向药物（FDA/NMPA批准药物、临床试验药物等）的用药提示信息，从而为临床制定治疗方案提供参考信息。</w:t>
+              <w:t>本报告分析基因变异与靶向药物和预后评估的相关性，给出靶向药物（FDA/NMPA批准药物、临床试验药物等）的用药提示信息，从而为临床制定治疗方案提供参考信息。</w:t>
             </w:r>
           </w:p>
         </w:tc>
@@ -2326,6 +2206,8 @@
           <w:rFonts w:ascii="Times New Roman" w:hAnsi="Times New Roman" w:eastAsia="微软雅黑" w:cs="Times New Roman"/>
         </w:rPr>
       </w:pPr>
+      <w:bookmarkStart w:id="52" w:name="_GoBack"/>
+      <w:bookmarkEnd w:id="52"/>
     </w:p>
     <w:p>
       <w:pPr>
@@ -2357,9 +2239,9 @@
           <w:shd w:val="clear" w:color="auto" w:fill="17365D"/>
         </w:rPr>
       </w:pPr>
-      <w:bookmarkStart w:id="0" w:name="_Toc534637492"/>
-      <w:bookmarkStart w:id="1" w:name="_Toc527112379"/>
-      <w:bookmarkStart w:id="2" w:name="_Toc526855031"/>
+      <w:bookmarkStart w:id="0" w:name="_Toc527112379"/>
+      <w:bookmarkStart w:id="1" w:name="_Toc526855031"/>
+      <w:bookmarkStart w:id="2" w:name="_Toc534637492"/>
       <w:r>
         <w:rPr>
           <w:rFonts w:hint="eastAsia" w:ascii="微软雅黑" w:hAnsi="微软雅黑" w:eastAsia="微软雅黑" w:cs="微软雅黑"/>
@@ -2534,6 +2416,7 @@
             <w:insideH w:val="single" w:color="243F61" w:themeColor="accent1" w:themeShade="7F" w:sz="6" w:space="0"/>
             <w:insideV w:val="single" w:color="243F61" w:themeColor="accent1" w:themeShade="7F" w:sz="6" w:space="0"/>
           </w:tblBorders>
+          <w:shd w:val="clear" w:color="auto" w:fill="auto"/>
           <w:tblCellMar>
             <w:top w:w="0" w:type="dxa"/>
             <w:left w:w="0" w:type="dxa"/>
@@ -2681,179 +2564,6 @@
                 <w:lang w:eastAsia="zh-CN" w:bidi="ar"/>
               </w:rPr>
               <w:t>}}</w:t>
-            </w:r>
-          </w:p>
-        </w:tc>
-      </w:tr>
-      <w:tr>
-        <w:tblPrEx>
-          <w:tblBorders>
-            <w:top w:val="single" w:color="243F61" w:themeColor="accent1" w:themeShade="7F" w:sz="24" w:space="0"/>
-            <w:left w:val="none" w:color="auto" w:sz="0" w:space="0"/>
-            <w:bottom w:val="single" w:color="243F61" w:themeColor="accent1" w:themeShade="7F" w:sz="6" w:space="0"/>
-            <w:right w:val="none" w:color="auto" w:sz="0" w:space="0"/>
-            <w:insideH w:val="single" w:color="243F61" w:themeColor="accent1" w:themeShade="7F" w:sz="6" w:space="0"/>
-            <w:insideV w:val="single" w:color="243F61" w:themeColor="accent1" w:themeShade="7F" w:sz="6" w:space="0"/>
-          </w:tblBorders>
-          <w:tblCellMar>
-            <w:top w:w="0" w:type="dxa"/>
-            <w:left w:w="0" w:type="dxa"/>
-            <w:bottom w:w="0" w:type="dxa"/>
-            <w:right w:w="0" w:type="dxa"/>
-          </w:tblCellMar>
-        </w:tblPrEx>
-        <w:trPr>
-          <w:trHeight w:val="431" w:hRule="atLeast"/>
-          <w:jc w:val="center"/>
-        </w:trPr>
-        <w:tc>
-          <w:tcPr>
-            <w:tcW w:w="3876" w:type="dxa"/>
-            <w:tcBorders>
-              <w:tl2br w:val="nil"/>
-              <w:tr2bl w:val="nil"/>
-            </w:tcBorders>
-            <w:shd w:val="clear" w:color="auto" w:fill="auto"/>
-            <w:vAlign w:val="center"/>
-          </w:tcPr>
-          <w:p>
-            <w:pPr>
-              <w:pStyle w:val="33"/>
-              <w:ind w:left="119" w:leftChars="0"/>
-              <w:rPr>
-                <w:rFonts w:ascii="Times New Roman" w:hAnsi="Times New Roman" w:eastAsia="微软雅黑" w:cs="Times New Roman"/>
-                <w:b/>
-                <w:bCs/>
-                <w:sz w:val="21"/>
-                <w:szCs w:val="21"/>
-                <w:lang w:val="en-US" w:eastAsia="zh-CN" w:bidi="ar-SA"/>
-              </w:rPr>
-            </w:pPr>
-            <w:r>
-              <w:rPr>
-                <w:rFonts w:hint="eastAsia" w:ascii="Times New Roman" w:hAnsi="Times New Roman" w:eastAsia="微软雅黑" w:cs="黑体"/>
-                <w:sz w:val="21"/>
-                <w:lang w:eastAsia="zh-CN"/>
-              </w:rPr>
-              <w:t>预后评估</w:t>
-            </w:r>
-          </w:p>
-        </w:tc>
-        <w:tc>
-          <w:tcPr>
-            <w:tcW w:w="5682" w:type="dxa"/>
-            <w:tcBorders>
-              <w:tl2br w:val="nil"/>
-              <w:tr2bl w:val="nil"/>
-            </w:tcBorders>
-            <w:shd w:val="clear" w:color="auto" w:fill="auto"/>
-            <w:vAlign w:val="center"/>
-          </w:tcPr>
-          <w:p>
-            <w:pPr>
-              <w:pStyle w:val="33"/>
-              <w:ind w:left="119" w:leftChars="0"/>
-              <w:rPr>
-                <w:rFonts w:ascii="Times New Roman" w:hAnsi="Times New Roman" w:eastAsia="微软雅黑" w:cs="Times New Roman"/>
-                <w:sz w:val="21"/>
-                <w:szCs w:val="21"/>
-                <w:lang w:val="en-US" w:eastAsia="zh-CN" w:bidi="ar-SA"/>
-              </w:rPr>
-            </w:pPr>
-            <w:r>
-              <w:rPr>
-                <w:rFonts w:hint="eastAsia" w:ascii="Times New Roman" w:hAnsi="Times New Roman" w:eastAsia="微软雅黑" w:cs="Times New Roman"/>
-                <w:sz w:val="21"/>
-                <w:szCs w:val="21"/>
-                <w:lang w:eastAsia="zh-CN"/>
-              </w:rPr>
-              <w:t>共检出</w:t>
-            </w:r>
-            <w:r>
-              <w:rPr>
-                <w:rFonts w:hint="eastAsia" w:ascii="Times New Roman" w:hAnsi="Times New Roman" w:eastAsia="微软雅黑" w:cs="黑体"/>
-                <w:sz w:val="21"/>
-                <w:lang w:eastAsia="zh-CN"/>
-              </w:rPr>
-              <w:t>{{ summaryOfRresults.thisGeneticmarkerVwListSize }}</w:t>
-            </w:r>
-            <w:r>
-              <w:rPr>
-                <w:rFonts w:hint="eastAsia" w:ascii="Times New Roman" w:hAnsi="Times New Roman" w:eastAsia="微软雅黑" w:cs="Times New Roman"/>
-                <w:sz w:val="21"/>
-                <w:szCs w:val="21"/>
-                <w:lang w:eastAsia="zh-CN"/>
-              </w:rPr>
-              <w:t>个</w:t>
-            </w:r>
-            <w:r>
-              <w:rPr>
-                <w:rFonts w:hint="eastAsia" w:ascii="Times New Roman" w:hAnsi="Times New Roman" w:eastAsia="微软雅黑" w:cs="Times New Roman"/>
-                <w:sz w:val="21"/>
-                <w:szCs w:val="21"/>
-                <w:lang w:val="en-US" w:eastAsia="zh-CN"/>
-              </w:rPr>
-              <w:t>变异位点</w:t>
-            </w:r>
-            <w:r>
-              <w:rPr>
-                <w:rFonts w:hint="eastAsia" w:ascii="Times New Roman" w:hAnsi="Times New Roman" w:eastAsia="微软雅黑" w:cs="Times New Roman"/>
-                <w:sz w:val="21"/>
-                <w:szCs w:val="21"/>
-                <w:lang w:eastAsia="zh-CN"/>
-              </w:rPr>
-              <w:t>，其中</w:t>
-            </w:r>
-            <w:r>
-              <w:rPr>
-                <w:rFonts w:hint="eastAsia" w:ascii="Times New Roman" w:hAnsi="Times New Roman" w:eastAsia="微软雅黑" w:cs="黑体"/>
-                <w:sz w:val="21"/>
-                <w:lang w:eastAsia="zh-CN"/>
-              </w:rPr>
-              <w:t>{{ summaryOfRresults.</w:t>
-            </w:r>
-            <w:r>
-              <w:rPr>
-                <w:rFonts w:ascii="Times New Roman" w:hAnsi="Times New Roman" w:eastAsia="微软雅黑" w:cs="黑体"/>
-                <w:sz w:val="21"/>
-                <w:lang w:eastAsia="zh-CN"/>
-              </w:rPr>
-              <w:t>prognosticEvaluationSize</w:t>
-            </w:r>
-            <w:r>
-              <w:rPr>
-                <w:rFonts w:hint="eastAsia" w:ascii="Times New Roman" w:hAnsi="Times New Roman" w:eastAsia="微软雅黑" w:cs="黑体"/>
-                <w:sz w:val="21"/>
-                <w:lang w:eastAsia="zh-CN"/>
-              </w:rPr>
-              <w:t xml:space="preserve"> }}</w:t>
-            </w:r>
-            <w:r>
-              <w:rPr>
-                <w:rFonts w:hint="eastAsia" w:ascii="Times New Roman" w:hAnsi="Times New Roman" w:eastAsia="微软雅黑" w:cs="Times New Roman"/>
-                <w:sz w:val="21"/>
-                <w:szCs w:val="21"/>
-                <w:lang w:eastAsia="zh-CN"/>
-              </w:rPr>
-              <w:t xml:space="preserve">个与预后相关{{ </w:t>
-            </w:r>
-            <w:r>
-              <w:rPr>
-                <w:rFonts w:ascii="Times New Roman" w:hAnsi="Times New Roman" w:eastAsia="微软雅黑" w:cs="Times New Roman"/>
-                <w:sz w:val="21"/>
-                <w:szCs w:val="21"/>
-                <w:lang w:eastAsia="zh-CN"/>
-              </w:rPr>
-              <w:t>peDrugStr</w:t>
-            </w:r>
-            <w:r>
-              <w:rPr>
-                <w:rFonts w:hint="eastAsia" w:ascii="Times New Roman" w:hAnsi="Times New Roman" w:eastAsia="微软雅黑" w:cs="Times New Roman"/>
-                <w:sz w:val="21"/>
-                <w:szCs w:val="21"/>
-                <w:lang w:eastAsia="zh-CN"/>
-              </w:rPr>
-              <w:t xml:space="preserve"> }}</w:t>
             </w:r>
           </w:p>
         </w:tc>
@@ -2882,8 +2592,7 @@
         </w:trPr>
         <w:tc>
           <w:tcPr>
-            <w:tcW w:w="9558" w:type="dxa"/>
-            <w:gridSpan w:val="2"/>
+            <w:tcW w:w="3876" w:type="dxa"/>
             <w:tcBorders>
               <w:tl2br w:val="nil"/>
               <w:tr2bl w:val="nil"/>
@@ -2894,30 +2603,141 @@
           <w:p>
             <w:pPr>
               <w:pStyle w:val="33"/>
-              <w:spacing w:before="77"/>
-              <w:ind w:left="119" w:leftChars="0" w:right="119" w:rightChars="0"/>
-              <w:jc w:val="left"/>
-              <w:rPr>
-                <w:rFonts w:ascii="Times New Roman" w:hAnsi="Times New Roman" w:eastAsia="微软雅黑" w:cs="Times New Roman"/>
-                <w:b w:val="0"/>
-                <w:bCs w:val="0"/>
-                <w:sz w:val="21"/>
-                <w:szCs w:val="21"/>
-                <w:highlight w:val="none"/>
+              <w:ind w:left="119" w:leftChars="0"/>
+              <w:rPr>
+                <w:rFonts w:ascii="Times New Roman" w:hAnsi="Times New Roman" w:eastAsia="微软雅黑" w:cs="Times New Roman"/>
+                <w:b/>
+                <w:bCs/>
+                <w:sz w:val="21"/>
+                <w:szCs w:val="21"/>
                 <w:lang w:val="en-US" w:eastAsia="zh-CN" w:bidi="ar-SA"/>
               </w:rPr>
             </w:pPr>
             <w:r>
               <w:rPr>
-                <w:rFonts w:hint="eastAsia" w:ascii="Times New Roman" w:hAnsi="Times New Roman" w:eastAsia="微软雅黑" w:cs="Times New Roman"/>
-                <w:b w:val="0"/>
-                <w:bCs w:val="0"/>
-                <w:sz w:val="21"/>
-                <w:szCs w:val="21"/>
-                <w:highlight w:val="none"/>
+                <w:rFonts w:hint="eastAsia" w:ascii="Times New Roman" w:hAnsi="Times New Roman" w:eastAsia="微软雅黑" w:cs="黑体"/>
+                <w:sz w:val="21"/>
+                <w:lang w:eastAsia="zh-CN"/>
+              </w:rPr>
+              <w:t>预后评估</w:t>
+            </w:r>
+          </w:p>
+        </w:tc>
+        <w:tc>
+          <w:tcPr>
+            <w:tcW w:w="5682" w:type="dxa"/>
+            <w:tcBorders>
+              <w:tl2br w:val="nil"/>
+              <w:tr2bl w:val="nil"/>
+            </w:tcBorders>
+            <w:shd w:val="clear" w:color="auto" w:fill="auto"/>
+            <w:vAlign w:val="center"/>
+          </w:tcPr>
+          <w:p>
+            <w:pPr>
+              <w:pStyle w:val="33"/>
+              <w:ind w:left="119" w:leftChars="0"/>
+              <w:rPr>
+                <w:rFonts w:ascii="Times New Roman" w:hAnsi="Times New Roman" w:eastAsia="微软雅黑" w:cs="Times New Roman"/>
+                <w:sz w:val="21"/>
+                <w:szCs w:val="21"/>
                 <w:lang w:val="en-US" w:eastAsia="zh-CN" w:bidi="ar-SA"/>
               </w:rPr>
-              <w:t>{%tr if PDInfo != undefined %}</w:t>
+            </w:pPr>
+            <w:r>
+              <w:rPr>
+                <w:rFonts w:hint="eastAsia" w:ascii="Times New Roman" w:hAnsi="Times New Roman" w:eastAsia="微软雅黑" w:cs="Times New Roman"/>
+                <w:sz w:val="21"/>
+                <w:szCs w:val="21"/>
+                <w:lang w:eastAsia="zh-CN"/>
+              </w:rPr>
+              <w:t>共检出</w:t>
+            </w:r>
+            <w:r>
+              <w:rPr>
+                <w:rFonts w:hint="eastAsia" w:ascii="Times New Roman" w:hAnsi="Times New Roman" w:eastAsia="微软雅黑" w:cs="黑体"/>
+                <w:sz w:val="21"/>
+                <w:lang w:eastAsia="zh-CN"/>
+              </w:rPr>
+              <w:t>{{ summaryOfRresults.thisGeneticmarkerVwListSize }}</w:t>
+            </w:r>
+            <w:r>
+              <w:rPr>
+                <w:rFonts w:hint="eastAsia" w:ascii="Times New Roman" w:hAnsi="Times New Roman" w:eastAsia="微软雅黑" w:cs="Times New Roman"/>
+                <w:sz w:val="21"/>
+                <w:szCs w:val="21"/>
+                <w:lang w:eastAsia="zh-CN"/>
+              </w:rPr>
+              <w:t>个</w:t>
+            </w:r>
+            <w:r>
+              <w:rPr>
+                <w:rFonts w:hint="eastAsia" w:ascii="Times New Roman" w:hAnsi="Times New Roman" w:eastAsia="微软雅黑" w:cs="Times New Roman"/>
+                <w:sz w:val="21"/>
+                <w:szCs w:val="21"/>
+                <w:lang w:val="en-US" w:eastAsia="zh-CN"/>
+              </w:rPr>
+              <w:t>变异位点</w:t>
+            </w:r>
+            <w:r>
+              <w:rPr>
+                <w:rFonts w:hint="eastAsia" w:ascii="Times New Roman" w:hAnsi="Times New Roman" w:eastAsia="微软雅黑" w:cs="Times New Roman"/>
+                <w:sz w:val="21"/>
+                <w:szCs w:val="21"/>
+                <w:lang w:eastAsia="zh-CN"/>
+              </w:rPr>
+              <w:t>，其中</w:t>
+            </w:r>
+            <w:r>
+              <w:rPr>
+                <w:rFonts w:hint="eastAsia" w:ascii="Times New Roman" w:hAnsi="Times New Roman" w:eastAsia="微软雅黑" w:cs="黑体"/>
+                <w:sz w:val="21"/>
+                <w:lang w:eastAsia="zh-CN"/>
+              </w:rPr>
+              <w:t>{{ summaryOfRresults.</w:t>
+            </w:r>
+            <w:r>
+              <w:rPr>
+                <w:rFonts w:ascii="Times New Roman" w:hAnsi="Times New Roman" w:eastAsia="微软雅黑" w:cs="黑体"/>
+                <w:sz w:val="21"/>
+                <w:lang w:eastAsia="zh-CN"/>
+              </w:rPr>
+              <w:t>prognosticEvaluationSize</w:t>
+            </w:r>
+            <w:r>
+              <w:rPr>
+                <w:rFonts w:hint="eastAsia" w:ascii="Times New Roman" w:hAnsi="Times New Roman" w:eastAsia="微软雅黑" w:cs="黑体"/>
+                <w:sz w:val="21"/>
+                <w:lang w:eastAsia="zh-CN"/>
+              </w:rPr>
+              <w:t xml:space="preserve"> }}</w:t>
+            </w:r>
+            <w:r>
+              <w:rPr>
+                <w:rFonts w:hint="eastAsia" w:ascii="Times New Roman" w:hAnsi="Times New Roman" w:eastAsia="微软雅黑" w:cs="Times New Roman"/>
+                <w:sz w:val="21"/>
+                <w:szCs w:val="21"/>
+                <w:lang w:eastAsia="zh-CN"/>
+              </w:rPr>
+              <w:t xml:space="preserve">个与预后相关{{ </w:t>
+            </w:r>
+            <w:r>
+              <w:rPr>
+                <w:rFonts w:ascii="Times New Roman" w:hAnsi="Times New Roman" w:eastAsia="微软雅黑" w:cs="Times New Roman"/>
+                <w:sz w:val="21"/>
+                <w:szCs w:val="21"/>
+                <w:lang w:eastAsia="zh-CN"/>
+              </w:rPr>
+              <w:t>peDrugStr</w:t>
+            </w:r>
+            <w:r>
+              <w:rPr>
+                <w:rFonts w:hint="eastAsia" w:ascii="Times New Roman" w:hAnsi="Times New Roman" w:eastAsia="微软雅黑" w:cs="Times New Roman"/>
+                <w:sz w:val="21"/>
+                <w:szCs w:val="21"/>
+                <w:lang w:eastAsia="zh-CN"/>
+              </w:rPr>
+              <w:t xml:space="preserve"> }}</w:t>
             </w:r>
           </w:p>
         </w:tc>
@@ -2932,6 +2752,71 @@
             <w:insideH w:val="single" w:color="243F61" w:themeColor="accent1" w:themeShade="7F" w:sz="6" w:space="0"/>
             <w:insideV w:val="single" w:color="243F61" w:themeColor="accent1" w:themeShade="7F" w:sz="6" w:space="0"/>
           </w:tblBorders>
+          <w:shd w:val="clear" w:color="auto" w:fill="auto"/>
+          <w:tblCellMar>
+            <w:top w:w="0" w:type="dxa"/>
+            <w:left w:w="0" w:type="dxa"/>
+            <w:bottom w:w="0" w:type="dxa"/>
+            <w:right w:w="0" w:type="dxa"/>
+          </w:tblCellMar>
+        </w:tblPrEx>
+        <w:trPr>
+          <w:trHeight w:val="431" w:hRule="atLeast"/>
+          <w:jc w:val="center"/>
+        </w:trPr>
+        <w:tc>
+          <w:tcPr>
+            <w:tcW w:w="9558" w:type="dxa"/>
+            <w:gridSpan w:val="2"/>
+            <w:tcBorders>
+              <w:tl2br w:val="nil"/>
+              <w:tr2bl w:val="nil"/>
+            </w:tcBorders>
+            <w:shd w:val="clear" w:color="auto" w:fill="auto"/>
+            <w:vAlign w:val="center"/>
+          </w:tcPr>
+          <w:p>
+            <w:pPr>
+              <w:pStyle w:val="33"/>
+              <w:spacing w:before="77"/>
+              <w:ind w:left="119" w:leftChars="0" w:right="119" w:rightChars="0"/>
+              <w:jc w:val="left"/>
+              <w:rPr>
+                <w:rFonts w:ascii="Times New Roman" w:hAnsi="Times New Roman" w:eastAsia="微软雅黑" w:cs="Times New Roman"/>
+                <w:b w:val="0"/>
+                <w:bCs w:val="0"/>
+                <w:sz w:val="21"/>
+                <w:szCs w:val="21"/>
+                <w:highlight w:val="none"/>
+                <w:lang w:val="en-US" w:eastAsia="zh-CN" w:bidi="ar-SA"/>
+              </w:rPr>
+            </w:pPr>
+            <w:r>
+              <w:rPr>
+                <w:rFonts w:hint="eastAsia" w:ascii="Times New Roman" w:hAnsi="Times New Roman" w:eastAsia="微软雅黑" w:cs="Times New Roman"/>
+                <w:b w:val="0"/>
+                <w:bCs w:val="0"/>
+                <w:sz w:val="21"/>
+                <w:szCs w:val="21"/>
+                <w:highlight w:val="none"/>
+                <w:lang w:val="en-US" w:eastAsia="zh-CN" w:bidi="ar-SA"/>
+              </w:rPr>
+              <w:t>{%tr if PDInfo != undefined %}</w:t>
+            </w:r>
+          </w:p>
+        </w:tc>
+      </w:tr>
+      <w:tr>
+        <w:tblPrEx>
+          <w:tblBorders>
+            <w:top w:val="single" w:color="243F61" w:themeColor="accent1" w:themeShade="7F" w:sz="24" w:space="0"/>
+            <w:left w:val="none" w:color="auto" w:sz="0" w:space="0"/>
+            <w:bottom w:val="single" w:color="243F61" w:themeColor="accent1" w:themeShade="7F" w:sz="6" w:space="0"/>
+            <w:right w:val="none" w:color="auto" w:sz="0" w:space="0"/>
+            <w:insideH w:val="single" w:color="243F61" w:themeColor="accent1" w:themeShade="7F" w:sz="6" w:space="0"/>
+            <w:insideV w:val="single" w:color="243F61" w:themeColor="accent1" w:themeShade="7F" w:sz="6" w:space="0"/>
+          </w:tblBorders>
+          <w:shd w:val="clear" w:color="auto" w:fill="auto"/>
           <w:tblCellMar>
             <w:top w:w="0" w:type="dxa"/>
             <w:left w:w="0" w:type="dxa"/>
@@ -3264,6 +3149,7 @@
             <w:insideH w:val="single" w:color="243F61" w:themeColor="accent1" w:themeShade="7F" w:sz="6" w:space="0"/>
             <w:insideV w:val="single" w:color="243F61" w:themeColor="accent1" w:themeShade="7F" w:sz="6" w:space="0"/>
           </w:tblBorders>
+          <w:shd w:val="clear" w:color="auto" w:fill="auto"/>
           <w:tblCellMar>
             <w:top w:w="0" w:type="dxa"/>
             <w:left w:w="0" w:type="dxa"/>
@@ -3719,8 +3605,6 @@
           <w:lang w:eastAsia="zh-CN"/>
         </w:rPr>
       </w:pPr>
-      <w:bookmarkStart w:id="52" w:name="_GoBack"/>
-      <w:bookmarkEnd w:id="52"/>
       <w:r>
         <w:rPr>
           <w:rFonts w:hint="eastAsia" w:ascii="微软雅黑" w:hAnsi="微软雅黑" w:eastAsia="微软雅黑" w:cs="微软雅黑"/>
@@ -3747,12 +3631,12 @@
           <w:lang w:val="en-US" w:eastAsia="zh-CN" w:bidi="ar-SA"/>
         </w:rPr>
       </w:pPr>
-      <w:bookmarkStart w:id="4" w:name="_Toc22132"/>
-      <w:bookmarkStart w:id="5" w:name="_Toc2819"/>
-      <w:bookmarkStart w:id="6" w:name="_Toc499"/>
+      <w:bookmarkStart w:id="4" w:name="_Toc499"/>
+      <w:bookmarkStart w:id="5" w:name="_Toc22132"/>
+      <w:bookmarkStart w:id="6" w:name="_Toc2819"/>
       <w:bookmarkStart w:id="7" w:name="_Toc2781"/>
-      <w:bookmarkStart w:id="8" w:name="_Toc19898_WPSOffice_Level1"/>
-      <w:bookmarkStart w:id="9" w:name="_Toc20136_WPSOffice_Level1"/>
+      <w:bookmarkStart w:id="8" w:name="_Toc20136_WPSOffice_Level1"/>
+      <w:bookmarkStart w:id="9" w:name="_Toc19898_WPSOffice_Level1"/>
       <w:r>
         <w:rPr>
           <w:rFonts w:hint="eastAsia" w:ascii="Times New Roman" w:hAnsi="Times New Roman" w:eastAsia="微软雅黑" w:cs="黑体"/>
@@ -3788,9 +3672,9 @@
           <w:lang w:val="en-US" w:eastAsia="zh-CN"/>
         </w:rPr>
       </w:pPr>
-      <w:bookmarkStart w:id="10" w:name="_Toc9088"/>
-      <w:bookmarkStart w:id="11" w:name="_Toc23375"/>
-      <w:bookmarkStart w:id="12" w:name="_Toc3049"/>
+      <w:bookmarkStart w:id="10" w:name="_Toc3049"/>
+      <w:bookmarkStart w:id="11" w:name="_Toc9088"/>
+      <w:bookmarkStart w:id="12" w:name="_Toc23375"/>
       <w:bookmarkStart w:id="13" w:name="_Toc18062_WPSOffice_Level2"/>
       <w:bookmarkStart w:id="14" w:name="_Toc11015_WPSOffice_Level2"/>
       <w:bookmarkStart w:id="15" w:name="_Toc10877"/>
@@ -9334,11 +9218,11 @@
         </w:rPr>
       </w:pPr>
       <w:bookmarkStart w:id="16" w:name="_Toc22552"/>
-      <w:bookmarkStart w:id="17" w:name="_Toc4339"/>
-      <w:bookmarkStart w:id="18" w:name="_Toc25737"/>
-      <w:bookmarkStart w:id="19" w:name="_Toc7551_WPSOffice_Level2"/>
-      <w:bookmarkStart w:id="20" w:name="_Toc6221_WPSOffice_Level2"/>
-      <w:bookmarkStart w:id="21" w:name="_Toc20320"/>
+      <w:bookmarkStart w:id="17" w:name="_Toc7551_WPSOffice_Level2"/>
+      <w:bookmarkStart w:id="18" w:name="_Toc4339"/>
+      <w:bookmarkStart w:id="19" w:name="_Toc25737"/>
+      <w:bookmarkStart w:id="20" w:name="_Toc20320"/>
+      <w:bookmarkStart w:id="21" w:name="_Toc6221_WPSOffice_Level2"/>
       <w:r>
         <w:rPr>
           <w:rFonts w:hint="eastAsia" w:ascii="微软雅黑" w:hAnsi="微软雅黑" w:eastAsia="微软雅黑" w:cs="微软雅黑"/>
@@ -10568,12 +10452,6 @@
             <w:insideH w:val="dashed" w:color="244061" w:sz="4" w:space="0"/>
             <w:insideV w:val="dashed" w:color="244061" w:sz="4" w:space="0"/>
           </w:tblBorders>
-          <w:tblCellMar>
-            <w:top w:w="0" w:type="dxa"/>
-            <w:left w:w="108" w:type="dxa"/>
-            <w:bottom w:w="0" w:type="dxa"/>
-            <w:right w:w="108" w:type="dxa"/>
-          </w:tblCellMar>
         </w:tblPrEx>
         <w:trPr>
           <w:jc w:val="center"/>
@@ -13622,10 +13500,10 @@
           <w:lang w:val="en-US" w:eastAsia="zh-CN"/>
         </w:rPr>
       </w:pPr>
-      <w:bookmarkStart w:id="27" w:name="_Toc526855037"/>
-      <w:bookmarkStart w:id="28" w:name="_Toc527112385"/>
-      <w:bookmarkStart w:id="29" w:name="_Toc534637498"/>
-      <w:bookmarkStart w:id="30" w:name="_Toc25428"/>
+      <w:bookmarkStart w:id="27" w:name="_Toc534637498"/>
+      <w:bookmarkStart w:id="28" w:name="_Toc526855037"/>
+      <w:bookmarkStart w:id="29" w:name="_Toc25428"/>
+      <w:bookmarkStart w:id="30" w:name="_Toc527112385"/>
       <w:r>
         <w:rPr>
           <w:rFonts w:hint="eastAsia" w:ascii="微软雅黑" w:hAnsi="微软雅黑" w:eastAsia="微软雅黑" w:cs="微软雅黑"/>
@@ -13681,11 +13559,11 @@
           <w:lang w:val="en-US" w:eastAsia="zh-CN"/>
         </w:rPr>
       </w:pPr>
-      <w:bookmarkStart w:id="31" w:name="_Toc23606"/>
-      <w:bookmarkStart w:id="32" w:name="_Toc22255"/>
-      <w:bookmarkStart w:id="33" w:name="_Toc32443_WPSOffice_Level2"/>
-      <w:bookmarkStart w:id="34" w:name="_Toc4331_WPSOffice_Level2"/>
-      <w:bookmarkStart w:id="35" w:name="_Toc6468"/>
+      <w:bookmarkStart w:id="31" w:name="_Toc6468"/>
+      <w:bookmarkStart w:id="32" w:name="_Toc23606"/>
+      <w:bookmarkStart w:id="33" w:name="_Toc4331_WPSOffice_Level2"/>
+      <w:bookmarkStart w:id="34" w:name="_Toc32443_WPSOffice_Level2"/>
+      <w:bookmarkStart w:id="35" w:name="_Toc22255"/>
       <w:r>
         <w:rPr>
           <w:rFonts w:hint="eastAsia" w:ascii="微软雅黑" w:hAnsi="微软雅黑" w:eastAsia="微软雅黑" w:cs="微软雅黑"/>
@@ -20796,9 +20674,9 @@
           <w:lang w:eastAsia="zh-CN"/>
         </w:rPr>
       </w:pPr>
-      <w:bookmarkStart w:id="39" w:name="_Toc9080"/>
-      <w:bookmarkStart w:id="40" w:name="_Toc11393"/>
-      <w:bookmarkStart w:id="41" w:name="_Toc9494"/>
+      <w:bookmarkStart w:id="39" w:name="_Toc11393"/>
+      <w:bookmarkStart w:id="40" w:name="_Toc9494"/>
+      <w:bookmarkStart w:id="41" w:name="_Toc9080"/>
       <w:r>
         <w:rPr>
           <w:rFonts w:hint="eastAsia" w:ascii="Times New Roman" w:hAnsi="Times New Roman" w:eastAsia="微软雅黑" w:cs="Times New Roman"/>
@@ -20927,6 +20805,12 @@
             <w:insideH w:val="dashed" w:color="244061" w:sz="4" w:space="0"/>
             <w:insideV w:val="dashed" w:color="244061" w:sz="4" w:space="0"/>
           </w:tblBorders>
+          <w:tblCellMar>
+            <w:top w:w="0" w:type="dxa"/>
+            <w:left w:w="108" w:type="dxa"/>
+            <w:bottom w:w="0" w:type="dxa"/>
+            <w:right w:w="108" w:type="dxa"/>
+          </w:tblCellMar>
         </w:tblPrEx>
         <w:trPr>
           <w:trHeight w:val="417" w:hRule="atLeast"/>
@@ -21377,9 +21261,9 @@
           <w:lang w:val="en-US" w:eastAsia="zh-CN"/>
         </w:rPr>
       </w:pPr>
-      <w:bookmarkStart w:id="42" w:name="_Toc534637499"/>
+      <w:bookmarkStart w:id="42" w:name="_Toc526855038"/>
       <w:bookmarkStart w:id="43" w:name="_Toc527112386"/>
-      <w:bookmarkStart w:id="44" w:name="_Toc526855038"/>
+      <w:bookmarkStart w:id="44" w:name="_Toc534637499"/>
       <w:r>
         <w:rPr>
           <w:rFonts w:hint="eastAsia" w:ascii="微软雅黑" w:hAnsi="微软雅黑" w:eastAsia="微软雅黑" w:cs="微软雅黑"/>
@@ -23845,13 +23729,13 @@
           <w:lang w:val="en-US" w:eastAsia="zh-CN"/>
         </w:rPr>
       </w:pPr>
-      <w:bookmarkStart w:id="45" w:name="_Toc16368_WPSOffice_Level1"/>
+      <w:bookmarkStart w:id="45" w:name="_Toc22484_WPSOffice_Level1"/>
       <w:bookmarkStart w:id="46" w:name="_Toc30533"/>
       <w:bookmarkStart w:id="47" w:name="_Toc7549"/>
       <w:bookmarkStart w:id="48" w:name="_Toc19099"/>
-      <w:bookmarkStart w:id="49" w:name="_Toc22458"/>
-      <w:bookmarkStart w:id="50" w:name="_Toc22484_WPSOffice_Level1"/>
-      <w:bookmarkStart w:id="51" w:name="_Toc28910_WPSOffice_Level1"/>
+      <w:bookmarkStart w:id="49" w:name="_Toc28910_WPSOffice_Level1"/>
+      <w:bookmarkStart w:id="50" w:name="_Toc22458"/>
+      <w:bookmarkStart w:id="51" w:name="_Toc16368_WPSOffice_Level1"/>
       <w:r>
         <w:rPr>
           <w:rFonts w:hint="eastAsia" w:ascii="微软雅黑" w:hAnsi="微软雅黑" w:eastAsia="微软雅黑" w:cs="微软雅黑"/>

--- a/WebContent/docx/甲状腺癌17检测报告-单样本-三峡.docx
+++ b/WebContent/docx/甲状腺癌17检测报告-单样本-三峡.docx
@@ -393,14 +393,14 @@
         </w:tblCellMar>
       </w:tblPr>
       <w:tblGrid>
-        <w:gridCol w:w="1177"/>
-        <w:gridCol w:w="1039"/>
-        <w:gridCol w:w="1040"/>
-        <w:gridCol w:w="1037"/>
-        <w:gridCol w:w="1039"/>
-        <w:gridCol w:w="1039"/>
-        <w:gridCol w:w="1030"/>
-        <w:gridCol w:w="2271"/>
+        <w:gridCol w:w="1216"/>
+        <w:gridCol w:w="1079"/>
+        <w:gridCol w:w="1081"/>
+        <w:gridCol w:w="1077"/>
+        <w:gridCol w:w="1079"/>
+        <w:gridCol w:w="1079"/>
+        <w:gridCol w:w="1070"/>
+        <w:gridCol w:w="1991"/>
       </w:tblGrid>
       <w:tr>
         <w:tblPrEx>
@@ -888,7 +888,31 @@
                 <w:szCs w:val="21"/>
                 <w:lang w:bidi="ar"/>
               </w:rPr>
-              <w:t>{{ template_subbarcode }}</w:t>
+              <w:t xml:space="preserve">{{ </w:t>
+            </w:r>
+            <w:r>
+              <w:rPr>
+                <w:rFonts w:hint="eastAsia" w:ascii="微软雅黑" w:hAnsi="微软雅黑" w:eastAsia="微软雅黑" w:cs="微软雅黑"/>
+                <w:b w:val="0"/>
+                <w:bCs/>
+                <w:color w:val="000000"/>
+                <w:sz w:val="21"/>
+                <w:szCs w:val="21"/>
+                <w:lang w:val="en-US" w:eastAsia="zh-CN" w:bidi="ar"/>
+              </w:rPr>
+              <w:t>sample.patient_id</w:t>
+            </w:r>
+            <w:r>
+              <w:rPr>
+                <w:rFonts w:hint="eastAsia" w:ascii="微软雅黑" w:hAnsi="微软雅黑" w:eastAsia="微软雅黑" w:cs="微软雅黑"/>
+                <w:b w:val="0"/>
+                <w:bCs/>
+                <w:color w:val="000000"/>
+                <w:sz w:val="21"/>
+                <w:szCs w:val="21"/>
+                <w:lang w:bidi="ar"/>
+              </w:rPr>
+              <w:t xml:space="preserve"> }}</w:t>
             </w:r>
           </w:p>
         </w:tc>
@@ -2206,8 +2230,6 @@
           <w:rFonts w:ascii="Times New Roman" w:hAnsi="Times New Roman" w:eastAsia="微软雅黑" w:cs="Times New Roman"/>
         </w:rPr>
       </w:pPr>
-      <w:bookmarkStart w:id="52" w:name="_GoBack"/>
-      <w:bookmarkEnd w:id="52"/>
     </w:p>
     <w:p>
       <w:pPr>
@@ -2239,9 +2261,9 @@
           <w:shd w:val="clear" w:color="auto" w:fill="17365D"/>
         </w:rPr>
       </w:pPr>
-      <w:bookmarkStart w:id="0" w:name="_Toc527112379"/>
+      <w:bookmarkStart w:id="0" w:name="_Toc534637492"/>
       <w:bookmarkStart w:id="1" w:name="_Toc526855031"/>
-      <w:bookmarkStart w:id="2" w:name="_Toc534637492"/>
+      <w:bookmarkStart w:id="2" w:name="_Toc527112379"/>
       <w:r>
         <w:rPr>
           <w:rFonts w:hint="eastAsia" w:ascii="微软雅黑" w:hAnsi="微软雅黑" w:eastAsia="微软雅黑" w:cs="微软雅黑"/>
@@ -2578,7 +2600,6 @@
             <w:insideH w:val="single" w:color="243F61" w:themeColor="accent1" w:themeShade="7F" w:sz="6" w:space="0"/>
             <w:insideV w:val="single" w:color="243F61" w:themeColor="accent1" w:themeShade="7F" w:sz="6" w:space="0"/>
           </w:tblBorders>
-          <w:shd w:val="clear" w:color="auto" w:fill="auto"/>
           <w:tblCellMar>
             <w:top w:w="0" w:type="dxa"/>
             <w:left w:w="0" w:type="dxa"/>
@@ -2816,7 +2837,6 @@
             <w:insideH w:val="single" w:color="243F61" w:themeColor="accent1" w:themeShade="7F" w:sz="6" w:space="0"/>
             <w:insideV w:val="single" w:color="243F61" w:themeColor="accent1" w:themeShade="7F" w:sz="6" w:space="0"/>
           </w:tblBorders>
-          <w:shd w:val="clear" w:color="auto" w:fill="auto"/>
           <w:tblCellMar>
             <w:top w:w="0" w:type="dxa"/>
             <w:left w:w="0" w:type="dxa"/>
@@ -3631,12 +3651,12 @@
           <w:lang w:val="en-US" w:eastAsia="zh-CN" w:bidi="ar-SA"/>
         </w:rPr>
       </w:pPr>
-      <w:bookmarkStart w:id="4" w:name="_Toc499"/>
-      <w:bookmarkStart w:id="5" w:name="_Toc22132"/>
-      <w:bookmarkStart w:id="6" w:name="_Toc2819"/>
-      <w:bookmarkStart w:id="7" w:name="_Toc2781"/>
-      <w:bookmarkStart w:id="8" w:name="_Toc20136_WPSOffice_Level1"/>
-      <w:bookmarkStart w:id="9" w:name="_Toc19898_WPSOffice_Level1"/>
+      <w:bookmarkStart w:id="4" w:name="_Toc19898_WPSOffice_Level1"/>
+      <w:bookmarkStart w:id="5" w:name="_Toc20136_WPSOffice_Level1"/>
+      <w:bookmarkStart w:id="6" w:name="_Toc2781"/>
+      <w:bookmarkStart w:id="7" w:name="_Toc22132"/>
+      <w:bookmarkStart w:id="8" w:name="_Toc499"/>
+      <w:bookmarkStart w:id="9" w:name="_Toc2819"/>
       <w:r>
         <w:rPr>
           <w:rFonts w:hint="eastAsia" w:ascii="Times New Roman" w:hAnsi="Times New Roman" w:eastAsia="微软雅黑" w:cs="黑体"/>
@@ -3672,12 +3692,12 @@
           <w:lang w:val="en-US" w:eastAsia="zh-CN"/>
         </w:rPr>
       </w:pPr>
-      <w:bookmarkStart w:id="10" w:name="_Toc3049"/>
-      <w:bookmarkStart w:id="11" w:name="_Toc9088"/>
-      <w:bookmarkStart w:id="12" w:name="_Toc23375"/>
-      <w:bookmarkStart w:id="13" w:name="_Toc18062_WPSOffice_Level2"/>
-      <w:bookmarkStart w:id="14" w:name="_Toc11015_WPSOffice_Level2"/>
-      <w:bookmarkStart w:id="15" w:name="_Toc10877"/>
+      <w:bookmarkStart w:id="10" w:name="_Toc18062_WPSOffice_Level2"/>
+      <w:bookmarkStart w:id="11" w:name="_Toc10877"/>
+      <w:bookmarkStart w:id="12" w:name="_Toc11015_WPSOffice_Level2"/>
+      <w:bookmarkStart w:id="13" w:name="_Toc3049"/>
+      <w:bookmarkStart w:id="14" w:name="_Toc9088"/>
+      <w:bookmarkStart w:id="15" w:name="_Toc23375"/>
       <w:r>
         <w:rPr>
           <w:rFonts w:hint="eastAsia" w:ascii="微软雅黑" w:hAnsi="微软雅黑" w:eastAsia="微软雅黑" w:cs="微软雅黑"/>
@@ -4799,7 +4819,7 @@
       </w:r>
       <w:r>
         <w:rPr>
-          <w:rFonts w:ascii="Times New Roman" w:hAnsi="Times New Roman" w:eastAsia="微软雅黑" w:cs="Times New Roman"/>
+          <w:rFonts w:hint="eastAsia" w:ascii="Times New Roman" w:hAnsi="Times New Roman" w:eastAsia="微软雅黑" w:cs="Times New Roman"/>
           <w:b/>
           <w:color w:val="000000" w:themeColor="text1"/>
           <w:sz w:val="21"/>
@@ -4811,7 +4831,7 @@
             </w14:solidFill>
           </w14:textFill>
         </w:rPr>
-        <w:t>基因检测结果解析</w:t>
+        <w:t>检测结果详细解析</w:t>
       </w:r>
       <w:r>
         <w:rPr>
@@ -4902,12 +4922,6 @@
             <w:insideH w:val="dashed" w:color="244061" w:sz="4" w:space="0"/>
             <w:insideV w:val="dashed" w:color="244061" w:sz="4" w:space="0"/>
           </w:tblBorders>
-          <w:tblCellMar>
-            <w:top w:w="0" w:type="dxa"/>
-            <w:left w:w="0" w:type="dxa"/>
-            <w:bottom w:w="0" w:type="dxa"/>
-            <w:right w:w="0" w:type="dxa"/>
-          </w:tblCellMar>
         </w:tblPrEx>
         <w:trPr>
           <w:trHeight w:val="510" w:hRule="atLeast"/>
@@ -9199,6 +9213,8 @@
         </w:rPr>
         <w:br w:type="page"/>
       </w:r>
+      <w:bookmarkStart w:id="52" w:name="_GoBack"/>
+      <w:bookmarkEnd w:id="52"/>
     </w:p>
     <w:p>
       <w:pPr>
@@ -9217,12 +9233,12 @@
           <w:lang w:val="en-US" w:eastAsia="zh-CN"/>
         </w:rPr>
       </w:pPr>
-      <w:bookmarkStart w:id="16" w:name="_Toc22552"/>
-      <w:bookmarkStart w:id="17" w:name="_Toc7551_WPSOffice_Level2"/>
+      <w:bookmarkStart w:id="16" w:name="_Toc6221_WPSOffice_Level2"/>
+      <w:bookmarkStart w:id="17" w:name="_Toc20320"/>
       <w:bookmarkStart w:id="18" w:name="_Toc4339"/>
-      <w:bookmarkStart w:id="19" w:name="_Toc25737"/>
-      <w:bookmarkStart w:id="20" w:name="_Toc20320"/>
-      <w:bookmarkStart w:id="21" w:name="_Toc6221_WPSOffice_Level2"/>
+      <w:bookmarkStart w:id="19" w:name="_Toc7551_WPSOffice_Level2"/>
+      <w:bookmarkStart w:id="20" w:name="_Toc25737"/>
+      <w:bookmarkStart w:id="21" w:name="_Toc22552"/>
       <w:r>
         <w:rPr>
           <w:rFonts w:hint="eastAsia" w:ascii="微软雅黑" w:hAnsi="微软雅黑" w:eastAsia="微软雅黑" w:cs="微软雅黑"/>
@@ -9378,7 +9394,7 @@
       </w:r>
       <w:r>
         <w:rPr>
-          <w:rFonts w:ascii="Times New Roman" w:hAnsi="Times New Roman" w:eastAsia="微软雅黑" w:cs="Times New Roman"/>
+          <w:rFonts w:hint="eastAsia" w:ascii="Times New Roman" w:hAnsi="Times New Roman" w:eastAsia="微软雅黑" w:cs="Times New Roman"/>
           <w:b/>
           <w:color w:val="000000" w:themeColor="text1"/>
           <w:sz w:val="21"/>
@@ -9390,7 +9406,7 @@
             </w14:solidFill>
           </w14:textFill>
         </w:rPr>
-        <w:t>基因检测结果解析</w:t>
+        <w:t>检测结果详细解析</w:t>
       </w:r>
       <w:r>
         <w:rPr>
@@ -10348,10 +10364,10 @@
           <w:lang w:val="en-US" w:eastAsia="zh-CN"/>
         </w:rPr>
       </w:pPr>
-      <w:bookmarkStart w:id="23" w:name="_Toc10223"/>
-      <w:bookmarkStart w:id="24" w:name="_Toc20034"/>
-      <w:bookmarkStart w:id="25" w:name="_Toc9387"/>
-      <w:bookmarkStart w:id="26" w:name="_Toc106719764"/>
+      <w:bookmarkStart w:id="23" w:name="_Toc9387"/>
+      <w:bookmarkStart w:id="24" w:name="_Toc10223"/>
+      <w:bookmarkStart w:id="25" w:name="_Toc106719764"/>
+      <w:bookmarkStart w:id="26" w:name="_Toc20034"/>
       <w:r>
         <w:rPr>
           <w:rFonts w:hint="eastAsia" w:ascii="微软雅黑" w:hAnsi="微软雅黑" w:eastAsia="微软雅黑" w:cs="微软雅黑"/>
@@ -10452,6 +10468,12 @@
             <w:insideH w:val="dashed" w:color="244061" w:sz="4" w:space="0"/>
             <w:insideV w:val="dashed" w:color="244061" w:sz="4" w:space="0"/>
           </w:tblBorders>
+          <w:tblCellMar>
+            <w:top w:w="0" w:type="dxa"/>
+            <w:left w:w="108" w:type="dxa"/>
+            <w:bottom w:w="0" w:type="dxa"/>
+            <w:right w:w="108" w:type="dxa"/>
+          </w:tblCellMar>
         </w:tblPrEx>
         <w:trPr>
           <w:jc w:val="center"/>
@@ -11523,12 +11545,6 @@
             <w:insideH w:val="none" w:color="auto" w:sz="0" w:space="0"/>
             <w:insideV w:val="none" w:color="auto" w:sz="0" w:space="0"/>
           </w:tblBorders>
-          <w:tblCellMar>
-            <w:top w:w="0" w:type="dxa"/>
-            <w:left w:w="113" w:type="dxa"/>
-            <w:bottom w:w="0" w:type="dxa"/>
-            <w:right w:w="113" w:type="dxa"/>
-          </w:tblCellMar>
         </w:tblPrEx>
         <w:trPr>
           <w:trHeight w:val="1984" w:hRule="atLeast"/>
@@ -13500,9 +13516,9 @@
           <w:lang w:val="en-US" w:eastAsia="zh-CN"/>
         </w:rPr>
       </w:pPr>
-      <w:bookmarkStart w:id="27" w:name="_Toc534637498"/>
-      <w:bookmarkStart w:id="28" w:name="_Toc526855037"/>
-      <w:bookmarkStart w:id="29" w:name="_Toc25428"/>
+      <w:bookmarkStart w:id="27" w:name="_Toc526855037"/>
+      <w:bookmarkStart w:id="28" w:name="_Toc25428"/>
+      <w:bookmarkStart w:id="29" w:name="_Toc534637498"/>
       <w:bookmarkStart w:id="30" w:name="_Toc527112385"/>
       <w:r>
         <w:rPr>
@@ -13561,8 +13577,8 @@
       </w:pPr>
       <w:bookmarkStart w:id="31" w:name="_Toc6468"/>
       <w:bookmarkStart w:id="32" w:name="_Toc23606"/>
-      <w:bookmarkStart w:id="33" w:name="_Toc4331_WPSOffice_Level2"/>
-      <w:bookmarkStart w:id="34" w:name="_Toc32443_WPSOffice_Level2"/>
+      <w:bookmarkStart w:id="33" w:name="_Toc32443_WPSOffice_Level2"/>
+      <w:bookmarkStart w:id="34" w:name="_Toc4331_WPSOffice_Level2"/>
       <w:bookmarkStart w:id="35" w:name="_Toc22255"/>
       <w:r>
         <w:rPr>
@@ -13720,9 +13736,9 @@
           </w14:textFill>
         </w:rPr>
       </w:pPr>
-      <w:bookmarkStart w:id="36" w:name="_Toc18091_WPSOffice_Level3"/>
-      <w:bookmarkStart w:id="37" w:name="_Toc15289_WPSOffice_Level3"/>
-      <w:bookmarkStart w:id="38" w:name="_Toc6931_WPSOffice_Level3"/>
+      <w:bookmarkStart w:id="36" w:name="_Toc6931_WPSOffice_Level3"/>
+      <w:bookmarkStart w:id="37" w:name="_Toc18091_WPSOffice_Level3"/>
+      <w:bookmarkStart w:id="38" w:name="_Toc15289_WPSOffice_Level3"/>
       <w:r>
         <w:rPr>
           <w:rFonts w:hint="eastAsia" w:ascii="Times New Roman" w:hAnsi="Times New Roman" w:eastAsia="微软雅黑" w:cs="Times New Roman"/>
@@ -17437,12 +17453,6 @@
             <w:insideH w:val="dotted" w:color="45A3A7" w:sz="4" w:space="0"/>
             <w:insideV w:val="dotted" w:color="45A3A7" w:sz="4" w:space="0"/>
           </w:tblBorders>
-          <w:tblCellMar>
-            <w:top w:w="0" w:type="dxa"/>
-            <w:left w:w="108" w:type="dxa"/>
-            <w:bottom w:w="0" w:type="dxa"/>
-            <w:right w:w="108" w:type="dxa"/>
-          </w:tblCellMar>
         </w:tblPrEx>
         <w:trPr>
           <w:trHeight w:val="417" w:hRule="atLeast"/>
@@ -20674,8 +20684,8 @@
           <w:lang w:eastAsia="zh-CN"/>
         </w:rPr>
       </w:pPr>
-      <w:bookmarkStart w:id="39" w:name="_Toc11393"/>
-      <w:bookmarkStart w:id="40" w:name="_Toc9494"/>
+      <w:bookmarkStart w:id="39" w:name="_Toc9494"/>
+      <w:bookmarkStart w:id="40" w:name="_Toc11393"/>
       <w:bookmarkStart w:id="41" w:name="_Toc9080"/>
       <w:r>
         <w:rPr>
@@ -23729,13 +23739,13 @@
           <w:lang w:val="en-US" w:eastAsia="zh-CN"/>
         </w:rPr>
       </w:pPr>
-      <w:bookmarkStart w:id="45" w:name="_Toc22484_WPSOffice_Level1"/>
-      <w:bookmarkStart w:id="46" w:name="_Toc30533"/>
-      <w:bookmarkStart w:id="47" w:name="_Toc7549"/>
-      <w:bookmarkStart w:id="48" w:name="_Toc19099"/>
-      <w:bookmarkStart w:id="49" w:name="_Toc28910_WPSOffice_Level1"/>
-      <w:bookmarkStart w:id="50" w:name="_Toc22458"/>
-      <w:bookmarkStart w:id="51" w:name="_Toc16368_WPSOffice_Level1"/>
+      <w:bookmarkStart w:id="45" w:name="_Toc30533"/>
+      <w:bookmarkStart w:id="46" w:name="_Toc22458"/>
+      <w:bookmarkStart w:id="47" w:name="_Toc16368_WPSOffice_Level1"/>
+      <w:bookmarkStart w:id="48" w:name="_Toc7549"/>
+      <w:bookmarkStart w:id="49" w:name="_Toc22484_WPSOffice_Level1"/>
+      <w:bookmarkStart w:id="50" w:name="_Toc28910_WPSOffice_Level1"/>
+      <w:bookmarkStart w:id="51" w:name="_Toc19099"/>
       <w:r>
         <w:rPr>
           <w:rFonts w:hint="eastAsia" w:ascii="微软雅黑" w:hAnsi="微软雅黑" w:eastAsia="微软雅黑" w:cs="微软雅黑"/>

--- a/WebContent/docx/甲状腺癌17检测报告-单样本-三峡.docx
+++ b/WebContent/docx/甲状腺癌17检测报告-单样本-三峡.docx
@@ -2341,7 +2341,6 @@
             <w:insideH w:val="single" w:color="243F61" w:themeColor="accent1" w:themeShade="7F" w:sz="6" w:space="0"/>
             <w:insideV w:val="single" w:color="243F61" w:themeColor="accent1" w:themeShade="7F" w:sz="6" w:space="0"/>
           </w:tblBorders>
-          <w:shd w:val="clear" w:color="auto" w:fill="auto"/>
           <w:tblCellMar>
             <w:top w:w="0" w:type="dxa"/>
             <w:left w:w="0" w:type="dxa"/>
@@ -2600,6 +2599,7 @@
             <w:insideH w:val="single" w:color="243F61" w:themeColor="accent1" w:themeShade="7F" w:sz="6" w:space="0"/>
             <w:insideV w:val="single" w:color="243F61" w:themeColor="accent1" w:themeShade="7F" w:sz="6" w:space="0"/>
           </w:tblBorders>
+          <w:shd w:val="clear" w:color="auto" w:fill="auto"/>
           <w:tblCellMar>
             <w:top w:w="0" w:type="dxa"/>
             <w:left w:w="0" w:type="dxa"/>
@@ -2837,6 +2837,7 @@
             <w:insideH w:val="single" w:color="243F61" w:themeColor="accent1" w:themeShade="7F" w:sz="6" w:space="0"/>
             <w:insideV w:val="single" w:color="243F61" w:themeColor="accent1" w:themeShade="7F" w:sz="6" w:space="0"/>
           </w:tblBorders>
+          <w:shd w:val="clear" w:color="auto" w:fill="auto"/>
           <w:tblCellMar>
             <w:top w:w="0" w:type="dxa"/>
             <w:left w:w="0" w:type="dxa"/>
@@ -3652,9 +3653,9 @@
         </w:rPr>
       </w:pPr>
       <w:bookmarkStart w:id="4" w:name="_Toc19898_WPSOffice_Level1"/>
-      <w:bookmarkStart w:id="5" w:name="_Toc20136_WPSOffice_Level1"/>
-      <w:bookmarkStart w:id="6" w:name="_Toc2781"/>
-      <w:bookmarkStart w:id="7" w:name="_Toc22132"/>
+      <w:bookmarkStart w:id="5" w:name="_Toc22132"/>
+      <w:bookmarkStart w:id="6" w:name="_Toc20136_WPSOffice_Level1"/>
+      <w:bookmarkStart w:id="7" w:name="_Toc2781"/>
       <w:bookmarkStart w:id="8" w:name="_Toc499"/>
       <w:bookmarkStart w:id="9" w:name="_Toc2819"/>
       <w:r>
@@ -3694,10 +3695,10 @@
       </w:pPr>
       <w:bookmarkStart w:id="10" w:name="_Toc18062_WPSOffice_Level2"/>
       <w:bookmarkStart w:id="11" w:name="_Toc10877"/>
-      <w:bookmarkStart w:id="12" w:name="_Toc11015_WPSOffice_Level2"/>
-      <w:bookmarkStart w:id="13" w:name="_Toc3049"/>
+      <w:bookmarkStart w:id="12" w:name="_Toc3049"/>
+      <w:bookmarkStart w:id="13" w:name="_Toc23375"/>
       <w:bookmarkStart w:id="14" w:name="_Toc9088"/>
-      <w:bookmarkStart w:id="15" w:name="_Toc23375"/>
+      <w:bookmarkStart w:id="15" w:name="_Toc11015_WPSOffice_Level2"/>
       <w:r>
         <w:rPr>
           <w:rFonts w:hint="eastAsia" w:ascii="微软雅黑" w:hAnsi="微软雅黑" w:eastAsia="微软雅黑" w:cs="微软雅黑"/>
@@ -3744,12 +3745,6 @@
             <w:insideH w:val="dashed" w:color="244061" w:sz="4" w:space="0"/>
             <w:insideV w:val="dashed" w:color="244061" w:sz="4" w:space="0"/>
           </w:tblBorders>
-          <w:tblCellMar>
-            <w:top w:w="0" w:type="dxa"/>
-            <w:left w:w="108" w:type="dxa"/>
-            <w:bottom w:w="0" w:type="dxa"/>
-            <w:right w:w="108" w:type="dxa"/>
-          </w:tblCellMar>
         </w:tblPrEx>
         <w:trPr>
           <w:cantSplit/>
@@ -4922,6 +4917,12 @@
             <w:insideH w:val="dashed" w:color="244061" w:sz="4" w:space="0"/>
             <w:insideV w:val="dashed" w:color="244061" w:sz="4" w:space="0"/>
           </w:tblBorders>
+          <w:tblCellMar>
+            <w:top w:w="0" w:type="dxa"/>
+            <w:left w:w="0" w:type="dxa"/>
+            <w:bottom w:w="0" w:type="dxa"/>
+            <w:right w:w="0" w:type="dxa"/>
+          </w:tblCellMar>
         </w:tblPrEx>
         <w:trPr>
           <w:trHeight w:val="510" w:hRule="atLeast"/>
@@ -4980,13 +4981,23 @@
             </w:pPr>
             <w:r>
               <w:rPr>
-                <w:rFonts w:ascii="Times New Roman" w:hAnsi="Times New Roman" w:eastAsia="微软雅黑" w:cs="Times New Roman"/>
+                <w:rFonts w:hint="eastAsia" w:ascii="Times New Roman" w:hAnsi="Times New Roman" w:eastAsia="微软雅黑" w:cs="Times New Roman"/>
                 <w:b/>
                 <w:color w:val="244061"/>
                 <w:sz w:val="21"/>
                 <w:szCs w:val="21"/>
               </w:rPr>
-              <w:t>突变基因</w:t>
+              <w:t>检测</w:t>
+            </w:r>
+            <w:r>
+              <w:rPr>
+                <w:rFonts w:ascii="Times New Roman" w:hAnsi="Times New Roman" w:eastAsia="微软雅黑" w:cs="Times New Roman"/>
+                <w:b/>
+                <w:color w:val="244061"/>
+                <w:sz w:val="21"/>
+                <w:szCs w:val="21"/>
+              </w:rPr>
+              <w:t>基因</w:t>
             </w:r>
           </w:p>
         </w:tc>
@@ -7163,7 +7174,27 @@
                 <w:szCs w:val="21"/>
                 <w:lang w:eastAsia="zh-CN"/>
               </w:rPr>
-              <w:t>{{ tip.comutation }}</w:t>
+              <w:t>{{ tip.comutation</w:t>
+            </w:r>
+            <w:r>
+              <w:rPr>
+                <w:rFonts w:hint="eastAsia" w:ascii="Times New Roman" w:hAnsi="Times New Roman" w:eastAsia="微软雅黑" w:cs="Times New Roman"/>
+                <w:b/>
+                <w:sz w:val="21"/>
+                <w:szCs w:val="21"/>
+                <w:lang w:val="en-US" w:eastAsia="zh-CN"/>
+              </w:rPr>
+              <w:t>1</w:t>
+            </w:r>
+            <w:r>
+              <w:rPr>
+                <w:rFonts w:hint="eastAsia" w:ascii="Times New Roman" w:hAnsi="Times New Roman" w:eastAsia="微软雅黑" w:cs="Times New Roman"/>
+                <w:b/>
+                <w:sz w:val="21"/>
+                <w:szCs w:val="21"/>
+                <w:lang w:eastAsia="zh-CN"/>
+              </w:rPr>
+              <w:t xml:space="preserve"> }}</w:t>
             </w:r>
           </w:p>
         </w:tc>
@@ -7190,9 +7221,9 @@
                 <w:rFonts w:hint="eastAsia" w:ascii="Times New Roman" w:hAnsi="Times New Roman" w:eastAsia="微软雅黑" w:cs="Times New Roman"/>
                 <w:sz w:val="21"/>
                 <w:szCs w:val="21"/>
-                <w:lang w:val="en-US" w:eastAsia="zh-CN"/>
-              </w:rPr>
-              <w:t>-</w:t>
+                <w:lang w:eastAsia="zh-CN"/>
+              </w:rPr>
+              <w:t>{{ tip.comutation }}</w:t>
             </w:r>
           </w:p>
         </w:tc>
@@ -9213,8 +9244,6 @@
         </w:rPr>
         <w:br w:type="page"/>
       </w:r>
-      <w:bookmarkStart w:id="52" w:name="_GoBack"/>
-      <w:bookmarkEnd w:id="52"/>
     </w:p>
     <w:p>
       <w:pPr>
@@ -9233,12 +9262,12 @@
           <w:lang w:val="en-US" w:eastAsia="zh-CN"/>
         </w:rPr>
       </w:pPr>
-      <w:bookmarkStart w:id="16" w:name="_Toc6221_WPSOffice_Level2"/>
-      <w:bookmarkStart w:id="17" w:name="_Toc20320"/>
-      <w:bookmarkStart w:id="18" w:name="_Toc4339"/>
-      <w:bookmarkStart w:id="19" w:name="_Toc7551_WPSOffice_Level2"/>
-      <w:bookmarkStart w:id="20" w:name="_Toc25737"/>
-      <w:bookmarkStart w:id="21" w:name="_Toc22552"/>
+      <w:bookmarkStart w:id="16" w:name="_Toc4339"/>
+      <w:bookmarkStart w:id="17" w:name="_Toc7551_WPSOffice_Level2"/>
+      <w:bookmarkStart w:id="18" w:name="_Toc25737"/>
+      <w:bookmarkStart w:id="19" w:name="_Toc22552"/>
+      <w:bookmarkStart w:id="20" w:name="_Toc6221_WPSOffice_Level2"/>
+      <w:bookmarkStart w:id="21" w:name="_Toc20320"/>
       <w:r>
         <w:rPr>
           <w:rFonts w:hint="eastAsia" w:ascii="微软雅黑" w:hAnsi="微软雅黑" w:eastAsia="微软雅黑" w:cs="微软雅黑"/>
@@ -9527,13 +9556,23 @@
             </w:pPr>
             <w:r>
               <w:rPr>
-                <w:rFonts w:ascii="Times New Roman" w:hAnsi="Times New Roman" w:eastAsia="微软雅黑" w:cs="Times New Roman"/>
+                <w:rFonts w:hint="eastAsia" w:ascii="Times New Roman" w:hAnsi="Times New Roman" w:eastAsia="微软雅黑" w:cs="Times New Roman"/>
                 <w:b/>
                 <w:color w:val="244061"/>
                 <w:sz w:val="21"/>
                 <w:szCs w:val="21"/>
               </w:rPr>
-              <w:t>突变基因</w:t>
+              <w:t>检测</w:t>
+            </w:r>
+            <w:r>
+              <w:rPr>
+                <w:rFonts w:ascii="Times New Roman" w:hAnsi="Times New Roman" w:eastAsia="微软雅黑" w:cs="Times New Roman"/>
+                <w:b/>
+                <w:color w:val="244061"/>
+                <w:sz w:val="21"/>
+                <w:szCs w:val="21"/>
+              </w:rPr>
+              <w:t>基因</w:t>
             </w:r>
           </w:p>
         </w:tc>
@@ -10364,8 +10403,8 @@
           <w:lang w:val="en-US" w:eastAsia="zh-CN"/>
         </w:rPr>
       </w:pPr>
-      <w:bookmarkStart w:id="23" w:name="_Toc9387"/>
-      <w:bookmarkStart w:id="24" w:name="_Toc10223"/>
+      <w:bookmarkStart w:id="23" w:name="_Toc10223"/>
+      <w:bookmarkStart w:id="24" w:name="_Toc9387"/>
       <w:bookmarkStart w:id="25" w:name="_Toc106719764"/>
       <w:bookmarkStart w:id="26" w:name="_Toc20034"/>
       <w:r>
@@ -10890,7 +10929,6 @@
             <w:insideH w:val="dashed" w:color="244061" w:sz="4" w:space="0"/>
             <w:insideV w:val="dashed" w:color="244061" w:sz="4" w:space="0"/>
           </w:tblBorders>
-          <w:shd w:val="clear" w:color="auto" w:fill="auto"/>
           <w:tblCellMar>
             <w:top w:w="0" w:type="dxa"/>
             <w:left w:w="108" w:type="dxa"/>
@@ -11060,7 +11098,6 @@
             <w:insideH w:val="dashed" w:color="244061" w:sz="4" w:space="0"/>
             <w:insideV w:val="dashed" w:color="244061" w:sz="4" w:space="0"/>
           </w:tblBorders>
-          <w:shd w:val="clear" w:color="auto" w:fill="auto"/>
           <w:tblCellMar>
             <w:top w:w="0" w:type="dxa"/>
             <w:left w:w="108" w:type="dxa"/>
@@ -11312,7 +11349,6 @@
             <w:insideH w:val="dashed" w:color="244061" w:sz="4" w:space="0"/>
             <w:insideV w:val="dashed" w:color="244061" w:sz="4" w:space="0"/>
           </w:tblBorders>
-          <w:shd w:val="clear" w:color="auto" w:fill="auto"/>
           <w:tblCellMar>
             <w:top w:w="0" w:type="dxa"/>
             <w:left w:w="108" w:type="dxa"/>
@@ -11545,6 +11581,12 @@
             <w:insideH w:val="none" w:color="auto" w:sz="0" w:space="0"/>
             <w:insideV w:val="none" w:color="auto" w:sz="0" w:space="0"/>
           </w:tblBorders>
+          <w:tblCellMar>
+            <w:top w:w="0" w:type="dxa"/>
+            <w:left w:w="113" w:type="dxa"/>
+            <w:bottom w:w="0" w:type="dxa"/>
+            <w:right w:w="113" w:type="dxa"/>
+          </w:tblCellMar>
         </w:tblPrEx>
         <w:trPr>
           <w:trHeight w:val="1984" w:hRule="atLeast"/>
@@ -13517,9 +13559,9 @@
         </w:rPr>
       </w:pPr>
       <w:bookmarkStart w:id="27" w:name="_Toc526855037"/>
-      <w:bookmarkStart w:id="28" w:name="_Toc25428"/>
-      <w:bookmarkStart w:id="29" w:name="_Toc534637498"/>
-      <w:bookmarkStart w:id="30" w:name="_Toc527112385"/>
+      <w:bookmarkStart w:id="28" w:name="_Toc534637498"/>
+      <w:bookmarkStart w:id="29" w:name="_Toc527112385"/>
+      <w:bookmarkStart w:id="30" w:name="_Toc25428"/>
       <w:r>
         <w:rPr>
           <w:rFonts w:hint="eastAsia" w:ascii="微软雅黑" w:hAnsi="微软雅黑" w:eastAsia="微软雅黑" w:cs="微软雅黑"/>
@@ -13576,9 +13618,9 @@
         </w:rPr>
       </w:pPr>
       <w:bookmarkStart w:id="31" w:name="_Toc6468"/>
-      <w:bookmarkStart w:id="32" w:name="_Toc23606"/>
+      <w:bookmarkStart w:id="32" w:name="_Toc4331_WPSOffice_Level2"/>
       <w:bookmarkStart w:id="33" w:name="_Toc32443_WPSOffice_Level2"/>
-      <w:bookmarkStart w:id="34" w:name="_Toc4331_WPSOffice_Level2"/>
+      <w:bookmarkStart w:id="34" w:name="_Toc23606"/>
       <w:bookmarkStart w:id="35" w:name="_Toc22255"/>
       <w:r>
         <w:rPr>
@@ -13736,8 +13778,8 @@
           </w14:textFill>
         </w:rPr>
       </w:pPr>
-      <w:bookmarkStart w:id="36" w:name="_Toc6931_WPSOffice_Level3"/>
-      <w:bookmarkStart w:id="37" w:name="_Toc18091_WPSOffice_Level3"/>
+      <w:bookmarkStart w:id="36" w:name="_Toc18091_WPSOffice_Level3"/>
+      <w:bookmarkStart w:id="37" w:name="_Toc6931_WPSOffice_Level3"/>
       <w:bookmarkStart w:id="38" w:name="_Toc15289_WPSOffice_Level3"/>
       <w:r>
         <w:rPr>
@@ -17412,7 +17454,31 @@
           <w:szCs w:val="24"/>
           <w:lang w:eastAsia="zh-CN"/>
         </w:rPr>
-        <w:t>{{ tdd.comutation }}</w:t>
+        <w:t>{{ tdd.comutation</w:t>
+      </w:r>
+      <w:r>
+        <w:rPr>
+          <w:rFonts w:hint="eastAsia" w:ascii="Times New Roman" w:hAnsi="Times New Roman" w:eastAsia="微软雅黑" w:cs="Times New Roman"/>
+          <w:b/>
+          <w:color w:val="auto"/>
+          <w:sz w:val="24"/>
+          <w:szCs w:val="24"/>
+          <w:lang w:val="en-US" w:eastAsia="zh-CN"/>
+        </w:rPr>
+        <w:t>1</w:t>
+      </w:r>
+      <w:bookmarkStart w:id="52" w:name="_GoBack"/>
+      <w:bookmarkEnd w:id="52"/>
+      <w:r>
+        <w:rPr>
+          <w:rFonts w:hint="eastAsia" w:ascii="Times New Roman" w:hAnsi="Times New Roman" w:eastAsia="微软雅黑" w:cs="Times New Roman"/>
+          <w:b/>
+          <w:color w:val="auto"/>
+          <w:sz w:val="24"/>
+          <w:szCs w:val="24"/>
+          <w:lang w:eastAsia="zh-CN"/>
+        </w:rPr>
+        <w:t xml:space="preserve"> }}</w:t>
       </w:r>
     </w:p>
     <w:tbl>
@@ -17530,7 +17596,7 @@
                 <w:szCs w:val="18"/>
                 <w:lang w:val="en-US" w:eastAsia="zh-CN"/>
               </w:rPr>
-              <w:t>-</w:t>
+              <w:t>{{tdd.comutation}}</w:t>
             </w:r>
           </w:p>
         </w:tc>
@@ -21271,8 +21337,8 @@
           <w:lang w:val="en-US" w:eastAsia="zh-CN"/>
         </w:rPr>
       </w:pPr>
-      <w:bookmarkStart w:id="42" w:name="_Toc526855038"/>
-      <w:bookmarkStart w:id="43" w:name="_Toc527112386"/>
+      <w:bookmarkStart w:id="42" w:name="_Toc527112386"/>
+      <w:bookmarkStart w:id="43" w:name="_Toc526855038"/>
       <w:bookmarkStart w:id="44" w:name="_Toc534637499"/>
       <w:r>
         <w:rPr>
@@ -23740,12 +23806,12 @@
         </w:rPr>
       </w:pPr>
       <w:bookmarkStart w:id="45" w:name="_Toc30533"/>
-      <w:bookmarkStart w:id="46" w:name="_Toc22458"/>
-      <w:bookmarkStart w:id="47" w:name="_Toc16368_WPSOffice_Level1"/>
-      <w:bookmarkStart w:id="48" w:name="_Toc7549"/>
-      <w:bookmarkStart w:id="49" w:name="_Toc22484_WPSOffice_Level1"/>
-      <w:bookmarkStart w:id="50" w:name="_Toc28910_WPSOffice_Level1"/>
-      <w:bookmarkStart w:id="51" w:name="_Toc19099"/>
+      <w:bookmarkStart w:id="46" w:name="_Toc22484_WPSOffice_Level1"/>
+      <w:bookmarkStart w:id="47" w:name="_Toc28910_WPSOffice_Level1"/>
+      <w:bookmarkStart w:id="48" w:name="_Toc22458"/>
+      <w:bookmarkStart w:id="49" w:name="_Toc7549"/>
+      <w:bookmarkStart w:id="50" w:name="_Toc19099"/>
+      <w:bookmarkStart w:id="51" w:name="_Toc16368_WPSOffice_Level1"/>
       <w:r>
         <w:rPr>
           <w:rFonts w:hint="eastAsia" w:ascii="微软雅黑" w:hAnsi="微软雅黑" w:eastAsia="微软雅黑" w:cs="微软雅黑"/>

--- a/WebContent/docx/甲状腺癌17检测报告-单样本-三峡.docx
+++ b/WebContent/docx/甲状腺癌17检测报告-单样本-三峡.docx
@@ -2261,8 +2261,8 @@
           <w:shd w:val="clear" w:color="auto" w:fill="17365D"/>
         </w:rPr>
       </w:pPr>
-      <w:bookmarkStart w:id="0" w:name="_Toc534637492"/>
-      <w:bookmarkStart w:id="1" w:name="_Toc526855031"/>
+      <w:bookmarkStart w:id="0" w:name="_Toc526855031"/>
+      <w:bookmarkStart w:id="1" w:name="_Toc534637492"/>
       <w:bookmarkStart w:id="2" w:name="_Toc527112379"/>
       <w:r>
         <w:rPr>
@@ -2341,6 +2341,7 @@
             <w:insideH w:val="single" w:color="243F61" w:themeColor="accent1" w:themeShade="7F" w:sz="6" w:space="0"/>
             <w:insideV w:val="single" w:color="243F61" w:themeColor="accent1" w:themeShade="7F" w:sz="6" w:space="0"/>
           </w:tblBorders>
+          <w:shd w:val="clear" w:color="auto" w:fill="auto"/>
           <w:tblCellMar>
             <w:top w:w="0" w:type="dxa"/>
             <w:left w:w="0" w:type="dxa"/>
@@ -2437,7 +2438,6 @@
             <w:insideH w:val="single" w:color="243F61" w:themeColor="accent1" w:themeShade="7F" w:sz="6" w:space="0"/>
             <w:insideV w:val="single" w:color="243F61" w:themeColor="accent1" w:themeShade="7F" w:sz="6" w:space="0"/>
           </w:tblBorders>
-          <w:shd w:val="clear" w:color="auto" w:fill="auto"/>
           <w:tblCellMar>
             <w:top w:w="0" w:type="dxa"/>
             <w:left w:w="0" w:type="dxa"/>
@@ -2599,7 +2599,6 @@
             <w:insideH w:val="single" w:color="243F61" w:themeColor="accent1" w:themeShade="7F" w:sz="6" w:space="0"/>
             <w:insideV w:val="single" w:color="243F61" w:themeColor="accent1" w:themeShade="7F" w:sz="6" w:space="0"/>
           </w:tblBorders>
-          <w:shd w:val="clear" w:color="auto" w:fill="auto"/>
           <w:tblCellMar>
             <w:top w:w="0" w:type="dxa"/>
             <w:left w:w="0" w:type="dxa"/>
@@ -2773,7 +2772,6 @@
             <w:insideH w:val="single" w:color="243F61" w:themeColor="accent1" w:themeShade="7F" w:sz="6" w:space="0"/>
             <w:insideV w:val="single" w:color="243F61" w:themeColor="accent1" w:themeShade="7F" w:sz="6" w:space="0"/>
           </w:tblBorders>
-          <w:shd w:val="clear" w:color="auto" w:fill="auto"/>
           <w:tblCellMar>
             <w:top w:w="0" w:type="dxa"/>
             <w:left w:w="0" w:type="dxa"/>
@@ -2837,7 +2835,6 @@
             <w:insideH w:val="single" w:color="243F61" w:themeColor="accent1" w:themeShade="7F" w:sz="6" w:space="0"/>
             <w:insideV w:val="single" w:color="243F61" w:themeColor="accent1" w:themeShade="7F" w:sz="6" w:space="0"/>
           </w:tblBorders>
-          <w:shd w:val="clear" w:color="auto" w:fill="auto"/>
           <w:tblCellMar>
             <w:top w:w="0" w:type="dxa"/>
             <w:left w:w="0" w:type="dxa"/>
@@ -3170,7 +3167,6 @@
             <w:insideH w:val="single" w:color="243F61" w:themeColor="accent1" w:themeShade="7F" w:sz="6" w:space="0"/>
             <w:insideV w:val="single" w:color="243F61" w:themeColor="accent1" w:themeShade="7F" w:sz="6" w:space="0"/>
           </w:tblBorders>
-          <w:shd w:val="clear" w:color="auto" w:fill="auto"/>
           <w:tblCellMar>
             <w:top w:w="0" w:type="dxa"/>
             <w:left w:w="0" w:type="dxa"/>
@@ -3232,7 +3228,6 @@
             <w:insideH w:val="single" w:color="243F61" w:themeColor="accent1" w:themeShade="7F" w:sz="6" w:space="0"/>
             <w:insideV w:val="single" w:color="243F61" w:themeColor="accent1" w:themeShade="7F" w:sz="6" w:space="0"/>
           </w:tblBorders>
-          <w:shd w:val="clear" w:color="auto" w:fill="auto"/>
           <w:tblCellMar>
             <w:top w:w="0" w:type="dxa"/>
             <w:left w:w="0" w:type="dxa"/>
@@ -3652,12 +3647,12 @@
           <w:lang w:val="en-US" w:eastAsia="zh-CN" w:bidi="ar-SA"/>
         </w:rPr>
       </w:pPr>
-      <w:bookmarkStart w:id="4" w:name="_Toc19898_WPSOffice_Level1"/>
-      <w:bookmarkStart w:id="5" w:name="_Toc22132"/>
-      <w:bookmarkStart w:id="6" w:name="_Toc20136_WPSOffice_Level1"/>
-      <w:bookmarkStart w:id="7" w:name="_Toc2781"/>
-      <w:bookmarkStart w:id="8" w:name="_Toc499"/>
-      <w:bookmarkStart w:id="9" w:name="_Toc2819"/>
+      <w:bookmarkStart w:id="4" w:name="_Toc499"/>
+      <w:bookmarkStart w:id="5" w:name="_Toc20136_WPSOffice_Level1"/>
+      <w:bookmarkStart w:id="6" w:name="_Toc2819"/>
+      <w:bookmarkStart w:id="7" w:name="_Toc22132"/>
+      <w:bookmarkStart w:id="8" w:name="_Toc19898_WPSOffice_Level1"/>
+      <w:bookmarkStart w:id="9" w:name="_Toc2781"/>
       <w:r>
         <w:rPr>
           <w:rFonts w:hint="eastAsia" w:ascii="Times New Roman" w:hAnsi="Times New Roman" w:eastAsia="微软雅黑" w:cs="黑体"/>
@@ -3694,11 +3689,11 @@
         </w:rPr>
       </w:pPr>
       <w:bookmarkStart w:id="10" w:name="_Toc18062_WPSOffice_Level2"/>
-      <w:bookmarkStart w:id="11" w:name="_Toc10877"/>
-      <w:bookmarkStart w:id="12" w:name="_Toc3049"/>
-      <w:bookmarkStart w:id="13" w:name="_Toc23375"/>
-      <w:bookmarkStart w:id="14" w:name="_Toc9088"/>
-      <w:bookmarkStart w:id="15" w:name="_Toc11015_WPSOffice_Level2"/>
+      <w:bookmarkStart w:id="11" w:name="_Toc23375"/>
+      <w:bookmarkStart w:id="12" w:name="_Toc9088"/>
+      <w:bookmarkStart w:id="13" w:name="_Toc11015_WPSOffice_Level2"/>
+      <w:bookmarkStart w:id="14" w:name="_Toc3049"/>
+      <w:bookmarkStart w:id="15" w:name="_Toc10877"/>
       <w:r>
         <w:rPr>
           <w:rFonts w:hint="eastAsia" w:ascii="微软雅黑" w:hAnsi="微软雅黑" w:eastAsia="微软雅黑" w:cs="微软雅黑"/>
@@ -3745,6 +3740,12 @@
             <w:insideH w:val="dashed" w:color="244061" w:sz="4" w:space="0"/>
             <w:insideV w:val="dashed" w:color="244061" w:sz="4" w:space="0"/>
           </w:tblBorders>
+          <w:tblCellMar>
+            <w:top w:w="0" w:type="dxa"/>
+            <w:left w:w="108" w:type="dxa"/>
+            <w:bottom w:w="0" w:type="dxa"/>
+            <w:right w:w="108" w:type="dxa"/>
+          </w:tblCellMar>
         </w:tblPrEx>
         <w:trPr>
           <w:cantSplit/>
@@ -5493,7 +5494,27 @@
                 <w:szCs w:val="21"/>
                 <w:lang w:eastAsia="zh-CN"/>
               </w:rPr>
-              <w:t>{{ tip.ExonicFunc }}</w:t>
+              <w:t>{{ tip.ExonicFunc</w:t>
+            </w:r>
+            <w:r>
+              <w:rPr>
+                <w:rFonts w:hint="eastAsia" w:ascii="Times New Roman" w:hAnsi="Times New Roman" w:eastAsia="微软雅黑" w:cs="Times New Roman"/>
+                <w:sz w:val="21"/>
+                <w:szCs w:val="21"/>
+                <w:lang w:val="en-US" w:eastAsia="zh-CN"/>
+              </w:rPr>
+              <w:t>3</w:t>
+            </w:r>
+            <w:bookmarkStart w:id="52" w:name="_GoBack"/>
+            <w:bookmarkEnd w:id="52"/>
+            <w:r>
+              <w:rPr>
+                <w:rFonts w:hint="eastAsia" w:ascii="Times New Roman" w:hAnsi="Times New Roman" w:eastAsia="微软雅黑" w:cs="Times New Roman"/>
+                <w:sz w:val="21"/>
+                <w:szCs w:val="21"/>
+                <w:lang w:eastAsia="zh-CN"/>
+              </w:rPr>
+              <w:t xml:space="preserve"> }}</w:t>
             </w:r>
           </w:p>
         </w:tc>
@@ -9262,11 +9283,11 @@
           <w:lang w:val="en-US" w:eastAsia="zh-CN"/>
         </w:rPr>
       </w:pPr>
-      <w:bookmarkStart w:id="16" w:name="_Toc4339"/>
-      <w:bookmarkStart w:id="17" w:name="_Toc7551_WPSOffice_Level2"/>
-      <w:bookmarkStart w:id="18" w:name="_Toc25737"/>
-      <w:bookmarkStart w:id="19" w:name="_Toc22552"/>
-      <w:bookmarkStart w:id="20" w:name="_Toc6221_WPSOffice_Level2"/>
+      <w:bookmarkStart w:id="16" w:name="_Toc7551_WPSOffice_Level2"/>
+      <w:bookmarkStart w:id="17" w:name="_Toc25737"/>
+      <w:bookmarkStart w:id="18" w:name="_Toc6221_WPSOffice_Level2"/>
+      <w:bookmarkStart w:id="19" w:name="_Toc4339"/>
+      <w:bookmarkStart w:id="20" w:name="_Toc22552"/>
       <w:bookmarkStart w:id="21" w:name="_Toc20320"/>
       <w:r>
         <w:rPr>
@@ -10403,8 +10424,8 @@
           <w:lang w:val="en-US" w:eastAsia="zh-CN"/>
         </w:rPr>
       </w:pPr>
-      <w:bookmarkStart w:id="23" w:name="_Toc10223"/>
-      <w:bookmarkStart w:id="24" w:name="_Toc9387"/>
+      <w:bookmarkStart w:id="23" w:name="_Toc9387"/>
+      <w:bookmarkStart w:id="24" w:name="_Toc10223"/>
       <w:bookmarkStart w:id="25" w:name="_Toc106719764"/>
       <w:bookmarkStart w:id="26" w:name="_Toc20034"/>
       <w:r>
@@ -10929,6 +10950,7 @@
             <w:insideH w:val="dashed" w:color="244061" w:sz="4" w:space="0"/>
             <w:insideV w:val="dashed" w:color="244061" w:sz="4" w:space="0"/>
           </w:tblBorders>
+          <w:shd w:val="clear" w:color="auto" w:fill="auto"/>
           <w:tblCellMar>
             <w:top w:w="0" w:type="dxa"/>
             <w:left w:w="108" w:type="dxa"/>
@@ -11349,6 +11371,7 @@
             <w:insideH w:val="dashed" w:color="244061" w:sz="4" w:space="0"/>
             <w:insideV w:val="dashed" w:color="244061" w:sz="4" w:space="0"/>
           </w:tblBorders>
+          <w:shd w:val="clear" w:color="auto" w:fill="auto"/>
           <w:tblCellMar>
             <w:top w:w="0" w:type="dxa"/>
             <w:left w:w="108" w:type="dxa"/>
@@ -13617,11 +13640,11 @@
           <w:lang w:val="en-US" w:eastAsia="zh-CN"/>
         </w:rPr>
       </w:pPr>
-      <w:bookmarkStart w:id="31" w:name="_Toc6468"/>
-      <w:bookmarkStart w:id="32" w:name="_Toc4331_WPSOffice_Level2"/>
-      <w:bookmarkStart w:id="33" w:name="_Toc32443_WPSOffice_Level2"/>
-      <w:bookmarkStart w:id="34" w:name="_Toc23606"/>
-      <w:bookmarkStart w:id="35" w:name="_Toc22255"/>
+      <w:bookmarkStart w:id="31" w:name="_Toc23606"/>
+      <w:bookmarkStart w:id="32" w:name="_Toc22255"/>
+      <w:bookmarkStart w:id="33" w:name="_Toc6468"/>
+      <w:bookmarkStart w:id="34" w:name="_Toc32443_WPSOffice_Level2"/>
+      <w:bookmarkStart w:id="35" w:name="_Toc4331_WPSOffice_Level2"/>
       <w:r>
         <w:rPr>
           <w:rFonts w:hint="eastAsia" w:ascii="微软雅黑" w:hAnsi="微软雅黑" w:eastAsia="微软雅黑" w:cs="微软雅黑"/>
@@ -13778,9 +13801,9 @@
           </w14:textFill>
         </w:rPr>
       </w:pPr>
-      <w:bookmarkStart w:id="36" w:name="_Toc18091_WPSOffice_Level3"/>
-      <w:bookmarkStart w:id="37" w:name="_Toc6931_WPSOffice_Level3"/>
-      <w:bookmarkStart w:id="38" w:name="_Toc15289_WPSOffice_Level3"/>
+      <w:bookmarkStart w:id="36" w:name="_Toc6931_WPSOffice_Level3"/>
+      <w:bookmarkStart w:id="37" w:name="_Toc15289_WPSOffice_Level3"/>
+      <w:bookmarkStart w:id="38" w:name="_Toc18091_WPSOffice_Level3"/>
       <w:r>
         <w:rPr>
           <w:rFonts w:hint="eastAsia" w:ascii="Times New Roman" w:hAnsi="Times New Roman" w:eastAsia="微软雅黑" w:cs="Times New Roman"/>
@@ -17467,8 +17490,6 @@
         </w:rPr>
         <w:t>1</w:t>
       </w:r>
-      <w:bookmarkStart w:id="52" w:name="_GoBack"/>
-      <w:bookmarkEnd w:id="52"/>
       <w:r>
         <w:rPr>
           <w:rFonts w:hint="eastAsia" w:ascii="Times New Roman" w:hAnsi="Times New Roman" w:eastAsia="微软雅黑" w:cs="Times New Roman"/>
@@ -17519,6 +17540,12 @@
             <w:insideH w:val="dotted" w:color="45A3A7" w:sz="4" w:space="0"/>
             <w:insideV w:val="dotted" w:color="45A3A7" w:sz="4" w:space="0"/>
           </w:tblBorders>
+          <w:tblCellMar>
+            <w:top w:w="0" w:type="dxa"/>
+            <w:left w:w="108" w:type="dxa"/>
+            <w:bottom w:w="0" w:type="dxa"/>
+            <w:right w:w="108" w:type="dxa"/>
+          </w:tblCellMar>
         </w:tblPrEx>
         <w:trPr>
           <w:trHeight w:val="417" w:hRule="atLeast"/>
@@ -20750,8 +20777,8 @@
           <w:lang w:eastAsia="zh-CN"/>
         </w:rPr>
       </w:pPr>
-      <w:bookmarkStart w:id="39" w:name="_Toc9494"/>
-      <w:bookmarkStart w:id="40" w:name="_Toc11393"/>
+      <w:bookmarkStart w:id="39" w:name="_Toc11393"/>
+      <w:bookmarkStart w:id="40" w:name="_Toc9494"/>
       <w:bookmarkStart w:id="41" w:name="_Toc9080"/>
       <w:r>
         <w:rPr>
@@ -21337,8 +21364,8 @@
           <w:lang w:val="en-US" w:eastAsia="zh-CN"/>
         </w:rPr>
       </w:pPr>
-      <w:bookmarkStart w:id="42" w:name="_Toc527112386"/>
-      <w:bookmarkStart w:id="43" w:name="_Toc526855038"/>
+      <w:bookmarkStart w:id="42" w:name="_Toc526855038"/>
+      <w:bookmarkStart w:id="43" w:name="_Toc527112386"/>
       <w:bookmarkStart w:id="44" w:name="_Toc534637499"/>
       <w:r>
         <w:rPr>
@@ -23805,11 +23832,11 @@
           <w:lang w:val="en-US" w:eastAsia="zh-CN"/>
         </w:rPr>
       </w:pPr>
-      <w:bookmarkStart w:id="45" w:name="_Toc30533"/>
-      <w:bookmarkStart w:id="46" w:name="_Toc22484_WPSOffice_Level1"/>
-      <w:bookmarkStart w:id="47" w:name="_Toc28910_WPSOffice_Level1"/>
-      <w:bookmarkStart w:id="48" w:name="_Toc22458"/>
-      <w:bookmarkStart w:id="49" w:name="_Toc7549"/>
+      <w:bookmarkStart w:id="45" w:name="_Toc28910_WPSOffice_Level1"/>
+      <w:bookmarkStart w:id="46" w:name="_Toc30533"/>
+      <w:bookmarkStart w:id="47" w:name="_Toc22458"/>
+      <w:bookmarkStart w:id="48" w:name="_Toc7549"/>
+      <w:bookmarkStart w:id="49" w:name="_Toc22484_WPSOffice_Level1"/>
       <w:bookmarkStart w:id="50" w:name="_Toc19099"/>
       <w:bookmarkStart w:id="51" w:name="_Toc16368_WPSOffice_Level1"/>
       <w:r>
